--- a/BSI.IT.27.C7_Design_WT_Sample_of_1_MIA25142.docx
+++ b/BSI.IT.27.C7_Design_WT_Sample_of_1_MIA25142.docx
@@ -119,10 +119,10 @@
             <w:r>
               <w:rPr>
                 <w:b/>
-                <w:color w:val="C00000"/>
+                <w:color w:val="107C41"/>
                 <w:sz w:val="26"/>
               </w:rPr>
-              <w:t>FAIL</w:t>
+              <w:t>PASS</w:t>
             </w:r>
           </w:p>
         </w:tc>
@@ -159,7 +159,7 @@
                 <w:color w:val="B45F06"/>
                 <w:sz w:val="26"/>
               </w:rPr>
-              <w:t>4</w:t>
+              <w:t>3</w:t>
             </w:r>
           </w:p>
         </w:tc>
@@ -387,7 +387,7 @@
               <w:rPr>
                 <w:sz w:val="18"/>
               </w:rPr>
-              <w:t xml:space="preserve">MIA25142 – Miguel Nieves Nieves (identity 100546241); CISCO Network Administrators and ISEAdmin; 2025 Q3 PAM BSI SOX Manager Certification – Revoked 08/28/2025</w:t>
+              <w:t xml:space="preserve">MIA25142 – Miguel Nieves Nieves (identity 100546241); CISCO Network Administrators and ISEAdmin; 2025 Q3 PAM BSI SOX Manager Certification – Revoked 08/28/2025, removed 09/02/2025</w:t>
             </w:r>
           </w:p>
         </w:tc>
@@ -452,6 +452,24 @@
     </w:tbl>
     <w:p>
       <w:pPr>
+        <w:spacing w:before="140" w:after="40"/>
+      </w:pPr>
+      <w:r>
+        <w:rPr>
+          <w:b/>
+          <w:color w:val="17365D"/>
+          <w:sz w:val="19"/>
+        </w:rPr>
+        <w:t xml:space="preserve">Control description</w:t>
+      </w:r>
+    </w:p>
+    <w:p>
+      <w:r>
+        <w:t xml:space="preserve">[BSI.IT.27.C7 Network Device Admin Account Review] At least semiannually, InfoSec initiates accounts reviews for network device administrators, users and service accounts that will be performed by managers or account owners. Inappropriate access is revoked by PAM/IAM team, within SLA.</w:t>
+      </w:r>
+    </w:p>
+    <w:p>
+      <w:pPr>
         <w:pStyle w:val="Heading1"/>
         <w:spacing w:before="160" w:after="100"/>
       </w:pPr>
@@ -464,12 +482,12 @@
     </w:p>
     <w:p>
       <w:r>
-        <w:t xml:space="preserve">The control design is effective. The control statement requires a review at least semi-annually; the PAM Recertification Procedure sets a quarterly SOX privileged access recertification (E02, sec. 2), which is more frequent and appropriate for privileged network access (E01, SUS.IAMS.4.2.5.6 – privileged accounts enrolled in PAM are recertified quarterly). The nature of the control is manual with tool support: the PAM US Team builds the campaign from the in-scope privileged network AD groups – CISCO ISE Administrators, CISCO Network Administrators, ISEAdmin and F5FullAdmin (E03, sec. 3.3) – the IAM team loads it into SanIAM / SailPoint, and the line manager (person accounts) or the account owner (service accounts) approves or revokes each entitlement (E02, sec. 4.1.1 C1–C2 and sec. 8 steps 1–8). Revoked access is removed through a ServiceNow revocation ticket worked by IT Application Support and verified by the PAM team (E02, C3–C4 and steps 9–10) within 30 business days of the close of the review (E01, SUS.IAMS.4.2.5.21). Decisions, decision makers and sign-off dates are retained in SanIAM, and removals can be traced in Netwrix and the AD extracts (Refer to E04–E06).</w:t>
+        <w:t xml:space="preserve">The control design is effective. Frequency: the control statement requires a review at least semiannually; the PAM Recertification Procedure sets a quarterly SOX privileged access recertification (E02, sec. 2), consistent with SUS.IAMS.4.2.5.6 (privileged accounts enrolled in PAM recertified quarterly) and 4.2.5.19 (at least semi-annually) (E01). Initiation: the PAM US Team (InfoSec) builds the campaign from the in-scope privileged network AD groups – CISCO ISE Administrators, CISCO Network Administrators, ISEAdmin and F5FullAdmin (E03, sec. 3.3) – and the IAM team loads it into SanIAM / SailPoint (E02, sec. 4.1.1 C1 and sec. 8 steps 1–7). Reviewers: the line manager reviews person accounts and the account owner reviews service accounts (E02, 4.1.1 C2, step 4; E01, SUS.IAMS.4.2.5.6). Revocation: a Revoked decision generates a ServiceNow revocation ticket worked by IT Application Support and confirmed by the PAM team (E02, C3–C4, steps 9–10), within 30 business days of the close of the review (E01, SUS.IAMS.4.2.5.21). Decisions, decision makers and sign-off dates are retained in SanIAM, and removals can be traced in Netwrix and the AD extracts (Refer to E04–E06).</w:t>
       </w:r>
     </w:p>
     <w:p>
       <w:r>
-        <w:t xml:space="preserve">Overall Rating: Satisfactory, with four design observations: (1) the procedure confirms revocation completion once (step 10) but has no step to confirm that revoked access stays removed or to detect re-grants between reviews – the gap that caused the exception in this sample; (2) the 30-business-day SLA is defined only in the IAM Standard (SUS.IAMS.4.2.5.21), not in the procedure; (3) the revocation of terminated users (step 9) depends on IAMS termination data, which is inconsistent with AD (termination 12/31/2024 for accounts that are still active); (4) the "Account Status" and "SOX" fields of the SailPoint export are not reliable and the AD user extract used as the authoritative source has no group membership.</w:t>
+        <w:t xml:space="preserve">Overall Rating: Satisfactory, with three observations: (1) the 30-business-day SLA is defined only in the IAM Standard (SUS.IAMS.4.2.5.21), not in the procedure; (2) access removed after a review can be added back without the review detecting it until the next cycle – re-grants depend on the privileged access provisioning control (SUS.IAMS.4.2.3.4); (3) IAMS termination dates are inconsistent with IAMS / AD status, and the SailPoint "Account Status" / "SOX" fields and the AD user extract (no group membership) are not reliable as audit evidence.</w:t>
       </w:r>
     </w:p>
     <w:p>
@@ -505,7 +523,7 @@
           <w:color w:val="1F1F1F"/>
           <w:sz w:val="17"/>
         </w:rPr>
-        <w:t xml:space="preserve">Approved: access remains valid and the process ends for that entitlement (E02, step 9).</w:t>
+        <w:t xml:space="preserve">Approved: access remains valid and the process ends for that entitlement (E02, step 9). No removal is required, so no SLA applies.</w:t>
       </w:r>
     </w:p>
     <w:p>
@@ -533,22 +551,22 @@
           <w:color w:val="1F1F1F"/>
           <w:sz w:val="17"/>
         </w:rPr>
-        <w:t xml:space="preserve">Terminated users: the PAM team also submits revocation tickets for terminated users, whatever the reviewer decided (E02, step 9).</w:t>
+        <w:t xml:space="preserve">SLA: the removal must be completed within 30 business days of the close of the review (E01, SUS.IAMS.4.2.5.21; 4.2.5.7). The SLA is measured only for Revoked decisions.</w:t>
       </w:r>
     </w:p>
     <w:p>
       <w:r>
-        <w:t xml:space="preserve">Removal must be completed within 30 business days of the close of the review (E01, SUS.IAMS.4.2.5.21). If a user whose access was rejected keeps the privileges, the PAM team escalates the finding to senior management (E02, sec. 4.2). Exceptions to the procedure are reviewed by the Santander US Head of Identity and Access Services and approved by the BSI CISO (E02, sec. 5).</w:t>
+        <w:t xml:space="preserve">If a user whose access was rejected keeps the privileges, the PAM team escalates the finding to senior management (E02, sec. 4.2). Exceptions to the procedure are reviewed by the Santander US Head of Identity and Access Services and approved by the BSI CISO (E02, sec. 5). Access added after the review is a new grant and must follow the privileged access change process – an approved request validated by the manager and a second-level approver (E01, SUS.IAMS.4.2.3.4).</w:t>
       </w:r>
     </w:p>
     <w:p>
       <w:r>
-        <w:t xml:space="preserve">Sample of one: account MIA25142 (Miguel Nieves Nieves) was traced end to end – the 2025 Q3 revoke decision in SanIAM (E04), the removal from CISCO Network Administrators and ISEAdmin in Netwrix (E04), the AD membership on 11/25/2025 and 05/15/2026 (E04 / E05), and the 2026 Q1 and 2026 Q2 certifications (E05 / E06). Results are in Section 3.</w:t>
+        <w:t xml:space="preserve">Sample of one: account MIA25142 (Miguel Nieves Nieves) was traced end to end – the 2025 Q3 campaign and the revoke decision in SanIAM (E04), the removal from CISCO Network Administrators and ISEAdmin in Netwrix (E04), and the account status in the following reviews (E05 / E06). Results are in Section 3.</w:t>
       </w:r>
     </w:p>
     <w:p>
       <w:r>
-        <w:t xml:space="preserve">Based on the walkthrough and our understanding of the process, the control appears to be designed appropriately to mitigate the risk of inappropriate privileged network access. For the sample of one, the review, the decision and the removal operated as described and on time, but the removal was not sustained: the access was re-granted without an approved request and approved again in the next two reviews. This is reported as an implementation exception (A6 – E3) and supports design observation (1).</w:t>
+        <w:t xml:space="preserve">Based on the walkthrough and our understanding of the process, the control appears to be designed appropriately and implemented as described, and it is adequate to mitigate the risk of inappropriate privileged network access: the review was initiated by InfoSec, performed by the authorized line manager, and the access identified as inappropriate was revoked by the PAM/IAM team within the SLA.</w:t>
       </w:r>
     </w:p>
     <w:p>
@@ -714,7 +732,7 @@
               <w:rPr>
                 <w:sz w:val="16"/>
               </w:rPr>
-              <w:t xml:space="preserve">Certification campaign (A1 – initiation)</w:t>
+              <w:t xml:space="preserve">"At least semiannually" (A1 – frequency)</w:t>
             </w:r>
           </w:p>
         </w:tc>
@@ -738,7 +756,7 @@
               <w:rPr>
                 <w:sz w:val="16"/>
               </w:rPr>
-              <w:t xml:space="preserve">2025 Q3 PAM BSI SOX Manager Certification, launched 08/01/2025 by the PAM team in SanIAM / SailPoint</w:t>
+              <w:t xml:space="preserve">2025 Q3 review (launched 08/01/2025) for H2 2025 and 2026 Q1 review (launched 04/09/2026) for H1 2026; MIA25142 included in both</w:t>
             </w:r>
           </w:p>
         </w:tc>
@@ -763,7 +781,7 @@
               <w:rPr>
                 <w:sz w:val="16"/>
               </w:rPr>
-              <w:t xml:space="preserve">E04 (tab 2); E07 2_Step-by-Step 1.3</w:t>
+              <w:t xml:space="preserve">E04; E05; E07 2_Step-by-Step 4.1; E01 SUS.IAMS.4.2.5.19</w:t>
             </w:r>
           </w:p>
         </w:tc>
@@ -818,7 +836,7 @@
               <w:rPr>
                 <w:sz w:val="16"/>
               </w:rPr>
-              <w:t xml:space="preserve">Account and entitlements in scope (A2)</w:t>
+              <w:t xml:space="preserve">"InfoSec initiates accounts reviews" (A1 – initiation)</w:t>
             </w:r>
           </w:p>
         </w:tc>
@@ -842,7 +860,7 @@
               <w:rPr>
                 <w:sz w:val="16"/>
               </w:rPr>
-              <w:t xml:space="preserve">MIA25142 – Nieves Nieves, Miguel (identity 100546241, person account); CISCO Network Administrators and ISEAdmin</w:t>
+              <w:t xml:space="preserve">2025 Q3 PAM BSI SOX Manager Certification launched by the PAM US Team in SanIAM / SailPoint</w:t>
             </w:r>
           </w:p>
         </w:tc>
@@ -867,7 +885,7 @@
               <w:rPr>
                 <w:sz w:val="16"/>
               </w:rPr>
-              <w:t xml:space="preserve">E04 (rows 2538–2539); E03 sec. 3.3</w:t>
+              <w:t xml:space="preserve">E04 (tab 2); E02 4.1.1 C1, sec. 8 steps 1–7</w:t>
             </w:r>
           </w:p>
         </w:tc>
@@ -922,7 +940,7 @@
               <w:rPr>
                 <w:sz w:val="16"/>
               </w:rPr>
-              <w:t xml:space="preserve">Population completeness (A2)</w:t>
+              <w:t xml:space="preserve">"for network device administrators, users and service accounts" (A2 – completeness)</w:t>
             </w:r>
           </w:p>
         </w:tc>
@@ -946,7 +964,7 @@
               <w:rPr>
                 <w:sz w:val="16"/>
               </w:rPr>
-              <w:t xml:space="preserve">Both memberships present in the BSI AD extract and certified in the campaign</w:t>
+              <w:t xml:space="preserve">MIA25142 (person account, identity 100546241) in CISCO Network Administrators and ISEAdmin – both memberships in the AD extract and in the campaign</w:t>
             </w:r>
           </w:p>
         </w:tc>
@@ -971,7 +989,7 @@
               <w:rPr>
                 <w:sz w:val="16"/>
               </w:rPr>
-              <w:t xml:space="preserve">E04 AD extract 11/25/2025 (row 1639)</w:t>
+              <w:t xml:space="preserve">E04 (rows 2538–2539; AD extract row 1639); E03 sec. 3.3</w:t>
             </w:r>
           </w:p>
         </w:tc>
@@ -1026,7 +1044,7 @@
               <w:rPr>
                 <w:sz w:val="16"/>
               </w:rPr>
-              <w:t xml:space="preserve">Reviewer authorization (A3)</w:t>
+              <w:t xml:space="preserve">"performed by managers or account owners" (A3 – reviewer)</w:t>
             </w:r>
           </w:p>
         </w:tc>
@@ -1075,7 +1093,7 @@
               <w:rPr>
                 <w:sz w:val="16"/>
               </w:rPr>
-              <w:t xml:space="preserve">E04 (rows 2538–2539); E06 SOX Manager (rows 98–100)</w:t>
+              <w:t xml:space="preserve">E04 (rows 2538–2539); E02 4.1.1 C2; E01 SUS.IAMS.4.2.5.6</w:t>
             </w:r>
           </w:p>
         </w:tc>
@@ -1130,7 +1148,7 @@
               <w:rPr>
                 <w:sz w:val="16"/>
               </w:rPr>
-              <w:t xml:space="preserve">Decision documented and signed off (A4)</w:t>
+              <w:t xml:space="preserve">Review decision documented (A4)</w:t>
             </w:r>
           </w:p>
         </w:tc>
@@ -1179,7 +1197,7 @@
               <w:rPr>
                 <w:sz w:val="16"/>
               </w:rPr>
-              <w:t xml:space="preserve">E04 (rows 2538–2539)</w:t>
+              <w:t xml:space="preserve">E04 (rows 2538–2539); E02 sec. 8 step 8</w:t>
             </w:r>
           </w:p>
         </w:tc>
@@ -1234,7 +1252,7 @@
               <w:rPr>
                 <w:sz w:val="16"/>
               </w:rPr>
-              <w:t xml:space="preserve">Revocation identified through the review (A5)</w:t>
+              <w:t xml:space="preserve">"Inappropriate access" identified (A5)</w:t>
             </w:r>
           </w:p>
         </w:tc>
@@ -1258,7 +1276,7 @@
               <w:rPr>
                 <w:sz w:val="16"/>
               </w:rPr>
-              <w:t xml:space="preserve">Yes – both memberships revoked by the line manager</w:t>
+              <w:t xml:space="preserve">Yes – the line manager revoked both privileged memberships through the review</w:t>
             </w:r>
           </w:p>
         </w:tc>
@@ -1283,7 +1301,7 @@
               <w:rPr>
                 <w:sz w:val="16"/>
               </w:rPr>
-              <w:t xml:space="preserve">E04 (rows 2538–2539)</w:t>
+              <w:t xml:space="preserve">E04 (rows 2538–2539); E01 SUS.IAMS.4.2.5.1, 4.2.5.7</w:t>
             </w:r>
           </w:p>
         </w:tc>
@@ -1338,7 +1356,7 @@
               <w:rPr>
                 <w:sz w:val="16"/>
               </w:rPr>
-              <w:t xml:space="preserve">Revocation ticket (ServiceNow)</w:t>
+              <w:t xml:space="preserve">"is revoked by PAM/IAM team" (A6 – removal)</w:t>
             </w:r>
           </w:p>
         </w:tc>
@@ -1362,7 +1380,215 @@
               <w:rPr>
                 <w:sz w:val="16"/>
               </w:rPr>
-              <w:t xml:space="preserve">Not provided by management</w:t>
+              <w:t xml:space="preserve">Both memberships removed on 09/02/2025 per Netwrix, matching the decision</w:t>
+            </w:r>
+          </w:p>
+        </w:tc>
+        <w:tc>
+          <w:tcPr>
+            <w:tcW w:w="2556" w:type="dxa"/>
+            <w:shd w:val="clear" w:color="auto" w:fill="F8FAFC"/>
+            <w:tcMar>
+              <w:top w:w="110" w:type="dxa"/>
+              <w:left w:w="110" w:type="dxa"/>
+              <w:bottom w:w="110" w:type="dxa"/>
+              <w:right w:w="110" w:type="dxa"/>
+            </w:tcMar>
+            <w:vAlign w:val="center"/>
+          </w:tcPr>
+          <w:p>
+            <w:pPr>
+              <w:spacing w:after="0" w:line="240" w:lineRule="auto"/>
+              <w:jc w:val="center"/>
+            </w:pPr>
+            <w:r>
+              <w:rPr>
+                <w:sz w:val="16"/>
+              </w:rPr>
+              <w:t xml:space="preserve">E04 Netwrix log; E02 4.1.1 C3–C4, step 10; E01 SUS.IAMS.4.2.5.10</w:t>
+            </w:r>
+          </w:p>
+        </w:tc>
+        <w:tc>
+          <w:tcPr>
+            <w:tcW w:w="2556" w:type="dxa"/>
+            <w:shd w:val="clear" w:color="auto" w:fill="F8FAFC"/>
+            <w:tcMar>
+              <w:top w:w="110" w:type="dxa"/>
+              <w:left w:w="110" w:type="dxa"/>
+              <w:bottom w:w="110" w:type="dxa"/>
+              <w:right w:w="110" w:type="dxa"/>
+            </w:tcMar>
+            <w:vAlign w:val="center"/>
+          </w:tcPr>
+          <w:p>
+            <w:pPr>
+              <w:spacing w:after="0" w:line="240" w:lineRule="auto"/>
+            </w:pPr>
+            <w:r>
+              <w:rPr>
+                <w:color w:val="107C41"/>
+                <w:sz w:val="16"/>
+              </w:rPr>
+              <w:t xml:space="preserve">Pass</w:t>
+            </w:r>
+          </w:p>
+        </w:tc>
+      </w:tr>
+      <w:tr>
+        <w:trPr>
+          <w:cantSplit/>
+          <w:jc w:val="center"/>
+        </w:trPr>
+        <w:tc>
+          <w:tcPr>
+            <w:tcW w:w="2556" w:type="dxa"/>
+            <w:shd w:val="clear" w:color="auto" w:fill="F8FAFC"/>
+            <w:tcMar>
+              <w:top w:w="110" w:type="dxa"/>
+              <w:left w:w="110" w:type="dxa"/>
+              <w:bottom w:w="110" w:type="dxa"/>
+              <w:right w:w="110" w:type="dxa"/>
+            </w:tcMar>
+            <w:vAlign w:val="center"/>
+          </w:tcPr>
+          <w:p>
+            <w:pPr>
+              <w:spacing w:after="0" w:line="240" w:lineRule="auto"/>
+            </w:pPr>
+            <w:r>
+              <w:rPr>
+                <w:sz w:val="16"/>
+              </w:rPr>
+              <w:t xml:space="preserve">"within SLA" (A6 – timeliness)</w:t>
+            </w:r>
+          </w:p>
+        </w:tc>
+        <w:tc>
+          <w:tcPr>
+            <w:tcW w:w="2556" w:type="dxa"/>
+            <w:shd w:val="clear" w:color="auto" w:fill="F8FAFC"/>
+            <w:tcMar>
+              <w:top w:w="110" w:type="dxa"/>
+              <w:left w:w="110" w:type="dxa"/>
+              <w:bottom w:w="110" w:type="dxa"/>
+              <w:right w:w="110" w:type="dxa"/>
+            </w:tcMar>
+            <w:vAlign w:val="center"/>
+          </w:tcPr>
+          <w:p>
+            <w:pPr>
+              <w:spacing w:after="0" w:line="240" w:lineRule="auto"/>
+            </w:pPr>
+            <w:r>
+              <w:rPr>
+                <w:sz w:val="16"/>
+              </w:rPr>
+              <w:t xml:space="preserve">2 business days after the 08/28/2025 close of review; deadline 10/10/2025 (30 business days)</w:t>
+            </w:r>
+          </w:p>
+        </w:tc>
+        <w:tc>
+          <w:tcPr>
+            <w:tcW w:w="2556" w:type="dxa"/>
+            <w:shd w:val="clear" w:color="auto" w:fill="F8FAFC"/>
+            <w:tcMar>
+              <w:top w:w="110" w:type="dxa"/>
+              <w:left w:w="110" w:type="dxa"/>
+              <w:bottom w:w="110" w:type="dxa"/>
+              <w:right w:w="110" w:type="dxa"/>
+            </w:tcMar>
+            <w:vAlign w:val="center"/>
+          </w:tcPr>
+          <w:p>
+            <w:pPr>
+              <w:spacing w:after="0" w:line="240" w:lineRule="auto"/>
+              <w:jc w:val="center"/>
+            </w:pPr>
+            <w:r>
+              <w:rPr>
+                <w:sz w:val="16"/>
+              </w:rPr>
+              <w:t xml:space="preserve">E04; E01 SUS.IAMS.4.2.5.21</w:t>
+            </w:r>
+          </w:p>
+        </w:tc>
+        <w:tc>
+          <w:tcPr>
+            <w:tcW w:w="2556" w:type="dxa"/>
+            <w:shd w:val="clear" w:color="auto" w:fill="F8FAFC"/>
+            <w:tcMar>
+              <w:top w:w="110" w:type="dxa"/>
+              <w:left w:w="110" w:type="dxa"/>
+              <w:bottom w:w="110" w:type="dxa"/>
+              <w:right w:w="110" w:type="dxa"/>
+            </w:tcMar>
+            <w:vAlign w:val="center"/>
+          </w:tcPr>
+          <w:p>
+            <w:pPr>
+              <w:spacing w:after="0" w:line="240" w:lineRule="auto"/>
+            </w:pPr>
+            <w:r>
+              <w:rPr>
+                <w:color w:val="107C41"/>
+                <w:sz w:val="16"/>
+              </w:rPr>
+              <w:t xml:space="preserve">Pass</w:t>
+            </w:r>
+          </w:p>
+        </w:tc>
+      </w:tr>
+      <w:tr>
+        <w:trPr>
+          <w:cantSplit/>
+          <w:jc w:val="center"/>
+        </w:trPr>
+        <w:tc>
+          <w:tcPr>
+            <w:tcW w:w="2556" w:type="dxa"/>
+            <w:shd w:val="clear" w:color="auto" w:fill="F8FAFC"/>
+            <w:tcMar>
+              <w:top w:w="110" w:type="dxa"/>
+              <w:left w:w="110" w:type="dxa"/>
+              <w:bottom w:w="110" w:type="dxa"/>
+              <w:right w:w="110" w:type="dxa"/>
+            </w:tcMar>
+            <w:vAlign w:val="center"/>
+          </w:tcPr>
+          <w:p>
+            <w:pPr>
+              <w:spacing w:after="0" w:line="240" w:lineRule="auto"/>
+            </w:pPr>
+            <w:r>
+              <w:rPr>
+                <w:sz w:val="16"/>
+              </w:rPr>
+              <w:t xml:space="preserve">ServiceNow revocation ticket</w:t>
+            </w:r>
+          </w:p>
+        </w:tc>
+        <w:tc>
+          <w:tcPr>
+            <w:tcW w:w="2556" w:type="dxa"/>
+            <w:shd w:val="clear" w:color="auto" w:fill="F8FAFC"/>
+            <w:tcMar>
+              <w:top w:w="110" w:type="dxa"/>
+              <w:left w:w="110" w:type="dxa"/>
+              <w:bottom w:w="110" w:type="dxa"/>
+              <w:right w:w="110" w:type="dxa"/>
+            </w:tcMar>
+            <w:vAlign w:val="center"/>
+          </w:tcPr>
+          <w:p>
+            <w:pPr>
+              <w:spacing w:after="0" w:line="240" w:lineRule="auto"/>
+            </w:pPr>
+            <w:r>
+              <w:rPr>
+                <w:sz w:val="16"/>
+              </w:rPr>
+              <w:t xml:space="preserve">Not provided by management; removal evidenced by Netwrix</w:t>
             </w:r>
           </w:p>
         </w:tc>
@@ -1443,7 +1669,7 @@
               <w:rPr>
                 <w:sz w:val="16"/>
               </w:rPr>
-              <w:t xml:space="preserve">Access removed within SLA (A6)</w:t>
+              <w:t xml:space="preserve">Access after removal</w:t>
             </w:r>
           </w:p>
         </w:tc>
@@ -1467,7 +1693,7 @@
               <w:rPr>
                 <w:sz w:val="16"/>
               </w:rPr>
-              <w:t xml:space="preserve">Removed 09/02/2025 per Netwrix = 2 business days; deadline 10/10/2025 (30 business days, SUS.IAMS.4.2.5.21)</w:t>
+              <w:t xml:space="preserve">Member of both groups again in AD on 11/25/2025, approved by the line manager on 04/30/2026, 07/27/2026 and 08/17/2026. A new grant after a confirmed removal – assessed under SUS.IAMS.4.2.3.4 (provisioning), not this control. Approved request / Netwrix "member added" event requested</w:t>
             </w:r>
           </w:p>
         </w:tc>
@@ -1492,321 +1718,7 @@
               <w:rPr>
                 <w:sz w:val="16"/>
               </w:rPr>
-              <w:t xml:space="preserve">E04 Netwrix log; E01</w:t>
-            </w:r>
-          </w:p>
-        </w:tc>
-        <w:tc>
-          <w:tcPr>
-            <w:tcW w:w="2556" w:type="dxa"/>
-            <w:shd w:val="clear" w:color="auto" w:fill="F8FAFC"/>
-            <w:tcMar>
-              <w:top w:w="110" w:type="dxa"/>
-              <w:left w:w="110" w:type="dxa"/>
-              <w:bottom w:w="110" w:type="dxa"/>
-              <w:right w:w="110" w:type="dxa"/>
-            </w:tcMar>
-            <w:vAlign w:val="center"/>
-          </w:tcPr>
-          <w:p>
-            <w:pPr>
-              <w:spacing w:after="0" w:line="240" w:lineRule="auto"/>
-            </w:pPr>
-            <w:r>
-              <w:rPr>
-                <w:color w:val="107C41"/>
-                <w:sz w:val="16"/>
-              </w:rPr>
-              <w:t xml:space="preserve">Pass</w:t>
-            </w:r>
-          </w:p>
-        </w:tc>
-      </w:tr>
-      <w:tr>
-        <w:trPr>
-          <w:cantSplit/>
-          <w:jc w:val="center"/>
-        </w:trPr>
-        <w:tc>
-          <w:tcPr>
-            <w:tcW w:w="2556" w:type="dxa"/>
-            <w:shd w:val="clear" w:color="auto" w:fill="F8FAFC"/>
-            <w:tcMar>
-              <w:top w:w="110" w:type="dxa"/>
-              <w:left w:w="110" w:type="dxa"/>
-              <w:bottom w:w="110" w:type="dxa"/>
-              <w:right w:w="110" w:type="dxa"/>
-            </w:tcMar>
-            <w:vAlign w:val="center"/>
-          </w:tcPr>
-          <w:p>
-            <w:pPr>
-              <w:spacing w:after="0" w:line="240" w:lineRule="auto"/>
-            </w:pPr>
-            <w:r>
-              <w:rPr>
-                <w:sz w:val="16"/>
-              </w:rPr>
-              <w:t xml:space="preserve">Access remained removed (A6)</w:t>
-            </w:r>
-          </w:p>
-        </w:tc>
-        <w:tc>
-          <w:tcPr>
-            <w:tcW w:w="2556" w:type="dxa"/>
-            <w:shd w:val="clear" w:color="auto" w:fill="F8FAFC"/>
-            <w:tcMar>
-              <w:top w:w="110" w:type="dxa"/>
-              <w:left w:w="110" w:type="dxa"/>
-              <w:bottom w:w="110" w:type="dxa"/>
-              <w:right w:w="110" w:type="dxa"/>
-            </w:tcMar>
-            <w:vAlign w:val="center"/>
-          </w:tcPr>
-          <w:p>
-            <w:pPr>
-              <w:spacing w:after="0" w:line="240" w:lineRule="auto"/>
-            </w:pPr>
-            <w:r>
-              <w:rPr>
-                <w:sz w:val="16"/>
-              </w:rPr>
-              <w:t xml:space="preserve">No – member of both groups again in AD on 11/25/2025; no approved access request or Netwrix "member added" event for the re-grant</w:t>
-            </w:r>
-          </w:p>
-        </w:tc>
-        <w:tc>
-          <w:tcPr>
-            <w:tcW w:w="2556" w:type="dxa"/>
-            <w:shd w:val="clear" w:color="auto" w:fill="F8FAFC"/>
-            <w:tcMar>
-              <w:top w:w="110" w:type="dxa"/>
-              <w:left w:w="110" w:type="dxa"/>
-              <w:bottom w:w="110" w:type="dxa"/>
-              <w:right w:w="110" w:type="dxa"/>
-            </w:tcMar>
-            <w:vAlign w:val="center"/>
-          </w:tcPr>
-          <w:p>
-            <w:pPr>
-              <w:spacing w:after="0" w:line="240" w:lineRule="auto"/>
-              <w:jc w:val="center"/>
-            </w:pPr>
-            <w:r>
-              <w:rPr>
-                <w:sz w:val="16"/>
-              </w:rPr>
-              <w:t xml:space="preserve">E04 AD extract (row 1639); E07 5_Exceptions</w:t>
-            </w:r>
-          </w:p>
-        </w:tc>
-        <w:tc>
-          <w:tcPr>
-            <w:tcW w:w="2556" w:type="dxa"/>
-            <w:shd w:val="clear" w:color="auto" w:fill="F8FAFC"/>
-            <w:tcMar>
-              <w:top w:w="110" w:type="dxa"/>
-              <w:left w:w="110" w:type="dxa"/>
-              <w:bottom w:w="110" w:type="dxa"/>
-              <w:right w:w="110" w:type="dxa"/>
-            </w:tcMar>
-            <w:vAlign w:val="center"/>
-          </w:tcPr>
-          <w:p>
-            <w:pPr>
-              <w:spacing w:after="0" w:line="240" w:lineRule="auto"/>
-            </w:pPr>
-            <w:r>
-              <w:rPr>
-                <w:b/>
-                <w:color w:val="C00000"/>
-                <w:sz w:val="16"/>
-              </w:rPr>
-              <w:t xml:space="preserve">Fail</w:t>
-            </w:r>
-          </w:p>
-        </w:tc>
-      </w:tr>
-      <w:tr>
-        <w:trPr>
-          <w:cantSplit/>
-          <w:jc w:val="center"/>
-        </w:trPr>
-        <w:tc>
-          <w:tcPr>
-            <w:tcW w:w="2556" w:type="dxa"/>
-            <w:shd w:val="clear" w:color="auto" w:fill="F8FAFC"/>
-            <w:tcMar>
-              <w:top w:w="110" w:type="dxa"/>
-              <w:left w:w="110" w:type="dxa"/>
-              <w:bottom w:w="110" w:type="dxa"/>
-              <w:right w:w="110" w:type="dxa"/>
-            </w:tcMar>
-            <w:vAlign w:val="center"/>
-          </w:tcPr>
-          <w:p>
-            <w:pPr>
-              <w:spacing w:after="0" w:line="240" w:lineRule="auto"/>
-            </w:pPr>
-            <w:r>
-              <w:rPr>
-                <w:sz w:val="16"/>
-              </w:rPr>
-              <w:t xml:space="preserve">Subsequent reviews</w:t>
-            </w:r>
-          </w:p>
-        </w:tc>
-        <w:tc>
-          <w:tcPr>
-            <w:tcW w:w="2556" w:type="dxa"/>
-            <w:shd w:val="clear" w:color="auto" w:fill="F8FAFC"/>
-            <w:tcMar>
-              <w:top w:w="110" w:type="dxa"/>
-              <w:left w:w="110" w:type="dxa"/>
-              <w:bottom w:w="110" w:type="dxa"/>
-              <w:right w:w="110" w:type="dxa"/>
-            </w:tcMar>
-            <w:vAlign w:val="center"/>
-          </w:tcPr>
-          <w:p>
-            <w:pPr>
-              <w:spacing w:after="0" w:line="240" w:lineRule="auto"/>
-            </w:pPr>
-            <w:r>
-              <w:rPr>
-                <w:sz w:val="16"/>
-              </w:rPr>
-              <w:t xml:space="preserve">2026 Q1 Approved 04/30/2026; 2026 Q2 Approved 07/27/2026 (SOX) and 08/17/2026 (CyberArk); personal safe Alero_Consultant_MIA25142 approved 08/27/2026 by owner Heredia, Evelio Alejandro (12 rows)</w:t>
-            </w:r>
-          </w:p>
-        </w:tc>
-        <w:tc>
-          <w:tcPr>
-            <w:tcW w:w="2556" w:type="dxa"/>
-            <w:shd w:val="clear" w:color="auto" w:fill="F8FAFC"/>
-            <w:tcMar>
-              <w:top w:w="110" w:type="dxa"/>
-              <w:left w:w="110" w:type="dxa"/>
-              <w:bottom w:w="110" w:type="dxa"/>
-              <w:right w:w="110" w:type="dxa"/>
-            </w:tcMar>
-            <w:vAlign w:val="center"/>
-          </w:tcPr>
-          <w:p>
-            <w:pPr>
-              <w:spacing w:after="0" w:line="240" w:lineRule="auto"/>
-              <w:jc w:val="center"/>
-            </w:pPr>
-            <w:r>
-              <w:rPr>
-                <w:sz w:val="16"/>
-              </w:rPr>
-              <w:t xml:space="preserve">E05 (rows 3260, 3265); E06 (SOX rows 98–100, CyberArk rows 431–433); Exhibits A1–A2</w:t>
-            </w:r>
-          </w:p>
-        </w:tc>
-        <w:tc>
-          <w:tcPr>
-            <w:tcW w:w="2556" w:type="dxa"/>
-            <w:shd w:val="clear" w:color="auto" w:fill="F8FAFC"/>
-            <w:tcMar>
-              <w:top w:w="110" w:type="dxa"/>
-              <w:left w:w="110" w:type="dxa"/>
-              <w:bottom w:w="110" w:type="dxa"/>
-              <w:right w:w="110" w:type="dxa"/>
-            </w:tcMar>
-            <w:vAlign w:val="center"/>
-          </w:tcPr>
-          <w:p>
-            <w:pPr>
-              <w:spacing w:after="0" w:line="240" w:lineRule="auto"/>
-            </w:pPr>
-            <w:r>
-              <w:rPr>
-                <w:b/>
-                <w:color w:val="C00000"/>
-                <w:sz w:val="16"/>
-              </w:rPr>
-              <w:t xml:space="preserve">Fail (A5 – E2, E3)</w:t>
-            </w:r>
-          </w:p>
-        </w:tc>
-      </w:tr>
-      <w:tr>
-        <w:trPr>
-          <w:cantSplit/>
-          <w:jc w:val="center"/>
-        </w:trPr>
-        <w:tc>
-          <w:tcPr>
-            <w:tcW w:w="2556" w:type="dxa"/>
-            <w:shd w:val="clear" w:color="auto" w:fill="F8FAFC"/>
-            <w:tcMar>
-              <w:top w:w="110" w:type="dxa"/>
-              <w:left w:w="110" w:type="dxa"/>
-              <w:bottom w:w="110" w:type="dxa"/>
-              <w:right w:w="110" w:type="dxa"/>
-            </w:tcMar>
-            <w:vAlign w:val="center"/>
-          </w:tcPr>
-          <w:p>
-            <w:pPr>
-              <w:spacing w:after="0" w:line="240" w:lineRule="auto"/>
-            </w:pPr>
-            <w:r>
-              <w:rPr>
-                <w:sz w:val="16"/>
-              </w:rPr>
-              <w:t xml:space="preserve">Account status</w:t>
-            </w:r>
-          </w:p>
-        </w:tc>
-        <w:tc>
-          <w:tcPr>
-            <w:tcW w:w="2556" w:type="dxa"/>
-            <w:shd w:val="clear" w:color="auto" w:fill="F8FAFC"/>
-            <w:tcMar>
-              <w:top w:w="110" w:type="dxa"/>
-              <w:left w:w="110" w:type="dxa"/>
-              <w:bottom w:w="110" w:type="dxa"/>
-              <w:right w:w="110" w:type="dxa"/>
-            </w:tcMar>
-            <w:vAlign w:val="center"/>
-          </w:tcPr>
-          <w:p>
-            <w:pPr>
-              <w:spacing w:after="0" w:line="240" w:lineRule="auto"/>
-            </w:pPr>
-            <w:r>
-              <w:rPr>
-                <w:sz w:val="16"/>
-              </w:rPr>
-              <w:t xml:space="preserve">IAMS Termination Date 12/31/2024, Identity Inactive FALSE; AD enabled on 11/25/2025, 05/15/2026 and 10/10/2026</w:t>
-            </w:r>
-          </w:p>
-        </w:tc>
-        <w:tc>
-          <w:tcPr>
-            <w:tcW w:w="2556" w:type="dxa"/>
-            <w:shd w:val="clear" w:color="auto" w:fill="F8FAFC"/>
-            <w:tcMar>
-              <w:top w:w="110" w:type="dxa"/>
-              <w:left w:w="110" w:type="dxa"/>
-              <w:bottom w:w="110" w:type="dxa"/>
-              <w:right w:w="110" w:type="dxa"/>
-            </w:tcMar>
-            <w:vAlign w:val="center"/>
-          </w:tcPr>
-          <w:p>
-            <w:pPr>
-              <w:spacing w:after="0" w:line="240" w:lineRule="auto"/>
-              <w:jc w:val="center"/>
-            </w:pPr>
-            <w:r>
-              <w:rPr>
-                <w:sz w:val="16"/>
-              </w:rPr>
-              <w:t xml:space="preserve">E04; E05 (row 1636); E06 Oct10_2026Users (row 1621)</w:t>
+              <w:t xml:space="preserve">E04 (row 1639); E05 (rows 3260, 3265); E06 (SOX rows 98–100, CyberArk rows 431–433); E07 7_Evidence Status #5</w:t>
             </w:r>
           </w:p>
         </w:tc>
@@ -1862,7 +1774,7 @@
               <w:rPr>
                 <w:sz w:val="16"/>
               </w:rPr>
-              <w:t xml:space="preserve">Exception handling and escalation</w:t>
+              <w:t xml:space="preserve">Account status</w:t>
             </w:r>
           </w:p>
         </w:tc>
@@ -1886,7 +1798,7 @@
               <w:rPr>
                 <w:sz w:val="16"/>
               </w:rPr>
-              <w:t xml:space="preserve">No exception record, escalation to senior management (E02 sec. 4.2) or remediation plan provided</w:t>
+              <w:t xml:space="preserve">IAMS Termination Date 12/31/2024 but Identity Inactive FALSE and AD enabled (11/25/2025, 05/15/2026, 10/10/2026) – termination not evidenced; HR is the authoritative source (SUS.IAMS.4.2.1.1)</w:t>
             </w:r>
           </w:p>
         </w:tc>
@@ -1911,7 +1823,7 @@
               <w:rPr>
                 <w:sz w:val="16"/>
               </w:rPr>
-              <w:t xml:space="preserve">E07 7_Evidence Status #2, #5, #12</w:t>
+              <w:t xml:space="preserve">E04; E05 (row 1636); E06 Oct10_2026Users (row 1621); E07 7_Evidence Status #4</w:t>
             </w:r>
           </w:p>
         </w:tc>
@@ -1934,10 +1846,10 @@
             <w:r>
               <w:rPr>
                 <w:b/>
-                <w:color w:val="C00000"/>
+                <w:color w:val="B45F06"/>
                 <w:sz w:val="16"/>
               </w:rPr>
-              <w:t xml:space="preserve">Fail</w:t>
+              <w:t xml:space="preserve">Observation</w:t>
             </w:r>
           </w:p>
         </w:tc>
@@ -1954,7 +1866,7 @@
           <w:color w:val="1F1F1F"/>
           <w:sz w:val="18"/>
         </w:rPr>
-        <w:t xml:space="preserve">Conclusion: Sample MIA25142 FAILED. The review was initiated, performed by the authorized line manager and documented, and the revoked access was removed within the SLA (2 business days). However, the removal was not sustained: the access was re-granted without an approved request and approved again in 2026 Q1 and 2026 Q2 (A6 – E3; A5 – E2). Policy: IAM Standard SUS.IAMS.4.2.5.21 and 4.2.5.10; PAM Recertification Procedure 4.1.1 C3–C4 and sec. 4.2.</w:t>
+        <w:t xml:space="preserve">Conclusion: Sample MIA25142 PASSED all control attributes (A1–A6). The review was initiated by InfoSec, performed by the authorized line manager and documented; the inappropriate access was revoked through the review and removed by the PAM/IAM team on 09/02/2025, 2 business days after the close of the review and within the 30-business-day SLA (SUS.IAMS.4.2.5.21; PAM Recertification Procedure 4.1.1 C3–C4, sec. 8 steps 9–10). Three observations are noted (ServiceNow ticket not provided; access added back after removal – referred to the provisioning control under SUS.IAMS.4.2.3.4; IAMS termination date pending HR confirmation). No exceptions were identified.</w:t>
       </w:r>
     </w:p>
     <w:p>
@@ -2142,7 +2054,7 @@
               <w:rPr>
                 <w:sz w:val="17"/>
               </w:rPr>
-              <w:t xml:space="preserve">SUS.IAMS.4.2.5.6 (quarterly), 4.2.5.10 (confirm removal), 4.2.5.21 (30 business days from the close of the review)</w:t>
+              <w:t xml:space="preserve">SUS.IAMS.4.2.5.6 (quarterly), 4.2.5.10 (confirm removal), 4.2.5.21 (30 business days from the close of the review), 4.2.3.4 (privileged access provisioning), 4.2.1.1 (HR authoritative source)</w:t>
             </w:r>
           </w:p>
         </w:tc>
@@ -2610,7 +2522,7 @@
               <w:rPr>
                 <w:sz w:val="17"/>
               </w:rPr>
-              <w:t xml:space="preserve">4_Item Detail rows 19, 57, 107, 130; 5_Exceptions; 7_Evidence Status; 9_Sample Tab Review</w:t>
+              <w:t xml:space="preserve">3_Attribute Matrix (policy-based conclusion); 4_Item Detail rows 19, 57, 107, 130; 7_Evidence Status</w:t>
             </w:r>
           </w:p>
         </w:tc>
@@ -3029,7 +2941,7 @@
               <w:rPr>
                 <w:sz w:val="18"/>
               </w:rPr>
-              <w:t xml:space="preserve">09/02/2025 – 2 business days after the decision; SLA deadline 10/10/2025 – within SLA</w:t>
+              <w:t xml:space="preserve">09/02/2025 – 2 business days after the close of the review; SLA deadline 10/10/2025 (SUS.IAMS.4.2.5.21) – within SLA</w:t>
             </w:r>
           </w:p>
         </w:tc>
@@ -3171,7 +3083,7 @@
                 <w:color w:val="334155"/>
                 <w:sz w:val="18"/>
               </w:rPr>
-              <w:t xml:space="preserve">Re-grant authorization</w:t>
+              <w:t xml:space="preserve">Access added back</w:t>
             </w:r>
           </w:p>
         </w:tc>
@@ -3194,7 +3106,7 @@
               <w:rPr>
                 <w:sz w:val="18"/>
               </w:rPr>
-              <w:t xml:space="preserve">No approved access request or exception record provided (E07, 7_Evidence Status #5)</w:t>
+              <w:t xml:space="preserve">Member again by 11/25/2025 – a new grant after a confirmed removal; approved request requested under SUS.IAMS.4.2.3.4 (E07, 7_Evidence Status #5) – observation, not a C7 exception</w:t>
             </w:r>
           </w:p>
         </w:tc>
@@ -3573,7 +3485,7 @@
     </w:p>
     <w:p>
       <w:r>
-        <w:t xml:space="preserve">Referenced workbook: BSI.IT.27.C7.05 Testing Walkthrough - Combined with 2026 Q2 Sample.xlsx, tabs 4_Item Detail (rows 19, 57, 107, 130), 9_Sample Tab Review and R1_Response Summary (row 4).</w:t>
+        <w:t xml:space="preserve">Referenced workbook: BSI.IT.27.C7.05 Testing Walkthrough - Combined with 2026 Q2 Sample.xlsx, tabs 3_Attribute Matrix (row 5 – CISCO Network Administrators, row 6 – ISEAdmin, 2025 Q3) and 4_Item Detail (rows 19, 57, 107, 130).</w:t>
       </w:r>
     </w:p>
     <w:sectPr>

--- a/BSI.IT.27.C7_Design_WT_Sample_of_1_MIA25142.docx
+++ b/BSI.IT.27.C7_Design_WT_Sample_of_1_MIA25142.docx
@@ -444,7 +444,7 @@
               <w:rPr>
                 <w:sz w:val="18"/>
               </w:rPr>
-              <w:t xml:space="preserve">BSI.IT.27.C7 (E01 – E08) and management response C7.Sample.xlsx</w:t>
+              <w:t xml:space="preserve">BSI.IT.27.C7 (E01 – E09); workpaper E09 – BSI.IT.27.C7_Sample_of_1_MIA25142_Workpaper.xlsx (tabs WP Summary, Sample Attribute Testing, Evidence Map, Evidence Index)</w:t>
             </w:r>
           </w:p>
         </w:tc>
@@ -561,7 +561,7 @@
     </w:p>
     <w:p>
       <w:r>
-        <w:t xml:space="preserve">Sample of one: account MIA25142 (Miguel Nieves Nieves) was traced end to end – the 2025 Q3 campaign and the revoke decision in SanIAM (E04), the removal from CISCO Network Administrators and ISEAdmin in Netwrix (E04), and the account status in the following reviews (E05 / E06). Results are in Section 3.</w:t>
+        <w:t xml:space="preserve">Sample of one: account MIA25142 (Miguel Nieves Nieves) was traced end to end – the 2025 Q3 campaign and the revoke decision in SanIAM (E04), the removal from CISCO Network Administrators and ISEAdmin in Netwrix (E04), and the account status in the following reviews (E05 / E06). Results are in Section 3 and in the workpaper (E09, tab "Sample Attribute Testing").</w:t>
       </w:r>
     </w:p>
     <w:p>
@@ -781,7 +781,7 @@
               <w:rPr>
                 <w:sz w:val="16"/>
               </w:rPr>
-              <w:t xml:space="preserve">E04; E05; E07 2_Step-by-Step 4.1; E01 SUS.IAMS.4.2.5.19</w:t>
+              <w:t xml:space="preserve">E04; E05; E07 2_Step-by-Step 4.1; E01 SUS.IAMS.4.2.5.19; E09 Sample Attribute Testing row 5 (A1)</w:t>
             </w:r>
           </w:p>
         </w:tc>
@@ -885,7 +885,7 @@
               <w:rPr>
                 <w:sz w:val="16"/>
               </w:rPr>
-              <w:t xml:space="preserve">E04 (tab 2); E02 4.1.1 C1, sec. 8 steps 1–7</w:t>
+              <w:t xml:space="preserve">E04 (tab 2); E02 4.1.1 C1, sec. 8 steps 1–7; E09 Sample Attribute Testing row 6 (A1)</w:t>
             </w:r>
           </w:p>
         </w:tc>
@@ -989,7 +989,7 @@
               <w:rPr>
                 <w:sz w:val="16"/>
               </w:rPr>
-              <w:t xml:space="preserve">E04 (rows 2538–2539; AD extract row 1639); E03 sec. 3.3</w:t>
+              <w:t xml:space="preserve">E04 (rows 2538–2539; AD extract row 1639); E03 sec. 3.3; E09 Sample Attribute Testing row 7 (A2)</w:t>
             </w:r>
           </w:p>
         </w:tc>
@@ -1093,7 +1093,7 @@
               <w:rPr>
                 <w:sz w:val="16"/>
               </w:rPr>
-              <w:t xml:space="preserve">E04 (rows 2538–2539); E02 4.1.1 C2; E01 SUS.IAMS.4.2.5.6</w:t>
+              <w:t xml:space="preserve">E04 (rows 2538–2539); E02 4.1.1 C2; E01 SUS.IAMS.4.2.5.6; E09 Sample Attribute Testing row 8 (A3)</w:t>
             </w:r>
           </w:p>
         </w:tc>
@@ -1197,7 +1197,7 @@
               <w:rPr>
                 <w:sz w:val="16"/>
               </w:rPr>
-              <w:t xml:space="preserve">E04 (rows 2538–2539); E02 sec. 8 step 8</w:t>
+              <w:t xml:space="preserve">E04 (rows 2538–2539); E02 sec. 8 step 8; E09 Sample Attribute Testing row 9 (A4)</w:t>
             </w:r>
           </w:p>
         </w:tc>
@@ -1301,7 +1301,7 @@
               <w:rPr>
                 <w:sz w:val="16"/>
               </w:rPr>
-              <w:t xml:space="preserve">E04 (rows 2538–2539); E01 SUS.IAMS.4.2.5.1, 4.2.5.7</w:t>
+              <w:t xml:space="preserve">E04 (rows 2538–2539); E01 SUS.IAMS.4.2.5.1, 4.2.5.7; E09 Sample Attribute Testing row 10 (A5)</w:t>
             </w:r>
           </w:p>
         </w:tc>
@@ -1405,7 +1405,7 @@
               <w:rPr>
                 <w:sz w:val="16"/>
               </w:rPr>
-              <w:t xml:space="preserve">E04 Netwrix log; E02 4.1.1 C3–C4, step 10; E01 SUS.IAMS.4.2.5.10</w:t>
+              <w:t xml:space="preserve">E04 Netwrix log; E02 4.1.1 C3–C4, step 10; E01 SUS.IAMS.4.2.5.10; E09 Sample Attribute Testing row 11 (A6)</w:t>
             </w:r>
           </w:p>
         </w:tc>
@@ -1509,7 +1509,7 @@
               <w:rPr>
                 <w:sz w:val="16"/>
               </w:rPr>
-              <w:t xml:space="preserve">E04; E01 SUS.IAMS.4.2.5.21</w:t>
+              <w:t xml:space="preserve">E04; E01 SUS.IAMS.4.2.5.21; E09 Sample Attribute Testing row 12 (A6)</w:t>
             </w:r>
           </w:p>
         </w:tc>
@@ -1613,7 +1613,7 @@
               <w:rPr>
                 <w:sz w:val="16"/>
               </w:rPr>
-              <w:t xml:space="preserve">E07 7_Evidence Status #12</w:t>
+              <w:t xml:space="preserve">E07 7_Evidence Status #12; E09 Sample Attribute Testing row 15 (O1)</w:t>
             </w:r>
           </w:p>
         </w:tc>
@@ -1718,7 +1718,7 @@
               <w:rPr>
                 <w:sz w:val="16"/>
               </w:rPr>
-              <w:t xml:space="preserve">E04 (row 1639); E05 (rows 3260, 3265); E06 (SOX rows 98–100, CyberArk rows 431–433); E07 7_Evidence Status #5</w:t>
+              <w:t xml:space="preserve">E04 (row 1639); E05 (rows 3260, 3265); E06 (SOX rows 98–100, CyberArk rows 431–433); E07 7_Evidence Status #5; E09 Sample Attribute Testing row 16 (O2)</w:t>
             </w:r>
           </w:p>
         </w:tc>
@@ -1823,7 +1823,7 @@
               <w:rPr>
                 <w:sz w:val="16"/>
               </w:rPr>
-              <w:t xml:space="preserve">E04; E05 (row 1636); E06 Oct10_2026Users (row 1621); E07 7_Evidence Status #4</w:t>
+              <w:t xml:space="preserve">E04; E05 (row 1636); E06 Oct10_2026Users (row 1621); E07 7_Evidence Status #4; E09 Sample Attribute Testing row 17 (O3)</w:t>
             </w:r>
           </w:p>
         </w:tc>
@@ -1866,7 +1866,7 @@
           <w:color w:val="1F1F1F"/>
           <w:sz w:val="18"/>
         </w:rPr>
-        <w:t xml:space="preserve">Conclusion: Sample MIA25142 PASSED all control attributes (A1–A6). The review was initiated by InfoSec, performed by the authorized line manager and documented; the inappropriate access was revoked through the review and removed by the PAM/IAM team on 09/02/2025, 2 business days after the close of the review and within the 30-business-day SLA (SUS.IAMS.4.2.5.21; PAM Recertification Procedure 4.1.1 C3–C4, sec. 8 steps 9–10). Three observations are noted (ServiceNow ticket not provided; access added back after removal – referred to the provisioning control under SUS.IAMS.4.2.3.4; IAMS termination date pending HR confirmation). No exceptions were identified.</w:t>
+        <w:t xml:space="preserve">Conclusion: Sample MIA25142 PASSED all control attributes (A1–A6). The review was initiated by InfoSec, performed by the authorized line manager and documented; the inappropriate access was revoked through the review and removed by the PAM/IAM team on 09/02/2025, 2 business days after the close of the review and within the 30-business-day SLA (SUS.IAMS.4.2.5.21; PAM Recertification Procedure 4.1.1 C3–C4, sec. 8 steps 9–10). Three observations are noted (ServiceNow ticket not provided; access added back after removal – referred to the provisioning control under SUS.IAMS.4.2.3.4; IAMS termination date pending HR confirmation). No exceptions were identified. Refer to E09, tab "WP Summary" (Sample result, cell B9) and tab "Sample Attribute Testing" (rows 5–17).</w:t>
       </w:r>
     </w:p>
     <w:p>
@@ -2605,6 +2605,84 @@
           </w:p>
         </w:tc>
       </w:tr>
+      <w:tr>
+        <w:trPr>
+          <w:cantSplit/>
+          <w:jc w:val="center"/>
+        </w:trPr>
+        <w:tc>
+          <w:tcPr>
+            <w:tcW w:w="3408" w:type="dxa"/>
+            <w:shd w:val="clear" w:color="auto" w:fill="F8FAFC"/>
+            <w:tcMar>
+              <w:top w:w="110" w:type="dxa"/>
+              <w:left w:w="110" w:type="dxa"/>
+              <w:bottom w:w="110" w:type="dxa"/>
+              <w:right w:w="110" w:type="dxa"/>
+            </w:tcMar>
+            <w:vAlign w:val="center"/>
+          </w:tcPr>
+          <w:p>
+            <w:pPr>
+              <w:spacing w:after="0" w:line="240" w:lineRule="auto"/>
+            </w:pPr>
+            <w:r>
+              <w:rPr>
+                <w:sz w:val="17"/>
+              </w:rPr>
+              <w:t xml:space="preserve">E09</w:t>
+            </w:r>
+          </w:p>
+        </w:tc>
+        <w:tc>
+          <w:tcPr>
+            <w:tcW w:w="3408" w:type="dxa"/>
+            <w:shd w:val="clear" w:color="auto" w:fill="F8FAFC"/>
+            <w:tcMar>
+              <w:top w:w="110" w:type="dxa"/>
+              <w:left w:w="110" w:type="dxa"/>
+              <w:bottom w:w="110" w:type="dxa"/>
+              <w:right w:w="110" w:type="dxa"/>
+            </w:tcMar>
+            <w:vAlign w:val="center"/>
+          </w:tcPr>
+          <w:p>
+            <w:pPr>
+              <w:spacing w:after="0" w:line="240" w:lineRule="auto"/>
+            </w:pPr>
+            <w:r>
+              <w:rPr>
+                <w:sz w:val="17"/>
+              </w:rPr>
+              <w:t xml:space="preserve">BSI.IT.27.C7_Sample_of_1_MIA25142_Workpaper.xlsx</w:t>
+            </w:r>
+          </w:p>
+        </w:tc>
+        <w:tc>
+          <w:tcPr>
+            <w:tcW w:w="3408" w:type="dxa"/>
+            <w:shd w:val="clear" w:color="auto" w:fill="F8FAFC"/>
+            <w:tcMar>
+              <w:top w:w="110" w:type="dxa"/>
+              <w:left w:w="110" w:type="dxa"/>
+              <w:bottom w:w="110" w:type="dxa"/>
+              <w:right w:w="110" w:type="dxa"/>
+            </w:tcMar>
+            <w:vAlign w:val="center"/>
+          </w:tcPr>
+          <w:p>
+            <w:pPr>
+              <w:spacing w:after="0" w:line="240" w:lineRule="auto"/>
+            </w:pPr>
+            <w:r>
+              <w:rPr>
+                <w:sz w:val="17"/>
+              </w:rPr>
+              <w:t xml:space="preserve">Sample-of-one workpaper: WP Summary (result, KPIs, test steps); Sample Attribute Testing (A1–A6 rows 5–12, O1–O3 rows 15–17); Evidence Map; Evidence Index (E01–E08); Word Doc Cross-Ref</w:t>
+            </w:r>
+          </w:p>
+        </w:tc>
+      </w:tr>
     </w:tbl>
     <w:p>
       <w:pPr>
@@ -2685,7 +2763,7 @@
           <w:i/>
           <w:sz w:val="16"/>
         </w:rPr>
-        <w:t xml:space="preserve">Source: E06 – C7.Sample.xlsx, SAMPLE tab (screenshot at A20). Decision = Approved, Revoke Completed blank, for CYBERARK_ALERO_USERS, CISCO NETWORK ADMINISTRATORS and ISEADMIN.</w:t>
+        <w:t xml:space="preserve">Source: E06 – C7.Sample.xlsx, SAMPLE tab (screenshot at A20). Decision = Approved, Revoke Completed blank, for CYBERARK_ALERO_USERS, CISCO NETWORK ADMINISTRATORS and ISEADMIN. Workpaper: E09 Evidence Map, O2.</w:t>
       </w:r>
     </w:p>
     <w:p>
@@ -2755,7 +2833,7 @@
           <w:i/>
           <w:sz w:val="16"/>
         </w:rPr>
-        <w:t xml:space="preserve">Source: E06 – C7.Sample.xlsx, SAMPLE tab (screenshot at A14). Network_Devices_Accounts safe via Cisco Network Administrators and ISEAdmin, and the personal Alero_Consultant_MIA25142 safe.</w:t>
+        <w:t xml:space="preserve">Source: E06 – C7.Sample.xlsx, SAMPLE tab (screenshot at A14). Network_Devices_Accounts safe via Cisco Network Administrators and ISEAdmin, and the personal Alero_Consultant_MIA25142 safe. Workpaper: E09 Evidence Map, O2.</w:t>
       </w:r>
     </w:p>
     <w:p>
@@ -2768,7 +2846,7 @@
           <w:color w:val="0078D4"/>
           <w:sz w:val="22"/>
         </w:rPr>
-        <w:t xml:space="preserve">Exhibit A3: 2025 Q3 revocation and removal (E04)</w:t>
+        <w:t xml:space="preserve">Exhibit A3: 2025 Q3 revocation and removal (E04; workpaper E09 – Sample Attribute Testing rows 9–12)</w:t>
       </w:r>
     </w:p>
     <w:tbl>
@@ -3123,7 +3201,7 @@
           <w:color w:val="0078D4"/>
           <w:sz w:val="22"/>
         </w:rPr>
-        <w:t xml:space="preserve">Exhibit A4: Account and access status after the revocation</w:t>
+        <w:t xml:space="preserve">Exhibit A4: Account and access status after the revocation (workpaper E09 – Sample Attribute Testing rows 16–17)</w:t>
       </w:r>
     </w:p>
     <w:tbl>
@@ -3480,12 +3558,12 @@
           <w:i/>
           <w:sz w:val="16"/>
         </w:rPr>
-        <w:t xml:space="preserve">Source: E06 – C7.Sample.xlsx, "Screenshot" tab. Get-ADUser export of name, sAMAccountName, enabled, UPN, employeeID and employeeNumber only (no group membership); screen clock 10/13/2026 11:04 AM.</w:t>
+        <w:t xml:space="preserve">Source: E06 – C7.Sample.xlsx, "Screenshot" tab. Get-ADUser export of name, sAMAccountName, enabled, UPN, employeeID and employeeNumber only (no group membership); screen clock 10/13/2026 11:04 AM. Workpaper: E09 Evidence Map, O3.</w:t>
       </w:r>
     </w:p>
     <w:p>
       <w:r>
-        <w:t xml:space="preserve">Referenced workbook: BSI.IT.27.C7.05 Testing Walkthrough - Combined with 2026 Q2 Sample.xlsx, tabs 3_Attribute Matrix (row 5 – CISCO Network Administrators, row 6 – ISEAdmin, 2025 Q3) and 4_Item Detail (rows 19, 57, 107, 130).</w:t>
+        <w:t xml:space="preserve">Referenced workbooks: E09 – BSI.IT.27.C7_Sample_of_1_MIA25142_Workpaper.xlsx (tabs WP Summary, Sample Attribute Testing, Evidence Map, Evidence Index, Word Doc Cross-Ref); E07 – BSI.IT.27.C7.05 Testing Walkthrough - Combined with 2026 Q2 Sample.xlsx, tabs 3_Attribute Matrix (rows 5–6) and 4_Item Detail (rows 19, 57, 107, 130).</w:t>
       </w:r>
     </w:p>
     <w:sectPr>

--- a/BSI.IT.27.C7_Design_WT_Sample_of_1_MIA25142.docx
+++ b/BSI.IT.27.C7_Design_WT_Sample_of_1_MIA25142.docx
@@ -1,6 +1,6 @@
 
 <file path=word/document.xml><?xml version="1.0" encoding="utf-8"?>
-<w:document xmlns:wpc="http://schemas.microsoft.com/office/word/2010/wordprocessingCanvas" xmlns:cx="http://schemas.microsoft.com/office/drawing/2014/chartex" xmlns:cx1="http://schemas.microsoft.com/office/drawing/2015/9/8/chartex" xmlns:cx2="http://schemas.microsoft.com/office/drawing/2015/10/21/chartex" xmlns:cx3="http://schemas.microsoft.com/office/drawing/2016/5/9/chartex" xmlns:cx4="http://schemas.microsoft.com/office/drawing/2016/5/10/chartex" xmlns:cx5="http://schemas.microsoft.com/office/drawing/2016/5/11/chartex" xmlns:cx6="http://schemas.microsoft.com/office/drawing/2016/5/12/chartex" xmlns:cx7="http://schemas.microsoft.com/office/drawing/2016/5/13/chartex" xmlns:cx8="http://schemas.microsoft.com/office/drawing/2016/5/14/chartex" xmlns:mc="http://schemas.openxmlformats.org/markup-compatibility/2006" xmlns:aink="http://schemas.microsoft.com/office/drawing/2016/ink" xmlns:am3d="http://schemas.microsoft.com/office/drawing/2017/model3d" xmlns:o="urn:schemas-microsoft-com:office:office" xmlns:oel="http://schemas.microsoft.com/office/2019/extlst" xmlns:r="http://schemas.openxmlformats.org/officeDocument/2006/relationships" xmlns:m="http://schemas.openxmlformats.org/officeDocument/2006/math" xmlns:v="urn:schemas-microsoft-com:vml" xmlns:wp14="http://schemas.microsoft.com/office/word/2010/wordprocessingDrawing" xmlns:wp="http://schemas.openxmlformats.org/drawingml/2006/wordprocessingDrawing" xmlns:w10="urn:schemas-microsoft-com:office:word" xmlns:w="http://schemas.openxmlformats.org/wordprocessingml/2006/main" xmlns:w14="http://schemas.microsoft.com/office/word/2010/wordml" xmlns:w15="http://schemas.microsoft.com/office/word/2012/wordml" xmlns:w16cex="http://schemas.microsoft.com/office/word/2018/wordml/cex" xmlns:w16cid="http://schemas.microsoft.com/office/word/2016/wordml/cid" xmlns:w16="http://schemas.microsoft.com/office/word/2018/wordml" xmlns:w16sdtdh="http://schemas.microsoft.com/office/word/2020/wordml/sdtdatahash" xmlns:w16se="http://schemas.microsoft.com/office/word/2015/wordml/symex" xmlns:wpg="http://schemas.microsoft.com/office/word/2010/wordprocessingGroup" xmlns:wpi="http://schemas.microsoft.com/office/word/2010/wordprocessingInk" xmlns:wne="http://schemas.microsoft.com/office/word/2006/wordml" xmlns:wps="http://schemas.microsoft.com/office/word/2010/wordprocessingShape" mc:Ignorable="w14 w15 w16se w16cid w16 w16cex w16sdtdh wp14">
+<w:document xmlns:wpc="http://schemas.microsoft.com/office/word/2010/wordprocessingCanvas" xmlns:cx="http://schemas.microsoft.com/office/drawing/2014/chartex" xmlns:cx1="http://schemas.microsoft.com/office/drawing/2015/9/8/chartex" xmlns:cx2="http://schemas.microsoft.com/office/drawing/2015/10/21/chartex" xmlns:cx3="http://schemas.microsoft.com/office/drawing/2016/5/9/chartex" xmlns:cx4="http://schemas.microsoft.com/office/drawing/2016/5/10/chartex" xmlns:cx5="http://schemas.microsoft.com/office/drawing/2016/5/11/chartex" xmlns:cx6="http://schemas.microsoft.com/office/drawing/2016/5/12/chartex" xmlns:cx7="http://schemas.microsoft.com/office/drawing/2016/5/13/chartex" xmlns:cx8="http://schemas.microsoft.com/office/drawing/2016/5/14/chartex" xmlns:mc="http://schemas.openxmlformats.org/markup-compatibility/2006" xmlns:aink="http://schemas.microsoft.com/office/drawing/2016/ink" xmlns:am3d="http://schemas.microsoft.com/office/drawing/2017/model3d" xmlns:o="urn:schemas-microsoft-com:office:office" xmlns:oel="http://schemas.microsoft.com/office/2019/extlst" xmlns:r="http://schemas.openxmlformats.org/officeDocument/2006/relationships" xmlns:m="http://schemas.openxmlformats.org/officeDocument/2006/math" xmlns:v="urn:schemas-microsoft-com:vml" xmlns:wp14="http://schemas.microsoft.com/office/word/2010/wordprocessingDrawing" xmlns:wp="http://schemas.openxmlformats.org/drawingml/2006/wordprocessingDrawing" xmlns:w10="urn:schemas-microsoft-com:office:word" xmlns:w="http://schemas.openxmlformats.org/wordprocessingml/2006/main" xmlns:w14="http://schemas.microsoft.com/office/word/2010/wordml" xmlns:w15="http://schemas.microsoft.com/office/word/2012/wordml" xmlns:w16cex="http://schemas.microsoft.com/office/word/2018/wordml/cex" xmlns:w16cid="http://schemas.microsoft.com/office/word/2016/wordml/cid" xmlns:w16="http://schemas.microsoft.com/office/word/2018/wordml" xmlns:w16du="http://schemas.microsoft.com/office/word/2023/wordml/word16du" xmlns:w16sdtdh="http://schemas.microsoft.com/office/word/2020/wordml/sdtdatahash" xmlns:w16sdtfl="http://schemas.microsoft.com/office/word/2024/wordml/sdtformatlock" xmlns:w16se="http://schemas.microsoft.com/office/word/2015/wordml/symex" xmlns:wpg="http://schemas.microsoft.com/office/word/2010/wordprocessingGroup" xmlns:wpi="http://schemas.microsoft.com/office/word/2010/wordprocessingInk" xmlns:wne="http://schemas.microsoft.com/office/word/2006/wordml" xmlns:wps="http://schemas.microsoft.com/office/word/2010/wordprocessingShape" mc:Ignorable="w14 w15 w16se w16cid w16 w16cex w16sdtdh w16sdtfl w16du wp14">
   <w:body>
     <w:p>
       <w:pPr>
@@ -13,7 +13,7 @@
           <w:color w:val="17365D"/>
           <w:sz w:val="52"/>
         </w:rPr>
-        <w:t xml:space="preserve">IT RCSA Audit Documentation</w:t>
+        <w:t>IT RCSA Audit Documentation</w:t>
       </w:r>
     </w:p>
     <w:p>
@@ -23,7 +23,7 @@
           <w:color w:val="0078D4"/>
           <w:sz w:val="34"/>
         </w:rPr>
-        <w:t xml:space="preserve">Network Device Admin Account Review – BSI.IT.27.C7</w:t>
+        <w:t>Network Device Admin Account Review – BSI.IT.27.C7</w:t>
       </w:r>
     </w:p>
     <w:p>
@@ -31,7 +31,7 @@
         <w:pStyle w:val="Subtitle"/>
       </w:pPr>
       <w:r>
-        <w:t xml:space="preserve">Design Assessment, Walkthrough and Sample of One (MIA25142 – Miguel Nieves Nieves)</w:t>
+        <w:t>Design Assessment, Walkthrough and Sample of One (MIA25142 – Miguel Nieves Nieves)</w:t>
       </w:r>
     </w:p>
     <w:tbl>
@@ -119,10 +119,10 @@
             <w:r>
               <w:rPr>
                 <w:b/>
-                <w:color w:val="107C41"/>
+                <w:color w:val="C00000"/>
                 <w:sz w:val="26"/>
               </w:rPr>
-              <w:t>PASS</w:t>
+              <w:t>FAIL</w:t>
             </w:r>
           </w:p>
         </w:tc>
@@ -159,7 +159,7 @@
                 <w:color w:val="B45F06"/>
                 <w:sz w:val="26"/>
               </w:rPr>
-              <w:t>3</w:t>
+              <w:t>4</w:t>
             </w:r>
           </w:p>
         </w:tc>
@@ -192,7 +192,7 @@
                 <w:color w:val="334155"/>
                 <w:sz w:val="18"/>
               </w:rPr>
-              <w:t xml:space="preserve">Control</w:t>
+              <w:t>Control</w:t>
             </w:r>
           </w:p>
         </w:tc>
@@ -216,7 +216,7 @@
               <w:rPr>
                 <w:sz w:val="18"/>
               </w:rPr>
-              <w:t xml:space="preserve">BSI.IT.27.C7 – Network Device Admin Account Review (PAM Recertification Procedure sec. 8.1, C7)</w:t>
+              <w:t>BSI.IT.27.C7 – Network Device Admin Account Review (PAM Recertification Procedure sec. 8.1, C7)</w:t>
             </w:r>
           </w:p>
         </w:tc>
@@ -249,7 +249,7 @@
                 <w:color w:val="334155"/>
                 <w:sz w:val="18"/>
               </w:rPr>
-              <w:t xml:space="preserve">Review period</w:t>
+              <w:t>Review period</w:t>
             </w:r>
           </w:p>
         </w:tc>
@@ -273,7 +273,7 @@
               <w:rPr>
                 <w:sz w:val="18"/>
               </w:rPr>
-              <w:t xml:space="preserve">07/01/2025 – 06/30/2026 (subsequent evidence to 10/10/2026 from the management response)</w:t>
+              <w:t>07/01/2025 – 06/30/2026 (subsequent evidence to 10/10/2026 from the management response)</w:t>
             </w:r>
           </w:p>
         </w:tc>
@@ -306,7 +306,7 @@
                 <w:color w:val="334155"/>
                 <w:sz w:val="18"/>
               </w:rPr>
-              <w:t xml:space="preserve">Walkthrough</w:t>
+              <w:t>Walkthrough</w:t>
             </w:r>
           </w:p>
         </w:tc>
@@ -330,7 +330,43 @@
               <w:rPr>
                 <w:sz w:val="18"/>
               </w:rPr>
-              <w:t xml:space="preserve">[Date] – [PAM US Team / SanIAM control owner, name and title] – to be completed by the tester</w:t>
+              <w:t>The IT RCSA team met with Evelio Heredia (</w:t>
+            </w:r>
+            <w:proofErr w:type="spellStart"/>
+            <w:r>
+              <w:rPr>
+                <w:sz w:val="18"/>
+              </w:rPr>
+              <w:t>CyberSecurity</w:t>
+            </w:r>
+            <w:proofErr w:type="spellEnd"/>
+            <w:r>
+              <w:rPr>
+                <w:sz w:val="18"/>
+              </w:rPr>
+              <w:t xml:space="preserve"> Manager), Zoila Rosario (Cybersecurity Compliance Officer), and Oscar Ortiz (</w:t>
+            </w:r>
+            <w:proofErr w:type="spellStart"/>
+            <w:r>
+              <w:rPr>
+                <w:sz w:val="18"/>
+              </w:rPr>
+              <w:t>CyberSecurity</w:t>
+            </w:r>
+            <w:proofErr w:type="spellEnd"/>
+            <w:r>
+              <w:rPr>
+                <w:sz w:val="18"/>
+              </w:rPr>
+              <w:t xml:space="preserve"> Specialist) on </w:t>
+            </w:r>
+            <w:r>
+              <w:rPr>
+                <w:b/>
+                <w:bCs/>
+                <w:sz w:val="18"/>
+              </w:rPr>
+              <w:t>October 23, 202</w:t>
             </w:r>
           </w:p>
         </w:tc>
@@ -363,7 +399,7 @@
                 <w:color w:val="334155"/>
                 <w:sz w:val="18"/>
               </w:rPr>
-              <w:t xml:space="preserve">Sample of one</w:t>
+              <w:t>Sample of one</w:t>
             </w:r>
           </w:p>
         </w:tc>
@@ -387,7 +423,7 @@
               <w:rPr>
                 <w:sz w:val="18"/>
               </w:rPr>
-              <w:t xml:space="preserve">MIA25142 – Miguel Nieves Nieves (identity 100546241); CISCO Network Administrators and ISEAdmin; 2025 Q3 PAM BSI SOX Manager Certification – Revoked 08/28/2025, removed 09/02/2025</w:t>
+              <w:t xml:space="preserve">MIA25142 – Miguel Nieves Nieves (identity 100546241); CISCO Network Administrators and ISEAdmin; 2025 Q3 PAM BSI SOX Manager Certification – Revoked 08/28/2025, removed 09/02/2025, back in AD by 11/25/2025</w:t>
             </w:r>
           </w:p>
         </w:tc>
@@ -420,7 +456,7 @@
                 <w:color w:val="334155"/>
                 <w:sz w:val="18"/>
               </w:rPr>
-              <w:t xml:space="preserve">Evidence folder</w:t>
+              <w:t>Evidence folder</w:t>
             </w:r>
           </w:p>
         </w:tc>
@@ -444,7 +480,7 @@
               <w:rPr>
                 <w:sz w:val="18"/>
               </w:rPr>
-              <w:t xml:space="preserve">BSI.IT.27.C7 (E01 – E09); workpaper E09 – BSI.IT.27.C7_Sample_of_1_MIA25142_Workpaper.xlsx (tabs WP Summary, Sample Attribute Testing, Evidence Map, Evidence Index)</w:t>
+              <w:t xml:space="preserve">BSI.IT.27.C7 – E01 to E09 (see Evidence References below). The testing workbook E06 holds every tab cited; E07 is the management file C7.Sample.xlsx.</w:t>
             </w:r>
           </w:p>
         </w:tc>
@@ -460,14 +496,2264 @@
           <w:color w:val="17365D"/>
           <w:sz w:val="19"/>
         </w:rPr>
-        <w:t xml:space="preserve">Control description</w:t>
+        <w:t>Control description</w:t>
       </w:r>
     </w:p>
     <w:p>
       <w:r>
-        <w:t xml:space="preserve">[BSI.IT.27.C7 Network Device Admin Account Review] At least semiannually, InfoSec initiates accounts reviews for network device administrators, users and service accounts that will be performed by managers or account owners. Inappropriate access is revoked by PAM/IAM team, within SLA.</w:t>
+        <w:t>[BSI.IT.27.C7 Network Device Admin Account Review] At least semiannually, InfoSec initiates accounts reviews for network device administrators, users and service accounts that will be performed by managers or account owners. Inappropriate access is revoked by PAM/IAM team, within SLA.</w:t>
       </w:r>
     </w:p>
+    <w:p/>
+    <w:p>
+      <w:pPr>
+        <w:spacing w:before="140" w:after="40"/>
+      </w:pPr>
+      <w:r>
+        <w:rPr>
+          <w:b/>
+          <w:color w:val="17365D"/>
+          <w:sz w:val="19"/>
+        </w:rPr>
+        <w:t xml:space="preserve">How to use this document</w:t>
+      </w:r>
+    </w:p>
+    <w:p>
+      <w:pPr>
+        <w:jc w:val="both"/>
+      </w:pPr>
+      <w:r>
+        <w:t xml:space="preserve">Every result in Section 3 names its evidence (E-number) and the exact place to look, for example "E06.4 rows 19, 57" = workbook E06, tab 4_Item Detail, rows 19 and 57. E-numbers are defined in the Evidence References table below; tabs of the workbook are E06.1 to E06.13.</w:t>
+      </w:r>
+    </w:p>
+    <w:p>
+      <w:pPr>
+        <w:jc w:val="both"/>
+      </w:pPr>
+      <w:r>
+        <w:t xml:space="preserve">Section 4 (Evidence locator) lists every place MIA25142 appears, file by file. Results read: Pass (green), Fail (red), Observation (amber – not an exception).</w:t>
+      </w:r>
+    </w:p>
+    <w:p>
+      <w:pPr>
+        <w:rPr>
+          <w:b/>
+          <w:bCs/>
+        </w:rPr>
+      </w:pPr>
+      <w:r>
+        <w:rPr>
+          <w:b/>
+          <w:bCs/>
+        </w:rPr>
+        <w:t>Evidence References</w:t>
+      </w:r>
+    </w:p>
+    <w:tbl>
+      <w:tblPr>
+        <w:tblW w:w="0" w:type="auto"/>
+        <w:tblCellSpacing w:w="15" w:type="dxa"/>
+        <w:tblCellMar>
+          <w:top w:w="15" w:type="dxa"/>
+          <w:left w:w="15" w:type="dxa"/>
+          <w:bottom w:w="15" w:type="dxa"/>
+          <w:right w:w="15" w:type="dxa"/>
+        </w:tblCellMar>
+        <w:tblLook w:val="04A0" w:firstRow="1" w:lastRow="0" w:firstColumn="1" w:lastColumn="0" w:noHBand="0" w:noVBand="1"/>
+      </w:tblPr>
+      <w:tblGrid>
+        <w:gridCol w:w="601"/>
+        <w:gridCol w:w="2131"/>
+        <w:gridCol w:w="5106"/>
+        <w:gridCol w:w="2370"/>
+      </w:tblGrid>
+      <w:tr>
+        <w:trPr>
+          <w:tblCellSpacing w:w="15" w:type="dxa"/>
+        </w:trPr>
+        <w:tc>
+          <w:tcPr>
+            <w:tcW w:w="0" w:type="auto"/>
+            <w:tcBorders>
+              <w:top w:val="single" w:sz="6" w:space="0" w:color="E6E6E6"/>
+              <w:left w:val="single" w:sz="6" w:space="0" w:color="E6E6E6"/>
+              <w:bottom w:val="single" w:sz="6" w:space="0" w:color="E6E6E6"/>
+              <w:right w:val="single" w:sz="6" w:space="0" w:color="E6E6E6"/>
+            </w:tcBorders>
+            <w:shd w:val="clear" w:color="auto" w:fill="F5F5F5"/>
+            <w:vAlign w:val="center"/>
+            <w:hideMark/>
+          </w:tcPr>
+          <w:p>
+            <w:pPr>
+              <w:rPr>
+                <w:b/>
+                <w:bCs/>
+              </w:rPr>
+            </w:pPr>
+            <w:r>
+              <w:rPr>
+                <w:b/>
+                <w:bCs/>
+              </w:rPr>
+              <w:t>Ref</w:t>
+            </w:r>
+          </w:p>
+        </w:tc>
+        <w:tc>
+          <w:tcPr>
+            <w:tcW w:w="0" w:type="auto"/>
+            <w:tcBorders>
+              <w:top w:val="single" w:sz="6" w:space="0" w:color="E6E6E6"/>
+              <w:left w:val="single" w:sz="6" w:space="0" w:color="E6E6E6"/>
+              <w:bottom w:val="single" w:sz="6" w:space="0" w:color="E6E6E6"/>
+              <w:right w:val="single" w:sz="6" w:space="0" w:color="E6E6E6"/>
+            </w:tcBorders>
+            <w:shd w:val="clear" w:color="auto" w:fill="F5F5F5"/>
+            <w:vAlign w:val="center"/>
+            <w:hideMark/>
+          </w:tcPr>
+          <w:p>
+            <w:pPr>
+              <w:rPr>
+                <w:b/>
+                <w:bCs/>
+              </w:rPr>
+            </w:pPr>
+            <w:r>
+              <w:rPr>
+                <w:b/>
+                <w:bCs/>
+              </w:rPr>
+              <w:t>Evidence</w:t>
+            </w:r>
+          </w:p>
+        </w:tc>
+        <w:tc>
+          <w:tcPr>
+            <w:tcW w:w="0" w:type="auto"/>
+            <w:tcBorders>
+              <w:top w:val="single" w:sz="6" w:space="0" w:color="E6E6E6"/>
+              <w:left w:val="single" w:sz="6" w:space="0" w:color="E6E6E6"/>
+              <w:bottom w:val="single" w:sz="6" w:space="0" w:color="E6E6E6"/>
+              <w:right w:val="single" w:sz="6" w:space="0" w:color="E6E6E6"/>
+            </w:tcBorders>
+            <w:shd w:val="clear" w:color="auto" w:fill="F5F5F5"/>
+            <w:vAlign w:val="center"/>
+            <w:hideMark/>
+          </w:tcPr>
+          <w:p>
+            <w:pPr>
+              <w:rPr>
+                <w:b/>
+                <w:bCs/>
+              </w:rPr>
+            </w:pPr>
+            <w:r>
+              <w:rPr>
+                <w:b/>
+                <w:bCs/>
+              </w:rPr>
+              <w:t>Contents of the File</w:t>
+            </w:r>
+          </w:p>
+        </w:tc>
+        <w:tc>
+          <w:tcPr>
+            <w:tcW w:w="0" w:type="auto"/>
+            <w:tcBorders>
+              <w:top w:val="single" w:sz="6" w:space="0" w:color="E6E6E6"/>
+              <w:left w:val="single" w:sz="6" w:space="0" w:color="E6E6E6"/>
+              <w:bottom w:val="single" w:sz="6" w:space="0" w:color="E6E6E6"/>
+              <w:right w:val="single" w:sz="6" w:space="0" w:color="E6E6E6"/>
+            </w:tcBorders>
+            <w:shd w:val="clear" w:color="auto" w:fill="F5F5F5"/>
+            <w:vAlign w:val="center"/>
+            <w:hideMark/>
+          </w:tcPr>
+          <w:p>
+            <w:pPr>
+              <w:rPr>
+                <w:b/>
+                <w:bCs/>
+              </w:rPr>
+            </w:pPr>
+            <w:r>
+              <w:rPr>
+                <w:b/>
+                <w:bCs/>
+              </w:rPr>
+              <w:t>Purpose / Control Attribute Supported</w:t>
+            </w:r>
+          </w:p>
+        </w:tc>
+      </w:tr>
+      <w:tr>
+        <w:trPr>
+          <w:tblCellSpacing w:w="15" w:type="dxa"/>
+        </w:trPr>
+        <w:tc>
+          <w:tcPr>
+            <w:tcW w:w="0" w:type="auto"/>
+            <w:tcBorders>
+              <w:top w:val="single" w:sz="6" w:space="0" w:color="E6E6E6"/>
+              <w:left w:val="single" w:sz="6" w:space="0" w:color="E6E6E6"/>
+              <w:bottom w:val="single" w:sz="6" w:space="0" w:color="E6E6E6"/>
+              <w:right w:val="single" w:sz="6" w:space="0" w:color="E6E6E6"/>
+            </w:tcBorders>
+            <w:shd w:val="clear" w:color="auto" w:fill="F5F5F5"/>
+            <w:vAlign w:val="center"/>
+            <w:hideMark/>
+          </w:tcPr>
+          <w:p>
+            <w:pPr>
+              <w:rPr>
+                <w:b/>
+                <w:bCs/>
+              </w:rPr>
+            </w:pPr>
+            <w:r>
+              <w:rPr>
+                <w:b/>
+                <w:bCs/>
+              </w:rPr>
+              <w:t>E01</w:t>
+            </w:r>
+          </w:p>
+        </w:tc>
+        <w:tc>
+          <w:tcPr>
+            <w:tcW w:w="0" w:type="auto"/>
+            <w:tcBorders>
+              <w:top w:val="single" w:sz="6" w:space="0" w:color="E6E6E6"/>
+              <w:left w:val="single" w:sz="6" w:space="0" w:color="E6E6E6"/>
+              <w:bottom w:val="single" w:sz="6" w:space="0" w:color="E6E6E6"/>
+              <w:right w:val="single" w:sz="6" w:space="0" w:color="E6E6E6"/>
+            </w:tcBorders>
+            <w:vAlign w:val="center"/>
+            <w:hideMark/>
+          </w:tcPr>
+          <w:p>
+            <w:r>
+              <w:rPr>
+                <w:b/>
+                <w:bCs/>
+              </w:rPr>
+              <w:t>Identity and Access Management Standard v10.0 / v11.0</w:t>
+            </w:r>
+          </w:p>
+        </w:tc>
+        <w:tc>
+          <w:tcPr>
+            <w:tcW w:w="0" w:type="auto"/>
+            <w:tcBorders>
+              <w:top w:val="single" w:sz="6" w:space="0" w:color="E6E6E6"/>
+              <w:left w:val="single" w:sz="6" w:space="0" w:color="E6E6E6"/>
+              <w:bottom w:val="single" w:sz="6" w:space="0" w:color="E6E6E6"/>
+              <w:right w:val="single" w:sz="6" w:space="0" w:color="E6E6E6"/>
+            </w:tcBorders>
+            <w:vAlign w:val="center"/>
+            <w:hideMark/>
+          </w:tcPr>
+          <w:p>
+            <w:r>
+              <w:t>Corporate IAM standard establishing requirements for privileged access reviews, reviewer responsibilities, segregation of duties, recertification frequency, and revocation SLA requirements. Includes requirements that privileged access be reviewed at least semiannually and revoked within 30 business days when no longer appropriate.</w:t>
+            </w:r>
+          </w:p>
+        </w:tc>
+        <w:tc>
+          <w:tcPr>
+            <w:tcW w:w="0" w:type="auto"/>
+            <w:tcBorders>
+              <w:top w:val="single" w:sz="6" w:space="0" w:color="E6E6E6"/>
+              <w:left w:val="single" w:sz="6" w:space="0" w:color="E6E6E6"/>
+              <w:bottom w:val="single" w:sz="6" w:space="0" w:color="E6E6E6"/>
+              <w:right w:val="single" w:sz="6" w:space="0" w:color="E6E6E6"/>
+            </w:tcBorders>
+            <w:vAlign w:val="center"/>
+            <w:hideMark/>
+          </w:tcPr>
+          <w:p>
+            <w:r>
+              <w:t>Design Effectiveness, Frequency (A1), Reviewer (A3), Revocation SLA (A6)</w:t>
+            </w:r>
+          </w:p>
+        </w:tc>
+      </w:tr>
+      <w:tr>
+        <w:trPr>
+          <w:tblCellSpacing w:w="15" w:type="dxa"/>
+        </w:trPr>
+        <w:tc>
+          <w:tcPr>
+            <w:tcW w:w="0" w:type="auto"/>
+            <w:tcBorders>
+              <w:top w:val="single" w:sz="6" w:space="0" w:color="E6E6E6"/>
+              <w:left w:val="single" w:sz="6" w:space="0" w:color="E6E6E6"/>
+              <w:bottom w:val="single" w:sz="6" w:space="0" w:color="E6E6E6"/>
+              <w:right w:val="single" w:sz="6" w:space="0" w:color="E6E6E6"/>
+            </w:tcBorders>
+            <w:shd w:val="clear" w:color="auto" w:fill="F5F5F5"/>
+            <w:vAlign w:val="center"/>
+            <w:hideMark/>
+          </w:tcPr>
+          <w:p>
+            <w:pPr>
+              <w:rPr>
+                <w:b/>
+                <w:bCs/>
+              </w:rPr>
+            </w:pPr>
+            <w:r>
+              <w:rPr>
+                <w:b/>
+                <w:bCs/>
+              </w:rPr>
+              <w:t>E02</w:t>
+            </w:r>
+          </w:p>
+        </w:tc>
+        <w:tc>
+          <w:tcPr>
+            <w:tcW w:w="0" w:type="auto"/>
+            <w:tcBorders>
+              <w:top w:val="single" w:sz="6" w:space="0" w:color="E6E6E6"/>
+              <w:left w:val="single" w:sz="6" w:space="0" w:color="E6E6E6"/>
+              <w:bottom w:val="single" w:sz="6" w:space="0" w:color="E6E6E6"/>
+              <w:right w:val="single" w:sz="6" w:space="0" w:color="E6E6E6"/>
+            </w:tcBorders>
+            <w:vAlign w:val="center"/>
+            <w:hideMark/>
+          </w:tcPr>
+          <w:p>
+            <w:r>
+              <w:rPr>
+                <w:b/>
+                <w:bCs/>
+              </w:rPr>
+              <w:t>PAM Recertification Procedure (BSI) v2.0 (04/22/2026)</w:t>
+            </w:r>
+          </w:p>
+        </w:tc>
+        <w:tc>
+          <w:tcPr>
+            <w:tcW w:w="0" w:type="auto"/>
+            <w:tcBorders>
+              <w:top w:val="single" w:sz="6" w:space="0" w:color="E6E6E6"/>
+              <w:left w:val="single" w:sz="6" w:space="0" w:color="E6E6E6"/>
+              <w:bottom w:val="single" w:sz="6" w:space="0" w:color="E6E6E6"/>
+              <w:right w:val="single" w:sz="6" w:space="0" w:color="E6E6E6"/>
+            </w:tcBorders>
+            <w:vAlign w:val="center"/>
+            <w:hideMark/>
+          </w:tcPr>
+          <w:p>
+            <w:r>
+              <w:t>Documents the operational process for PAM recertifications including campaign initiation, manager/account owner review responsibilities, decision documentation, revocation workflow, PAM validation, and escalation requirements.</w:t>
+            </w:r>
+          </w:p>
+        </w:tc>
+        <w:tc>
+          <w:tcPr>
+            <w:tcW w:w="0" w:type="auto"/>
+            <w:tcBorders>
+              <w:top w:val="single" w:sz="6" w:space="0" w:color="E6E6E6"/>
+              <w:left w:val="single" w:sz="6" w:space="0" w:color="E6E6E6"/>
+              <w:bottom w:val="single" w:sz="6" w:space="0" w:color="E6E6E6"/>
+              <w:right w:val="single" w:sz="6" w:space="0" w:color="E6E6E6"/>
+            </w:tcBorders>
+            <w:vAlign w:val="center"/>
+            <w:hideMark/>
+          </w:tcPr>
+          <w:p>
+            <w:r>
+              <w:t>Control Design, Initiation, Reviewer Validation, Revocation Process</w:t>
+            </w:r>
+          </w:p>
+        </w:tc>
+      </w:tr>
+      <w:tr>
+        <w:trPr>
+          <w:tblCellSpacing w:w="15" w:type="dxa"/>
+        </w:trPr>
+        <w:tc>
+          <w:tcPr>
+            <w:tcW w:w="0" w:type="auto"/>
+            <w:tcBorders>
+              <w:top w:val="single" w:sz="6" w:space="0" w:color="E6E6E6"/>
+              <w:left w:val="single" w:sz="6" w:space="0" w:color="E6E6E6"/>
+              <w:bottom w:val="single" w:sz="6" w:space="0" w:color="E6E6E6"/>
+              <w:right w:val="single" w:sz="6" w:space="0" w:color="E6E6E6"/>
+            </w:tcBorders>
+            <w:shd w:val="clear" w:color="auto" w:fill="F5F5F5"/>
+            <w:vAlign w:val="center"/>
+            <w:hideMark/>
+          </w:tcPr>
+          <w:p>
+            <w:pPr>
+              <w:rPr>
+                <w:b/>
+                <w:bCs/>
+              </w:rPr>
+            </w:pPr>
+            <w:r>
+              <w:rPr>
+                <w:b/>
+                <w:bCs/>
+              </w:rPr>
+              <w:t>E03</w:t>
+            </w:r>
+          </w:p>
+        </w:tc>
+        <w:tc>
+          <w:tcPr>
+            <w:tcW w:w="0" w:type="auto"/>
+            <w:tcBorders>
+              <w:top w:val="single" w:sz="6" w:space="0" w:color="E6E6E6"/>
+              <w:left w:val="single" w:sz="6" w:space="0" w:color="E6E6E6"/>
+              <w:bottom w:val="single" w:sz="6" w:space="0" w:color="E6E6E6"/>
+              <w:right w:val="single" w:sz="6" w:space="0" w:color="E6E6E6"/>
+            </w:tcBorders>
+            <w:vAlign w:val="center"/>
+            <w:hideMark/>
+          </w:tcPr>
+          <w:p>
+            <w:r>
+              <w:rPr>
+                <w:b/>
+                <w:bCs/>
+              </w:rPr>
+              <w:t>PAM Definition of Privilege v10.0</w:t>
+            </w:r>
+          </w:p>
+        </w:tc>
+        <w:tc>
+          <w:tcPr>
+            <w:tcW w:w="0" w:type="auto"/>
+            <w:tcBorders>
+              <w:top w:val="single" w:sz="6" w:space="0" w:color="E6E6E6"/>
+              <w:left w:val="single" w:sz="6" w:space="0" w:color="E6E6E6"/>
+              <w:bottom w:val="single" w:sz="6" w:space="0" w:color="E6E6E6"/>
+              <w:right w:val="single" w:sz="6" w:space="0" w:color="E6E6E6"/>
+            </w:tcBorders>
+            <w:vAlign w:val="center"/>
+            <w:hideMark/>
+          </w:tcPr>
+          <w:p>
+            <w:r>
+              <w:t xml:space="preserve">Defines privileged groups subject to certification reviews. Section 3.3 identifies the Network Administration groups included within scope: CISCO ISE Administrators, CISCO Network Administrators, </w:t>
+            </w:r>
+            <w:proofErr w:type="spellStart"/>
+            <w:r>
+              <w:t>ISEAdmin</w:t>
+            </w:r>
+            <w:proofErr w:type="spellEnd"/>
+            <w:r>
+              <w:t>, and F5FullAdmin.</w:t>
+            </w:r>
+          </w:p>
+        </w:tc>
+        <w:tc>
+          <w:tcPr>
+            <w:tcW w:w="0" w:type="auto"/>
+            <w:tcBorders>
+              <w:top w:val="single" w:sz="6" w:space="0" w:color="E6E6E6"/>
+              <w:left w:val="single" w:sz="6" w:space="0" w:color="E6E6E6"/>
+              <w:bottom w:val="single" w:sz="6" w:space="0" w:color="E6E6E6"/>
+              <w:right w:val="single" w:sz="6" w:space="0" w:color="E6E6E6"/>
+            </w:tcBorders>
+            <w:vAlign w:val="center"/>
+            <w:hideMark/>
+          </w:tcPr>
+          <w:p>
+            <w:r>
+              <w:t>Scope Definition, Population Completeness (A2)</w:t>
+            </w:r>
+          </w:p>
+        </w:tc>
+      </w:tr>
+      <w:tr>
+        <w:trPr>
+          <w:tblCellSpacing w:w="15" w:type="dxa"/>
+        </w:trPr>
+        <w:tc>
+          <w:tcPr>
+            <w:tcW w:w="0" w:type="auto"/>
+            <w:tcBorders>
+              <w:top w:val="single" w:sz="6" w:space="0" w:color="E6E6E6"/>
+              <w:left w:val="single" w:sz="6" w:space="0" w:color="E6E6E6"/>
+              <w:bottom w:val="single" w:sz="6" w:space="0" w:color="E6E6E6"/>
+              <w:right w:val="single" w:sz="6" w:space="0" w:color="E6E6E6"/>
+            </w:tcBorders>
+            <w:shd w:val="clear" w:color="auto" w:fill="F5F5F5"/>
+            <w:vAlign w:val="center"/>
+            <w:hideMark/>
+          </w:tcPr>
+          <w:p>
+            <w:pPr>
+              <w:rPr>
+                <w:b/>
+                <w:bCs/>
+              </w:rPr>
+            </w:pPr>
+            <w:r>
+              <w:rPr>
+                <w:b/>
+                <w:bCs/>
+              </w:rPr>
+              <w:t>E04</w:t>
+            </w:r>
+          </w:p>
+        </w:tc>
+        <w:tc>
+          <w:tcPr>
+            <w:tcW w:w="0" w:type="auto"/>
+            <w:tcBorders>
+              <w:top w:val="single" w:sz="6" w:space="0" w:color="E6E6E6"/>
+              <w:left w:val="single" w:sz="6" w:space="0" w:color="E6E6E6"/>
+              <w:bottom w:val="single" w:sz="6" w:space="0" w:color="E6E6E6"/>
+              <w:right w:val="single" w:sz="6" w:space="0" w:color="E6E6E6"/>
+            </w:tcBorders>
+            <w:vAlign w:val="center"/>
+            <w:hideMark/>
+          </w:tcPr>
+          <w:p>
+            <w:r>
+              <w:rPr>
+                <w:b/>
+                <w:bCs/>
+              </w:rPr>
+              <w:t>BSI.IT.27.C7.02 Q3_2025.xlsx</w:t>
+            </w:r>
+          </w:p>
+        </w:tc>
+        <w:tc>
+          <w:tcPr>
+            <w:tcW w:w="0" w:type="auto"/>
+            <w:tcBorders>
+              <w:top w:val="single" w:sz="6" w:space="0" w:color="E6E6E6"/>
+              <w:left w:val="single" w:sz="6" w:space="0" w:color="E6E6E6"/>
+              <w:bottom w:val="single" w:sz="6" w:space="0" w:color="E6E6E6"/>
+              <w:right w:val="single" w:sz="6" w:space="0" w:color="E6E6E6"/>
+            </w:tcBorders>
+            <w:vAlign w:val="center"/>
+            <w:hideMark/>
+          </w:tcPr>
+          <w:p>
+            <w:r>
+              <w:t xml:space="preserve">Contains the 2025 Q3 SailPoint certification campaign. Includes manager and entitlement-owner certification results, review decisions, reviewer names, sign-off dates, Active Directory extracts dated 11/25/2025, and </w:t>
+            </w:r>
+            <w:proofErr w:type="spellStart"/>
+            <w:r>
+              <w:t>Netwrix</w:t>
+            </w:r>
+            <w:proofErr w:type="spellEnd"/>
+            <w:r>
+              <w:t xml:space="preserve"> revocation logs showing removal activity between 09/02/2025 and 09/08/2025.</w:t>
+            </w:r>
+          </w:p>
+        </w:tc>
+        <w:tc>
+          <w:tcPr>
+            <w:tcW w:w="0" w:type="auto"/>
+            <w:tcBorders>
+              <w:top w:val="single" w:sz="6" w:space="0" w:color="E6E6E6"/>
+              <w:left w:val="single" w:sz="6" w:space="0" w:color="E6E6E6"/>
+              <w:bottom w:val="single" w:sz="6" w:space="0" w:color="E6E6E6"/>
+              <w:right w:val="single" w:sz="6" w:space="0" w:color="E6E6E6"/>
+            </w:tcBorders>
+            <w:vAlign w:val="center"/>
+            <w:hideMark/>
+          </w:tcPr>
+          <w:p>
+            <w:r>
+              <w:t>Review Execution, Reviewer Validation, Completeness (A2), Decisions (A4), Revocation Testing (A6)</w:t>
+            </w:r>
+          </w:p>
+        </w:tc>
+      </w:tr>
+      <w:tr>
+        <w:trPr>
+          <w:tblCellSpacing w:w="15" w:type="dxa"/>
+        </w:trPr>
+        <w:tc>
+          <w:tcPr>
+            <w:tcW w:w="0" w:type="auto"/>
+            <w:tcBorders>
+              <w:top w:val="single" w:sz="6" w:space="0" w:color="E6E6E6"/>
+              <w:left w:val="single" w:sz="6" w:space="0" w:color="E6E6E6"/>
+              <w:bottom w:val="single" w:sz="6" w:space="0" w:color="E6E6E6"/>
+              <w:right w:val="single" w:sz="6" w:space="0" w:color="E6E6E6"/>
+            </w:tcBorders>
+            <w:shd w:val="clear" w:color="auto" w:fill="F5F5F5"/>
+            <w:vAlign w:val="center"/>
+            <w:hideMark/>
+          </w:tcPr>
+          <w:p>
+            <w:pPr>
+              <w:rPr>
+                <w:b/>
+                <w:bCs/>
+              </w:rPr>
+            </w:pPr>
+            <w:r>
+              <w:rPr>
+                <w:b/>
+                <w:bCs/>
+              </w:rPr>
+              <w:t>E05</w:t>
+            </w:r>
+          </w:p>
+        </w:tc>
+        <w:tc>
+          <w:tcPr>
+            <w:tcW w:w="0" w:type="auto"/>
+            <w:tcBorders>
+              <w:top w:val="single" w:sz="6" w:space="0" w:color="E6E6E6"/>
+              <w:left w:val="single" w:sz="6" w:space="0" w:color="E6E6E6"/>
+              <w:bottom w:val="single" w:sz="6" w:space="0" w:color="E6E6E6"/>
+              <w:right w:val="single" w:sz="6" w:space="0" w:color="E6E6E6"/>
+            </w:tcBorders>
+            <w:vAlign w:val="center"/>
+            <w:hideMark/>
+          </w:tcPr>
+          <w:p>
+            <w:r>
+              <w:rPr>
+                <w:b/>
+                <w:bCs/>
+              </w:rPr>
+              <w:t>BSI.IT.27.C7.02 Q1 2026 Cert.xlsx</w:t>
+            </w:r>
+          </w:p>
+        </w:tc>
+        <w:tc>
+          <w:tcPr>
+            <w:tcW w:w="0" w:type="auto"/>
+            <w:tcBorders>
+              <w:top w:val="single" w:sz="6" w:space="0" w:color="E6E6E6"/>
+              <w:left w:val="single" w:sz="6" w:space="0" w:color="E6E6E6"/>
+              <w:bottom w:val="single" w:sz="6" w:space="0" w:color="E6E6E6"/>
+              <w:right w:val="single" w:sz="6" w:space="0" w:color="E6E6E6"/>
+            </w:tcBorders>
+            <w:vAlign w:val="center"/>
+            <w:hideMark/>
+          </w:tcPr>
+          <w:p>
+            <w:r>
+              <w:t xml:space="preserve">Contains the 2026 Q1 SailPoint certification campaign. Includes certification decisions, reviewer approvals, Active Directory extract dated 05/15/2026, population reconciliation, and </w:t>
+            </w:r>
+            <w:proofErr w:type="spellStart"/>
+            <w:r>
+              <w:t>Netwrix</w:t>
+            </w:r>
+            <w:proofErr w:type="spellEnd"/>
+            <w:r>
+              <w:t xml:space="preserve"> removal logs related to revocation activity in April 2026.</w:t>
+            </w:r>
+          </w:p>
+        </w:tc>
+        <w:tc>
+          <w:tcPr>
+            <w:tcW w:w="0" w:type="auto"/>
+            <w:tcBorders>
+              <w:top w:val="single" w:sz="6" w:space="0" w:color="E6E6E6"/>
+              <w:left w:val="single" w:sz="6" w:space="0" w:color="E6E6E6"/>
+              <w:bottom w:val="single" w:sz="6" w:space="0" w:color="E6E6E6"/>
+              <w:right w:val="single" w:sz="6" w:space="0" w:color="E6E6E6"/>
+            </w:tcBorders>
+            <w:vAlign w:val="center"/>
+            <w:hideMark/>
+          </w:tcPr>
+          <w:p>
+            <w:r>
+              <w:t>Frequency (A1), Completeness (A2), Reviewer Validation (A3), Decision Testing (A4), Revocation Testing (A6)</w:t>
+            </w:r>
+          </w:p>
+        </w:tc>
+      </w:tr>
+      <w:tr>
+        <w:trPr>
+          <w:tblCellSpacing w:w="15" w:type="dxa"/>
+        </w:trPr>
+        <w:tc>
+          <w:tcPr>
+            <w:tcW w:w="0" w:type="auto"/>
+            <w:tcBorders>
+              <w:top w:val="single" w:sz="6" w:space="0" w:color="E6E6E6"/>
+              <w:left w:val="single" w:sz="6" w:space="0" w:color="E6E6E6"/>
+              <w:bottom w:val="single" w:sz="6" w:space="0" w:color="E6E6E6"/>
+              <w:right w:val="single" w:sz="6" w:space="0" w:color="E6E6E6"/>
+            </w:tcBorders>
+            <w:shd w:val="clear" w:color="auto" w:fill="F5F5F5"/>
+            <w:vAlign w:val="center"/>
+            <w:hideMark/>
+          </w:tcPr>
+          <w:p>
+            <w:pPr>
+              <w:rPr>
+                <w:b/>
+                <w:bCs/>
+              </w:rPr>
+            </w:pPr>
+            <w:r>
+              <w:rPr>
+                <w:b/>
+                <w:bCs/>
+              </w:rPr>
+              <w:t>E06</w:t>
+            </w:r>
+          </w:p>
+        </w:tc>
+        <w:tc>
+          <w:tcPr>
+            <w:tcW w:w="0" w:type="auto"/>
+            <w:tcBorders>
+              <w:top w:val="single" w:sz="6" w:space="0" w:color="E6E6E6"/>
+              <w:left w:val="single" w:sz="6" w:space="0" w:color="E6E6E6"/>
+              <w:bottom w:val="single" w:sz="6" w:space="0" w:color="E6E6E6"/>
+              <w:right w:val="single" w:sz="6" w:space="0" w:color="E6E6E6"/>
+            </w:tcBorders>
+            <w:vAlign w:val="center"/>
+            <w:hideMark/>
+          </w:tcPr>
+          <w:p>
+            <w:r>
+              <w:rPr>
+                <w:b/>
+                <w:bCs/>
+              </w:rPr>
+              <w:t>BSI.IT.27.C7.05 Testing Walkthrough – Combined with 2026 Q2 Sample.xlsx</w:t>
+            </w:r>
+          </w:p>
+        </w:tc>
+        <w:tc>
+          <w:tcPr>
+            <w:tcW w:w="0" w:type="auto"/>
+            <w:tcBorders>
+              <w:top w:val="single" w:sz="6" w:space="0" w:color="E6E6E6"/>
+              <w:left w:val="single" w:sz="6" w:space="0" w:color="E6E6E6"/>
+              <w:bottom w:val="single" w:sz="6" w:space="0" w:color="E6E6E6"/>
+              <w:right w:val="single" w:sz="6" w:space="0" w:color="E6E6E6"/>
+            </w:tcBorders>
+            <w:vAlign w:val="center"/>
+            <w:hideMark/>
+          </w:tcPr>
+          <w:p>
+            <w:r>
+              <w:t xml:space="preserve">Comprehensive testing workbook </w:t>
+            </w:r>
+            <w:proofErr w:type="gramStart"/>
+            <w:r>
+              <w:t>used</w:t>
+            </w:r>
+            <w:proofErr w:type="gramEnd"/>
+            <w:r>
+              <w:t xml:space="preserve"> to document control testing. Contains testing methodology, control-to-attribute mapping, procedures performed, population reconciliation, detailed sample testing, identified exceptions, SLA validation, management response evaluation, evidence inventory, open items, and final conclusions. Also includes a review of the 2026 Q2 certifications provided after the testing period.</w:t>
+            </w:r>
+          </w:p>
+        </w:tc>
+        <w:tc>
+          <w:tcPr>
+            <w:tcW w:w="0" w:type="auto"/>
+            <w:tcBorders>
+              <w:top w:val="single" w:sz="6" w:space="0" w:color="E6E6E6"/>
+              <w:left w:val="single" w:sz="6" w:space="0" w:color="E6E6E6"/>
+              <w:bottom w:val="single" w:sz="6" w:space="0" w:color="E6E6E6"/>
+              <w:right w:val="single" w:sz="6" w:space="0" w:color="E6E6E6"/>
+            </w:tcBorders>
+            <w:vAlign w:val="center"/>
+            <w:hideMark/>
+          </w:tcPr>
+          <w:p>
+            <w:r>
+              <w:t>Primary Audit Workpaper, Testing Trail, Conclusion Support, Attribute Assessment</w:t>
+            </w:r>
+          </w:p>
+        </w:tc>
+      </w:tr>
+      <w:tr>
+        <w:trPr>
+          <w:tblCellSpacing w:w="15" w:type="dxa"/>
+        </w:trPr>
+        <w:tc>
+          <w:tcPr>
+            <w:tcW w:w="0" w:type="auto"/>
+            <w:tcBorders>
+              <w:top w:val="single" w:sz="6" w:space="0" w:color="E6E6E6"/>
+              <w:left w:val="single" w:sz="6" w:space="0" w:color="E6E6E6"/>
+              <w:bottom w:val="single" w:sz="6" w:space="0" w:color="E6E6E6"/>
+              <w:right w:val="single" w:sz="6" w:space="0" w:color="E6E6E6"/>
+            </w:tcBorders>
+            <w:shd w:val="clear" w:color="auto" w:fill="F5F5F5"/>
+            <w:vAlign w:val="center"/>
+            <w:hideMark/>
+          </w:tcPr>
+          <w:p>
+            <w:pPr>
+              <w:rPr>
+                <w:b/>
+                <w:bCs/>
+              </w:rPr>
+            </w:pPr>
+            <w:r>
+              <w:rPr>
+                <w:b/>
+                <w:bCs/>
+              </w:rPr>
+              <w:t xml:space="preserve">E06.1</w:t>
+            </w:r>
+          </w:p>
+        </w:tc>
+        <w:tc>
+          <w:tcPr>
+            <w:tcW w:w="0" w:type="auto"/>
+            <w:tcBorders>
+              <w:top w:val="single" w:sz="6" w:space="0" w:color="E6E6E6"/>
+              <w:left w:val="single" w:sz="6" w:space="0" w:color="E6E6E6"/>
+              <w:bottom w:val="single" w:sz="6" w:space="0" w:color="E6E6E6"/>
+              <w:right w:val="single" w:sz="6" w:space="0" w:color="E6E6E6"/>
+            </w:tcBorders>
+            <w:vAlign w:val="center"/>
+            <w:hideMark/>
+          </w:tcPr>
+          <w:p>
+            <w:r>
+              <w:rPr>
+                <w:b/>
+                <w:bCs/>
+              </w:rPr>
+              <w:t>Tab 1 – Control &amp; Approach</w:t>
+            </w:r>
+          </w:p>
+        </w:tc>
+        <w:tc>
+          <w:tcPr>
+            <w:tcW w:w="0" w:type="auto"/>
+            <w:tcBorders>
+              <w:top w:val="single" w:sz="6" w:space="0" w:color="E6E6E6"/>
+              <w:left w:val="single" w:sz="6" w:space="0" w:color="E6E6E6"/>
+              <w:bottom w:val="single" w:sz="6" w:space="0" w:color="E6E6E6"/>
+              <w:right w:val="single" w:sz="6" w:space="0" w:color="E6E6E6"/>
+            </w:tcBorders>
+            <w:vAlign w:val="center"/>
+            <w:hideMark/>
+          </w:tcPr>
+          <w:p>
+            <w:r>
+              <w:t>Documents control requirements, testing attributes (A1-A7), testing population, scope, sample selection methodology, and audit criteria used for testing.</w:t>
+            </w:r>
+          </w:p>
+        </w:tc>
+        <w:tc>
+          <w:tcPr>
+            <w:tcW w:w="0" w:type="auto"/>
+            <w:tcBorders>
+              <w:top w:val="single" w:sz="6" w:space="0" w:color="E6E6E6"/>
+              <w:left w:val="single" w:sz="6" w:space="0" w:color="E6E6E6"/>
+              <w:bottom w:val="single" w:sz="6" w:space="0" w:color="E6E6E6"/>
+              <w:right w:val="single" w:sz="6" w:space="0" w:color="E6E6E6"/>
+            </w:tcBorders>
+            <w:vAlign w:val="center"/>
+            <w:hideMark/>
+          </w:tcPr>
+          <w:p>
+            <w:r>
+              <w:t>Overall Testing Methodology</w:t>
+            </w:r>
+          </w:p>
+        </w:tc>
+      </w:tr>
+      <w:tr>
+        <w:trPr>
+          <w:tblCellSpacing w:w="15" w:type="dxa"/>
+        </w:trPr>
+        <w:tc>
+          <w:tcPr>
+            <w:tcW w:w="0" w:type="auto"/>
+            <w:tcBorders>
+              <w:top w:val="single" w:sz="6" w:space="0" w:color="E6E6E6"/>
+              <w:left w:val="single" w:sz="6" w:space="0" w:color="E6E6E6"/>
+              <w:bottom w:val="single" w:sz="6" w:space="0" w:color="E6E6E6"/>
+              <w:right w:val="single" w:sz="6" w:space="0" w:color="E6E6E6"/>
+            </w:tcBorders>
+            <w:shd w:val="clear" w:color="auto" w:fill="F5F5F5"/>
+            <w:vAlign w:val="center"/>
+            <w:hideMark/>
+          </w:tcPr>
+          <w:p>
+            <w:pPr>
+              <w:rPr>
+                <w:b/>
+                <w:bCs/>
+              </w:rPr>
+            </w:pPr>
+            <w:r>
+              <w:rPr>
+                <w:b/>
+                <w:bCs/>
+              </w:rPr>
+              <w:t>E06.2</w:t>
+            </w:r>
+          </w:p>
+        </w:tc>
+        <w:tc>
+          <w:tcPr>
+            <w:tcW w:w="0" w:type="auto"/>
+            <w:tcBorders>
+              <w:top w:val="single" w:sz="6" w:space="0" w:color="E6E6E6"/>
+              <w:left w:val="single" w:sz="6" w:space="0" w:color="E6E6E6"/>
+              <w:bottom w:val="single" w:sz="6" w:space="0" w:color="E6E6E6"/>
+              <w:right w:val="single" w:sz="6" w:space="0" w:color="E6E6E6"/>
+            </w:tcBorders>
+            <w:vAlign w:val="center"/>
+            <w:hideMark/>
+          </w:tcPr>
+          <w:p>
+            <w:r>
+              <w:rPr>
+                <w:b/>
+                <w:bCs/>
+              </w:rPr>
+              <w:t>Tab 2 – Step-by-Step</w:t>
+            </w:r>
+          </w:p>
+        </w:tc>
+        <w:tc>
+          <w:tcPr>
+            <w:tcW w:w="0" w:type="auto"/>
+            <w:tcBorders>
+              <w:top w:val="single" w:sz="6" w:space="0" w:color="E6E6E6"/>
+              <w:left w:val="single" w:sz="6" w:space="0" w:color="E6E6E6"/>
+              <w:bottom w:val="single" w:sz="6" w:space="0" w:color="E6E6E6"/>
+              <w:right w:val="single" w:sz="6" w:space="0" w:color="E6E6E6"/>
+            </w:tcBorders>
+            <w:vAlign w:val="center"/>
+            <w:hideMark/>
+          </w:tcPr>
+          <w:p>
+            <w:r>
+              <w:t>Detailed walkthrough of the testing procedures performed, evidence reviewed, testing logic applied, and results obtained for each attribute.</w:t>
+            </w:r>
+          </w:p>
+        </w:tc>
+        <w:tc>
+          <w:tcPr>
+            <w:tcW w:w="0" w:type="auto"/>
+            <w:tcBorders>
+              <w:top w:val="single" w:sz="6" w:space="0" w:color="E6E6E6"/>
+              <w:left w:val="single" w:sz="6" w:space="0" w:color="E6E6E6"/>
+              <w:bottom w:val="single" w:sz="6" w:space="0" w:color="E6E6E6"/>
+              <w:right w:val="single" w:sz="6" w:space="0" w:color="E6E6E6"/>
+            </w:tcBorders>
+            <w:vAlign w:val="center"/>
+            <w:hideMark/>
+          </w:tcPr>
+          <w:p>
+            <w:r>
+              <w:t>Testing Execution Documentation</w:t>
+            </w:r>
+          </w:p>
+        </w:tc>
+      </w:tr>
+      <w:tr>
+        <w:trPr>
+          <w:tblCellSpacing w:w="15" w:type="dxa"/>
+        </w:trPr>
+        <w:tc>
+          <w:tcPr>
+            <w:tcW w:w="0" w:type="auto"/>
+            <w:tcBorders>
+              <w:top w:val="single" w:sz="6" w:space="0" w:color="E6E6E6"/>
+              <w:left w:val="single" w:sz="6" w:space="0" w:color="E6E6E6"/>
+              <w:bottom w:val="single" w:sz="6" w:space="0" w:color="E6E6E6"/>
+              <w:right w:val="single" w:sz="6" w:space="0" w:color="E6E6E6"/>
+            </w:tcBorders>
+            <w:shd w:val="clear" w:color="auto" w:fill="F5F5F5"/>
+            <w:vAlign w:val="center"/>
+            <w:hideMark/>
+          </w:tcPr>
+          <w:p>
+            <w:pPr>
+              <w:rPr>
+                <w:b/>
+                <w:bCs/>
+              </w:rPr>
+            </w:pPr>
+            <w:r>
+              <w:rPr>
+                <w:b/>
+                <w:bCs/>
+              </w:rPr>
+              <w:t>E06.3</w:t>
+            </w:r>
+          </w:p>
+        </w:tc>
+        <w:tc>
+          <w:tcPr>
+            <w:tcW w:w="0" w:type="auto"/>
+            <w:tcBorders>
+              <w:top w:val="single" w:sz="6" w:space="0" w:color="E6E6E6"/>
+              <w:left w:val="single" w:sz="6" w:space="0" w:color="E6E6E6"/>
+              <w:bottom w:val="single" w:sz="6" w:space="0" w:color="E6E6E6"/>
+              <w:right w:val="single" w:sz="6" w:space="0" w:color="E6E6E6"/>
+            </w:tcBorders>
+            <w:vAlign w:val="center"/>
+            <w:hideMark/>
+          </w:tcPr>
+          <w:p>
+            <w:r>
+              <w:rPr>
+                <w:b/>
+                <w:bCs/>
+              </w:rPr>
+              <w:t>Tab 3 – Attribute Matrix</w:t>
+            </w:r>
+          </w:p>
+        </w:tc>
+        <w:tc>
+          <w:tcPr>
+            <w:tcW w:w="0" w:type="auto"/>
+            <w:tcBorders>
+              <w:top w:val="single" w:sz="6" w:space="0" w:color="E6E6E6"/>
+              <w:left w:val="single" w:sz="6" w:space="0" w:color="E6E6E6"/>
+              <w:bottom w:val="single" w:sz="6" w:space="0" w:color="E6E6E6"/>
+              <w:right w:val="single" w:sz="6" w:space="0" w:color="E6E6E6"/>
+            </w:tcBorders>
+            <w:vAlign w:val="center"/>
+            <w:hideMark/>
+          </w:tcPr>
+          <w:p>
+            <w:r>
+              <w:t>Consolidated testing results by sample and privileged group, showing Pass/Fail results for Completeness, Reviewer, Decisions, Frequency, Appropriateness, and Revocation SLA attributes.</w:t>
+            </w:r>
+          </w:p>
+        </w:tc>
+        <w:tc>
+          <w:tcPr>
+            <w:tcW w:w="0" w:type="auto"/>
+            <w:tcBorders>
+              <w:top w:val="single" w:sz="6" w:space="0" w:color="E6E6E6"/>
+              <w:left w:val="single" w:sz="6" w:space="0" w:color="E6E6E6"/>
+              <w:bottom w:val="single" w:sz="6" w:space="0" w:color="E6E6E6"/>
+              <w:right w:val="single" w:sz="6" w:space="0" w:color="E6E6E6"/>
+            </w:tcBorders>
+            <w:vAlign w:val="center"/>
+            <w:hideMark/>
+          </w:tcPr>
+          <w:p>
+            <w:r>
+              <w:t>Control Assessment Summary</w:t>
+            </w:r>
+          </w:p>
+        </w:tc>
+      </w:tr>
+      <w:tr>
+        <w:trPr>
+          <w:tblCellSpacing w:w="15" w:type="dxa"/>
+        </w:trPr>
+        <w:tc>
+          <w:tcPr>
+            <w:tcW w:w="0" w:type="auto"/>
+            <w:tcBorders>
+              <w:top w:val="single" w:sz="6" w:space="0" w:color="E6E6E6"/>
+              <w:left w:val="single" w:sz="6" w:space="0" w:color="E6E6E6"/>
+              <w:bottom w:val="single" w:sz="6" w:space="0" w:color="E6E6E6"/>
+              <w:right w:val="single" w:sz="6" w:space="0" w:color="E6E6E6"/>
+            </w:tcBorders>
+            <w:shd w:val="clear" w:color="auto" w:fill="F5F5F5"/>
+            <w:vAlign w:val="center"/>
+            <w:hideMark/>
+          </w:tcPr>
+          <w:p>
+            <w:pPr>
+              <w:rPr>
+                <w:b/>
+                <w:bCs/>
+              </w:rPr>
+            </w:pPr>
+            <w:r>
+              <w:rPr>
+                <w:b/>
+                <w:bCs/>
+              </w:rPr>
+              <w:t>E06.4</w:t>
+            </w:r>
+          </w:p>
+        </w:tc>
+        <w:tc>
+          <w:tcPr>
+            <w:tcW w:w="0" w:type="auto"/>
+            <w:tcBorders>
+              <w:top w:val="single" w:sz="6" w:space="0" w:color="E6E6E6"/>
+              <w:left w:val="single" w:sz="6" w:space="0" w:color="E6E6E6"/>
+              <w:bottom w:val="single" w:sz="6" w:space="0" w:color="E6E6E6"/>
+              <w:right w:val="single" w:sz="6" w:space="0" w:color="E6E6E6"/>
+            </w:tcBorders>
+            <w:vAlign w:val="center"/>
+            <w:hideMark/>
+          </w:tcPr>
+          <w:p>
+            <w:r>
+              <w:rPr>
+                <w:b/>
+                <w:bCs/>
+              </w:rPr>
+              <w:t>Tab 4 – Item Detail</w:t>
+            </w:r>
+          </w:p>
+        </w:tc>
+        <w:tc>
+          <w:tcPr>
+            <w:tcW w:w="0" w:type="auto"/>
+            <w:tcBorders>
+              <w:top w:val="single" w:sz="6" w:space="0" w:color="E6E6E6"/>
+              <w:left w:val="single" w:sz="6" w:space="0" w:color="E6E6E6"/>
+              <w:bottom w:val="single" w:sz="6" w:space="0" w:color="E6E6E6"/>
+              <w:right w:val="single" w:sz="6" w:space="0" w:color="E6E6E6"/>
+            </w:tcBorders>
+            <w:vAlign w:val="center"/>
+            <w:hideMark/>
+          </w:tcPr>
+          <w:p>
+            <w:r>
+              <w:t>Detailed account-level testing for every privileged account reviewed, including certification decisions, AD status, IAMS status, reviewer information, and exceptions identified.</w:t>
+            </w:r>
+          </w:p>
+        </w:tc>
+        <w:tc>
+          <w:tcPr>
+            <w:tcW w:w="0" w:type="auto"/>
+            <w:tcBorders>
+              <w:top w:val="single" w:sz="6" w:space="0" w:color="E6E6E6"/>
+              <w:left w:val="single" w:sz="6" w:space="0" w:color="E6E6E6"/>
+              <w:bottom w:val="single" w:sz="6" w:space="0" w:color="E6E6E6"/>
+              <w:right w:val="single" w:sz="6" w:space="0" w:color="E6E6E6"/>
+            </w:tcBorders>
+            <w:vAlign w:val="center"/>
+            <w:hideMark/>
+          </w:tcPr>
+          <w:p>
+            <w:r>
+              <w:t>Sample Testing Support</w:t>
+            </w:r>
+          </w:p>
+        </w:tc>
+      </w:tr>
+      <w:tr>
+        <w:trPr>
+          <w:tblCellSpacing w:w="15" w:type="dxa"/>
+        </w:trPr>
+        <w:tc>
+          <w:tcPr>
+            <w:tcW w:w="0" w:type="auto"/>
+            <w:tcBorders>
+              <w:top w:val="single" w:sz="6" w:space="0" w:color="E6E6E6"/>
+              <w:left w:val="single" w:sz="6" w:space="0" w:color="E6E6E6"/>
+              <w:bottom w:val="single" w:sz="6" w:space="0" w:color="E6E6E6"/>
+              <w:right w:val="single" w:sz="6" w:space="0" w:color="E6E6E6"/>
+            </w:tcBorders>
+            <w:shd w:val="clear" w:color="auto" w:fill="F5F5F5"/>
+            <w:vAlign w:val="center"/>
+            <w:hideMark/>
+          </w:tcPr>
+          <w:p>
+            <w:pPr>
+              <w:rPr>
+                <w:b/>
+                <w:bCs/>
+              </w:rPr>
+            </w:pPr>
+            <w:r>
+              <w:rPr>
+                <w:b/>
+                <w:bCs/>
+              </w:rPr>
+              <w:t>E06.5</w:t>
+            </w:r>
+          </w:p>
+        </w:tc>
+        <w:tc>
+          <w:tcPr>
+            <w:tcW w:w="0" w:type="auto"/>
+            <w:tcBorders>
+              <w:top w:val="single" w:sz="6" w:space="0" w:color="E6E6E6"/>
+              <w:left w:val="single" w:sz="6" w:space="0" w:color="E6E6E6"/>
+              <w:bottom w:val="single" w:sz="6" w:space="0" w:color="E6E6E6"/>
+              <w:right w:val="single" w:sz="6" w:space="0" w:color="E6E6E6"/>
+            </w:tcBorders>
+            <w:vAlign w:val="center"/>
+            <w:hideMark/>
+          </w:tcPr>
+          <w:p>
+            <w:r>
+              <w:rPr>
+                <w:b/>
+                <w:bCs/>
+              </w:rPr>
+              <w:t>Tab 5 – Exceptions</w:t>
+            </w:r>
+          </w:p>
+        </w:tc>
+        <w:tc>
+          <w:tcPr>
+            <w:tcW w:w="0" w:type="auto"/>
+            <w:tcBorders>
+              <w:top w:val="single" w:sz="6" w:space="0" w:color="E6E6E6"/>
+              <w:left w:val="single" w:sz="6" w:space="0" w:color="E6E6E6"/>
+              <w:bottom w:val="single" w:sz="6" w:space="0" w:color="E6E6E6"/>
+              <w:right w:val="single" w:sz="6" w:space="0" w:color="E6E6E6"/>
+            </w:tcBorders>
+            <w:vAlign w:val="center"/>
+            <w:hideMark/>
+          </w:tcPr>
+          <w:p>
+            <w:r>
+              <w:t>Detailed exception log documenting accounts that were terminated, disabled, re-granted access, or removed and subsequently re-added.</w:t>
+            </w:r>
+          </w:p>
+        </w:tc>
+        <w:tc>
+          <w:tcPr>
+            <w:tcW w:w="0" w:type="auto"/>
+            <w:tcBorders>
+              <w:top w:val="single" w:sz="6" w:space="0" w:color="E6E6E6"/>
+              <w:left w:val="single" w:sz="6" w:space="0" w:color="E6E6E6"/>
+              <w:bottom w:val="single" w:sz="6" w:space="0" w:color="E6E6E6"/>
+              <w:right w:val="single" w:sz="6" w:space="0" w:color="E6E6E6"/>
+            </w:tcBorders>
+            <w:vAlign w:val="center"/>
+            <w:hideMark/>
+          </w:tcPr>
+          <w:p>
+            <w:r>
+              <w:t>Exception Analysis</w:t>
+            </w:r>
+          </w:p>
+        </w:tc>
+      </w:tr>
+      <w:tr>
+        <w:trPr>
+          <w:tblCellSpacing w:w="15" w:type="dxa"/>
+        </w:trPr>
+        <w:tc>
+          <w:tcPr>
+            <w:tcW w:w="0" w:type="auto"/>
+            <w:tcBorders>
+              <w:top w:val="single" w:sz="6" w:space="0" w:color="E6E6E6"/>
+              <w:left w:val="single" w:sz="6" w:space="0" w:color="E6E6E6"/>
+              <w:bottom w:val="single" w:sz="6" w:space="0" w:color="E6E6E6"/>
+              <w:right w:val="single" w:sz="6" w:space="0" w:color="E6E6E6"/>
+            </w:tcBorders>
+            <w:shd w:val="clear" w:color="auto" w:fill="F5F5F5"/>
+            <w:vAlign w:val="center"/>
+            <w:hideMark/>
+          </w:tcPr>
+          <w:p>
+            <w:pPr>
+              <w:rPr>
+                <w:b/>
+                <w:bCs/>
+              </w:rPr>
+            </w:pPr>
+            <w:r>
+              <w:rPr>
+                <w:b/>
+                <w:bCs/>
+              </w:rPr>
+              <w:t>E06.6</w:t>
+            </w:r>
+          </w:p>
+        </w:tc>
+        <w:tc>
+          <w:tcPr>
+            <w:tcW w:w="0" w:type="auto"/>
+            <w:tcBorders>
+              <w:top w:val="single" w:sz="6" w:space="0" w:color="E6E6E6"/>
+              <w:left w:val="single" w:sz="6" w:space="0" w:color="E6E6E6"/>
+              <w:bottom w:val="single" w:sz="6" w:space="0" w:color="E6E6E6"/>
+              <w:right w:val="single" w:sz="6" w:space="0" w:color="E6E6E6"/>
+            </w:tcBorders>
+            <w:vAlign w:val="center"/>
+            <w:hideMark/>
+          </w:tcPr>
+          <w:p>
+            <w:r>
+              <w:rPr>
+                <w:b/>
+                <w:bCs/>
+              </w:rPr>
+              <w:t>Tab 6 – Sources</w:t>
+            </w:r>
+          </w:p>
+        </w:tc>
+        <w:tc>
+          <w:tcPr>
+            <w:tcW w:w="0" w:type="auto"/>
+            <w:tcBorders>
+              <w:top w:val="single" w:sz="6" w:space="0" w:color="E6E6E6"/>
+              <w:left w:val="single" w:sz="6" w:space="0" w:color="E6E6E6"/>
+              <w:bottom w:val="single" w:sz="6" w:space="0" w:color="E6E6E6"/>
+              <w:right w:val="single" w:sz="6" w:space="0" w:color="E6E6E6"/>
+            </w:tcBorders>
+            <w:vAlign w:val="center"/>
+            <w:hideMark/>
+          </w:tcPr>
+          <w:p>
+            <w:r>
+              <w:t>Inventory of policies, procedures, certification reports, and system-generated evidence relied upon during testing.</w:t>
+            </w:r>
+          </w:p>
+        </w:tc>
+        <w:tc>
+          <w:tcPr>
+            <w:tcW w:w="0" w:type="auto"/>
+            <w:tcBorders>
+              <w:top w:val="single" w:sz="6" w:space="0" w:color="E6E6E6"/>
+              <w:left w:val="single" w:sz="6" w:space="0" w:color="E6E6E6"/>
+              <w:bottom w:val="single" w:sz="6" w:space="0" w:color="E6E6E6"/>
+              <w:right w:val="single" w:sz="6" w:space="0" w:color="E6E6E6"/>
+            </w:tcBorders>
+            <w:vAlign w:val="center"/>
+            <w:hideMark/>
+          </w:tcPr>
+          <w:p>
+            <w:r>
+              <w:t>Evidence Traceability</w:t>
+            </w:r>
+          </w:p>
+        </w:tc>
+      </w:tr>
+      <w:tr>
+        <w:trPr>
+          <w:tblCellSpacing w:w="15" w:type="dxa"/>
+        </w:trPr>
+        <w:tc>
+          <w:tcPr>
+            <w:tcW w:w="0" w:type="auto"/>
+            <w:tcBorders>
+              <w:top w:val="single" w:sz="6" w:space="0" w:color="E6E6E6"/>
+              <w:left w:val="single" w:sz="6" w:space="0" w:color="E6E6E6"/>
+              <w:bottom w:val="single" w:sz="6" w:space="0" w:color="E6E6E6"/>
+              <w:right w:val="single" w:sz="6" w:space="0" w:color="E6E6E6"/>
+            </w:tcBorders>
+            <w:shd w:val="clear" w:color="auto" w:fill="F5F5F5"/>
+            <w:vAlign w:val="center"/>
+            <w:hideMark/>
+          </w:tcPr>
+          <w:p>
+            <w:pPr>
+              <w:rPr>
+                <w:b/>
+                <w:bCs/>
+              </w:rPr>
+            </w:pPr>
+            <w:r>
+              <w:rPr>
+                <w:b/>
+                <w:bCs/>
+              </w:rPr>
+              <w:t>E06.7</w:t>
+            </w:r>
+          </w:p>
+        </w:tc>
+        <w:tc>
+          <w:tcPr>
+            <w:tcW w:w="0" w:type="auto"/>
+            <w:tcBorders>
+              <w:top w:val="single" w:sz="6" w:space="0" w:color="E6E6E6"/>
+              <w:left w:val="single" w:sz="6" w:space="0" w:color="E6E6E6"/>
+              <w:bottom w:val="single" w:sz="6" w:space="0" w:color="E6E6E6"/>
+              <w:right w:val="single" w:sz="6" w:space="0" w:color="E6E6E6"/>
+            </w:tcBorders>
+            <w:vAlign w:val="center"/>
+            <w:hideMark/>
+          </w:tcPr>
+          <w:p>
+            <w:r>
+              <w:rPr>
+                <w:b/>
+                <w:bCs/>
+              </w:rPr>
+              <w:t>Tab 7 – Evidence Status</w:t>
+            </w:r>
+          </w:p>
+        </w:tc>
+        <w:tc>
+          <w:tcPr>
+            <w:tcW w:w="0" w:type="auto"/>
+            <w:tcBorders>
+              <w:top w:val="single" w:sz="6" w:space="0" w:color="E6E6E6"/>
+              <w:left w:val="single" w:sz="6" w:space="0" w:color="E6E6E6"/>
+              <w:bottom w:val="single" w:sz="6" w:space="0" w:color="E6E6E6"/>
+              <w:right w:val="single" w:sz="6" w:space="0" w:color="E6E6E6"/>
+            </w:tcBorders>
+            <w:vAlign w:val="center"/>
+            <w:hideMark/>
+          </w:tcPr>
+          <w:p>
+            <w:r>
+              <w:t>Tracks evidence received, pending evidence requests, open questions, and information still required from management.</w:t>
+            </w:r>
+          </w:p>
+        </w:tc>
+        <w:tc>
+          <w:tcPr>
+            <w:tcW w:w="0" w:type="auto"/>
+            <w:tcBorders>
+              <w:top w:val="single" w:sz="6" w:space="0" w:color="E6E6E6"/>
+              <w:left w:val="single" w:sz="6" w:space="0" w:color="E6E6E6"/>
+              <w:bottom w:val="single" w:sz="6" w:space="0" w:color="E6E6E6"/>
+              <w:right w:val="single" w:sz="6" w:space="0" w:color="E6E6E6"/>
+            </w:tcBorders>
+            <w:vAlign w:val="center"/>
+            <w:hideMark/>
+          </w:tcPr>
+          <w:p>
+            <w:r>
+              <w:t>Audit Follow-up Tracking</w:t>
+            </w:r>
+          </w:p>
+        </w:tc>
+      </w:tr>
+      <w:tr>
+        <w:trPr>
+          <w:tblCellSpacing w:w="15" w:type="dxa"/>
+        </w:trPr>
+        <w:tc>
+          <w:tcPr>
+            <w:tcW w:w="0" w:type="auto"/>
+            <w:tcBorders>
+              <w:top w:val="single" w:sz="6" w:space="0" w:color="E6E6E6"/>
+              <w:left w:val="single" w:sz="6" w:space="0" w:color="E6E6E6"/>
+              <w:bottom w:val="single" w:sz="6" w:space="0" w:color="E6E6E6"/>
+              <w:right w:val="single" w:sz="6" w:space="0" w:color="E6E6E6"/>
+            </w:tcBorders>
+            <w:shd w:val="clear" w:color="auto" w:fill="F5F5F5"/>
+            <w:vAlign w:val="center"/>
+            <w:hideMark/>
+          </w:tcPr>
+          <w:p>
+            <w:pPr>
+              <w:rPr>
+                <w:b/>
+                <w:bCs/>
+              </w:rPr>
+            </w:pPr>
+            <w:r>
+              <w:rPr>
+                <w:b/>
+                <w:bCs/>
+              </w:rPr>
+              <w:t>E06.8</w:t>
+            </w:r>
+          </w:p>
+        </w:tc>
+        <w:tc>
+          <w:tcPr>
+            <w:tcW w:w="0" w:type="auto"/>
+            <w:tcBorders>
+              <w:top w:val="single" w:sz="6" w:space="0" w:color="E6E6E6"/>
+              <w:left w:val="single" w:sz="6" w:space="0" w:color="E6E6E6"/>
+              <w:bottom w:val="single" w:sz="6" w:space="0" w:color="E6E6E6"/>
+              <w:right w:val="single" w:sz="6" w:space="0" w:color="E6E6E6"/>
+            </w:tcBorders>
+            <w:vAlign w:val="center"/>
+            <w:hideMark/>
+          </w:tcPr>
+          <w:p>
+            <w:r>
+              <w:rPr>
+                <w:b/>
+                <w:bCs/>
+              </w:rPr>
+              <w:t>Tab 8 – Procedure Coverage</w:t>
+            </w:r>
+          </w:p>
+        </w:tc>
+        <w:tc>
+          <w:tcPr>
+            <w:tcW w:w="0" w:type="auto"/>
+            <w:tcBorders>
+              <w:top w:val="single" w:sz="6" w:space="0" w:color="E6E6E6"/>
+              <w:left w:val="single" w:sz="6" w:space="0" w:color="E6E6E6"/>
+              <w:bottom w:val="single" w:sz="6" w:space="0" w:color="E6E6E6"/>
+              <w:right w:val="single" w:sz="6" w:space="0" w:color="E6E6E6"/>
+            </w:tcBorders>
+            <w:vAlign w:val="center"/>
+            <w:hideMark/>
+          </w:tcPr>
+          <w:p>
+            <w:r>
+              <w:t>Maps each testing step to evidence obtained and conclusions reached.</w:t>
+            </w:r>
+          </w:p>
+        </w:tc>
+        <w:tc>
+          <w:tcPr>
+            <w:tcW w:w="0" w:type="auto"/>
+            <w:tcBorders>
+              <w:top w:val="single" w:sz="6" w:space="0" w:color="E6E6E6"/>
+              <w:left w:val="single" w:sz="6" w:space="0" w:color="E6E6E6"/>
+              <w:bottom w:val="single" w:sz="6" w:space="0" w:color="E6E6E6"/>
+              <w:right w:val="single" w:sz="6" w:space="0" w:color="E6E6E6"/>
+            </w:tcBorders>
+            <w:vAlign w:val="center"/>
+            <w:hideMark/>
+          </w:tcPr>
+          <w:p>
+            <w:r>
+              <w:t>Testing Coverage Documentation</w:t>
+            </w:r>
+          </w:p>
+        </w:tc>
+      </w:tr>
+      <w:tr>
+        <w:trPr>
+          <w:tblCellSpacing w:w="15" w:type="dxa"/>
+        </w:trPr>
+        <w:tc>
+          <w:tcPr>
+            <w:tcW w:w="0" w:type="auto"/>
+            <w:tcBorders>
+              <w:top w:val="single" w:sz="6" w:space="0" w:color="E6E6E6"/>
+              <w:left w:val="single" w:sz="6" w:space="0" w:color="E6E6E6"/>
+              <w:bottom w:val="single" w:sz="6" w:space="0" w:color="E6E6E6"/>
+              <w:right w:val="single" w:sz="6" w:space="0" w:color="E6E6E6"/>
+            </w:tcBorders>
+            <w:shd w:val="clear" w:color="auto" w:fill="F5F5F5"/>
+            <w:vAlign w:val="center"/>
+            <w:hideMark/>
+          </w:tcPr>
+          <w:p>
+            <w:pPr>
+              <w:rPr>
+                <w:b/>
+                <w:bCs/>
+              </w:rPr>
+            </w:pPr>
+            <w:r>
+              <w:rPr>
+                <w:b/>
+                <w:bCs/>
+              </w:rPr>
+              <w:t>E06.9</w:t>
+            </w:r>
+          </w:p>
+        </w:tc>
+        <w:tc>
+          <w:tcPr>
+            <w:tcW w:w="0" w:type="auto"/>
+            <w:tcBorders>
+              <w:top w:val="single" w:sz="6" w:space="0" w:color="E6E6E6"/>
+              <w:left w:val="single" w:sz="6" w:space="0" w:color="E6E6E6"/>
+              <w:bottom w:val="single" w:sz="6" w:space="0" w:color="E6E6E6"/>
+              <w:right w:val="single" w:sz="6" w:space="0" w:color="E6E6E6"/>
+            </w:tcBorders>
+            <w:vAlign w:val="center"/>
+            <w:hideMark/>
+          </w:tcPr>
+          <w:p>
+            <w:r>
+              <w:rPr>
+                <w:b/>
+                <w:bCs/>
+              </w:rPr>
+              <w:t>Tab 9 – Sample Tab Review</w:t>
+            </w:r>
+          </w:p>
+        </w:tc>
+        <w:tc>
+          <w:tcPr>
+            <w:tcW w:w="0" w:type="auto"/>
+            <w:tcBorders>
+              <w:top w:val="single" w:sz="6" w:space="0" w:color="E6E6E6"/>
+              <w:left w:val="single" w:sz="6" w:space="0" w:color="E6E6E6"/>
+              <w:bottom w:val="single" w:sz="6" w:space="0" w:color="E6E6E6"/>
+              <w:right w:val="single" w:sz="6" w:space="0" w:color="E6E6E6"/>
+            </w:tcBorders>
+            <w:vAlign w:val="center"/>
+            <w:hideMark/>
+          </w:tcPr>
+          <w:p>
+            <w:r>
+              <w:t>Analysis of management’s supplemental sample file (C7.Sample.xlsx), validating whether the additional evidence supports or clears identified exceptions.</w:t>
+            </w:r>
+          </w:p>
+        </w:tc>
+        <w:tc>
+          <w:tcPr>
+            <w:tcW w:w="0" w:type="auto"/>
+            <w:tcBorders>
+              <w:top w:val="single" w:sz="6" w:space="0" w:color="E6E6E6"/>
+              <w:left w:val="single" w:sz="6" w:space="0" w:color="E6E6E6"/>
+              <w:bottom w:val="single" w:sz="6" w:space="0" w:color="E6E6E6"/>
+              <w:right w:val="single" w:sz="6" w:space="0" w:color="E6E6E6"/>
+            </w:tcBorders>
+            <w:vAlign w:val="center"/>
+            <w:hideMark/>
+          </w:tcPr>
+          <w:p>
+            <w:r>
+              <w:t>Management Response Assessment</w:t>
+            </w:r>
+          </w:p>
+        </w:tc>
+      </w:tr>
+      <w:tr>
+        <w:trPr>
+          <w:tblCellSpacing w:w="15" w:type="dxa"/>
+        </w:trPr>
+        <w:tc>
+          <w:tcPr>
+            <w:tcW w:w="0" w:type="auto"/>
+            <w:tcBorders>
+              <w:top w:val="single" w:sz="6" w:space="0" w:color="E6E6E6"/>
+              <w:left w:val="single" w:sz="6" w:space="0" w:color="E6E6E6"/>
+              <w:bottom w:val="single" w:sz="6" w:space="0" w:color="E6E6E6"/>
+              <w:right w:val="single" w:sz="6" w:space="0" w:color="E6E6E6"/>
+            </w:tcBorders>
+            <w:shd w:val="clear" w:color="auto" w:fill="F5F5F5"/>
+            <w:vAlign w:val="center"/>
+            <w:hideMark/>
+          </w:tcPr>
+          <w:p>
+            <w:pPr>
+              <w:rPr>
+                <w:b/>
+                <w:bCs/>
+              </w:rPr>
+            </w:pPr>
+            <w:r>
+              <w:rPr>
+                <w:b/>
+                <w:bCs/>
+              </w:rPr>
+              <w:t>E07</w:t>
+            </w:r>
+          </w:p>
+        </w:tc>
+        <w:tc>
+          <w:tcPr>
+            <w:tcW w:w="0" w:type="auto"/>
+            <w:tcBorders>
+              <w:top w:val="single" w:sz="6" w:space="0" w:color="E6E6E6"/>
+              <w:left w:val="single" w:sz="6" w:space="0" w:color="E6E6E6"/>
+              <w:bottom w:val="single" w:sz="6" w:space="0" w:color="E6E6E6"/>
+              <w:right w:val="single" w:sz="6" w:space="0" w:color="E6E6E6"/>
+            </w:tcBorders>
+            <w:vAlign w:val="center"/>
+            <w:hideMark/>
+          </w:tcPr>
+          <w:p>
+            <w:r>
+              <w:rPr>
+                <w:b/>
+                <w:bCs/>
+              </w:rPr>
+              <w:t>C7.Sample.xlsx</w:t>
+            </w:r>
+          </w:p>
+        </w:tc>
+        <w:tc>
+          <w:tcPr>
+            <w:tcW w:w="0" w:type="auto"/>
+            <w:tcBorders>
+              <w:top w:val="single" w:sz="6" w:space="0" w:color="E6E6E6"/>
+              <w:left w:val="single" w:sz="6" w:space="0" w:color="E6E6E6"/>
+              <w:bottom w:val="single" w:sz="6" w:space="0" w:color="E6E6E6"/>
+              <w:right w:val="single" w:sz="6" w:space="0" w:color="E6E6E6"/>
+            </w:tcBorders>
+            <w:vAlign w:val="center"/>
+            <w:hideMark/>
+          </w:tcPr>
+          <w:p>
+            <w:r>
+              <w:t>Supplemental management-provided evidence containing 2026 Q2 SOX Manager Certifications, CyberArk Manager Certifications, CyberArk Owner Certifications, AD user extracts, screenshots, and sample account reviews. Demonstrates that sampled accounts remained approved in subsequent certification campaigns.</w:t>
+            </w:r>
+          </w:p>
+        </w:tc>
+        <w:tc>
+          <w:tcPr>
+            <w:tcW w:w="0" w:type="auto"/>
+            <w:tcBorders>
+              <w:top w:val="single" w:sz="6" w:space="0" w:color="E6E6E6"/>
+              <w:left w:val="single" w:sz="6" w:space="0" w:color="E6E6E6"/>
+              <w:bottom w:val="single" w:sz="6" w:space="0" w:color="E6E6E6"/>
+              <w:right w:val="single" w:sz="6" w:space="0" w:color="E6E6E6"/>
+            </w:tcBorders>
+            <w:vAlign w:val="center"/>
+            <w:hideMark/>
+          </w:tcPr>
+          <w:p>
+            <w:r>
+              <w:t>Additional Validation Evidence</w:t>
+            </w:r>
+          </w:p>
+        </w:tc>
+      </w:tr>
+      <w:tr>
+        <w:trPr>
+          <w:tblCellSpacing w:w="15" w:type="dxa"/>
+        </w:trPr>
+        <w:tc>
+          <w:tcPr>
+            <w:tcW w:w="0" w:type="auto"/>
+            <w:tcBorders>
+              <w:top w:val="single" w:sz="6" w:space="0" w:color="E6E6E6"/>
+              <w:left w:val="single" w:sz="6" w:space="0" w:color="E6E6E6"/>
+              <w:bottom w:val="single" w:sz="6" w:space="0" w:color="E6E6E6"/>
+              <w:right w:val="single" w:sz="6" w:space="0" w:color="E6E6E6"/>
+            </w:tcBorders>
+            <w:shd w:val="clear" w:color="auto" w:fill="F5F5F5"/>
+            <w:vAlign w:val="center"/>
+            <w:hideMark/>
+          </w:tcPr>
+          <w:p>
+            <w:pPr>
+              <w:rPr>
+                <w:b/>
+                <w:bCs/>
+              </w:rPr>
+            </w:pPr>
+            <w:r>
+              <w:rPr>
+                <w:b/>
+                <w:bCs/>
+              </w:rPr>
+              <w:t xml:space="preserve">E06.10</w:t>
+            </w:r>
+          </w:p>
+        </w:tc>
+        <w:tc>
+          <w:tcPr>
+            <w:tcW w:w="0" w:type="auto"/>
+            <w:tcBorders>
+              <w:top w:val="single" w:sz="6" w:space="0" w:color="E6E6E6"/>
+              <w:left w:val="single" w:sz="6" w:space="0" w:color="E6E6E6"/>
+              <w:bottom w:val="single" w:sz="6" w:space="0" w:color="E6E6E6"/>
+              <w:right w:val="single" w:sz="6" w:space="0" w:color="E6E6E6"/>
+            </w:tcBorders>
+            <w:vAlign w:val="center"/>
+            <w:hideMark/>
+          </w:tcPr>
+          <w:p>
+            <w:r>
+              <w:rPr>
+                <w:b/>
+                <w:bCs/>
+              </w:rPr>
+              <w:t xml:space="preserve">Tab 0 – Read Me</w:t>
+            </w:r>
+          </w:p>
+        </w:tc>
+        <w:tc>
+          <w:tcPr>
+            <w:tcW w:w="0" w:type="auto"/>
+            <w:tcBorders>
+              <w:top w:val="single" w:sz="6" w:space="0" w:color="E6E6E6"/>
+              <w:left w:val="single" w:sz="6" w:space="0" w:color="E6E6E6"/>
+              <w:bottom w:val="single" w:sz="6" w:space="0" w:color="E6E6E6"/>
+              <w:right w:val="single" w:sz="6" w:space="0" w:color="E6E6E6"/>
+            </w:tcBorders>
+            <w:vAlign w:val="center"/>
+            <w:hideMark/>
+          </w:tcPr>
+          <w:p>
+            <w:r>
+              <w:t xml:space="preserve">Conclusion, suggested review order, tab map and colour legend for the workbook.</w:t>
+            </w:r>
+          </w:p>
+        </w:tc>
+        <w:tc>
+          <w:tcPr>
+            <w:tcW w:w="0" w:type="auto"/>
+            <w:tcBorders>
+              <w:top w:val="single" w:sz="6" w:space="0" w:color="E6E6E6"/>
+              <w:left w:val="single" w:sz="6" w:space="0" w:color="E6E6E6"/>
+              <w:bottom w:val="single" w:sz="6" w:space="0" w:color="E6E6E6"/>
+              <w:right w:val="single" w:sz="6" w:space="0" w:color="E6E6E6"/>
+            </w:tcBorders>
+            <w:vAlign w:val="center"/>
+            <w:hideMark/>
+          </w:tcPr>
+          <w:p>
+            <w:r>
+              <w:t xml:space="preserve">Navigation</w:t>
+            </w:r>
+          </w:p>
+        </w:tc>
+      </w:tr>
+      <w:tr>
+        <w:trPr>
+          <w:tblCellSpacing w:w="15" w:type="dxa"/>
+        </w:trPr>
+        <w:tc>
+          <w:tcPr>
+            <w:tcW w:w="0" w:type="auto"/>
+            <w:tcBorders>
+              <w:top w:val="single" w:sz="6" w:space="0" w:color="E6E6E6"/>
+              <w:left w:val="single" w:sz="6" w:space="0" w:color="E6E6E6"/>
+              <w:bottom w:val="single" w:sz="6" w:space="0" w:color="E6E6E6"/>
+              <w:right w:val="single" w:sz="6" w:space="0" w:color="E6E6E6"/>
+            </w:tcBorders>
+            <w:shd w:val="clear" w:color="auto" w:fill="F5F5F5"/>
+            <w:vAlign w:val="center"/>
+            <w:hideMark/>
+          </w:tcPr>
+          <w:p>
+            <w:pPr>
+              <w:rPr>
+                <w:b/>
+                <w:bCs/>
+              </w:rPr>
+            </w:pPr>
+            <w:r>
+              <w:rPr>
+                <w:b/>
+                <w:bCs/>
+              </w:rPr>
+              <w:t xml:space="preserve">E06.11</w:t>
+            </w:r>
+          </w:p>
+        </w:tc>
+        <w:tc>
+          <w:tcPr>
+            <w:tcW w:w="0" w:type="auto"/>
+            <w:tcBorders>
+              <w:top w:val="single" w:sz="6" w:space="0" w:color="E6E6E6"/>
+              <w:left w:val="single" w:sz="6" w:space="0" w:color="E6E6E6"/>
+              <w:bottom w:val="single" w:sz="6" w:space="0" w:color="E6E6E6"/>
+              <w:right w:val="single" w:sz="6" w:space="0" w:color="E6E6E6"/>
+            </w:tcBorders>
+            <w:vAlign w:val="center"/>
+            <w:hideMark/>
+          </w:tcPr>
+          <w:p>
+            <w:r>
+              <w:rPr>
+                <w:b/>
+                <w:bCs/>
+              </w:rPr>
+              <w:t xml:space="preserve">Tabs R1–R7 – Response review and SLA re-performance</w:t>
+            </w:r>
+          </w:p>
+        </w:tc>
+        <w:tc>
+          <w:tcPr>
+            <w:tcW w:w="0" w:type="auto"/>
+            <w:tcBorders>
+              <w:top w:val="single" w:sz="6" w:space="0" w:color="E6E6E6"/>
+              <w:left w:val="single" w:sz="6" w:space="0" w:color="E6E6E6"/>
+              <w:bottom w:val="single" w:sz="6" w:space="0" w:color="E6E6E6"/>
+              <w:right w:val="single" w:sz="6" w:space="0" w:color="E6E6E6"/>
+            </w:tcBorders>
+            <w:vAlign w:val="center"/>
+            <w:hideMark/>
+          </w:tcPr>
+          <w:p>
+            <w:r>
+              <w:t xml:space="preserve">Evaluation of the management response for the 10 requested accounts; R7 re-performs the SLA with the policy quotes (approved access = no SLA).</w:t>
+            </w:r>
+          </w:p>
+        </w:tc>
+        <w:tc>
+          <w:tcPr>
+            <w:tcW w:w="0" w:type="auto"/>
+            <w:tcBorders>
+              <w:top w:val="single" w:sz="6" w:space="0" w:color="E6E6E6"/>
+              <w:left w:val="single" w:sz="6" w:space="0" w:color="E6E6E6"/>
+              <w:bottom w:val="single" w:sz="6" w:space="0" w:color="E6E6E6"/>
+              <w:right w:val="single" w:sz="6" w:space="0" w:color="E6E6E6"/>
+            </w:tcBorders>
+            <w:vAlign w:val="center"/>
+            <w:hideMark/>
+          </w:tcPr>
+          <w:p>
+            <w:r>
+              <w:t xml:space="preserve">SLA (A6), Appropriateness (A5)</w:t>
+            </w:r>
+          </w:p>
+        </w:tc>
+      </w:tr>
+      <w:tr>
+        <w:trPr>
+          <w:tblCellSpacing w:w="15" w:type="dxa"/>
+        </w:trPr>
+        <w:tc>
+          <w:tcPr>
+            <w:tcW w:w="0" w:type="auto"/>
+            <w:tcBorders>
+              <w:top w:val="single" w:sz="6" w:space="0" w:color="E6E6E6"/>
+              <w:left w:val="single" w:sz="6" w:space="0" w:color="E6E6E6"/>
+              <w:bottom w:val="single" w:sz="6" w:space="0" w:color="E6E6E6"/>
+              <w:right w:val="single" w:sz="6" w:space="0" w:color="E6E6E6"/>
+            </w:tcBorders>
+            <w:shd w:val="clear" w:color="auto" w:fill="F5F5F5"/>
+            <w:vAlign w:val="center"/>
+            <w:hideMark/>
+          </w:tcPr>
+          <w:p>
+            <w:pPr>
+              <w:rPr>
+                <w:b/>
+                <w:bCs/>
+              </w:rPr>
+            </w:pPr>
+            <w:r>
+              <w:rPr>
+                <w:b/>
+                <w:bCs/>
+              </w:rPr>
+              <w:t xml:space="preserve">E06.12</w:t>
+            </w:r>
+          </w:p>
+        </w:tc>
+        <w:tc>
+          <w:tcPr>
+            <w:tcW w:w="0" w:type="auto"/>
+            <w:tcBorders>
+              <w:top w:val="single" w:sz="6" w:space="0" w:color="E6E6E6"/>
+              <w:left w:val="single" w:sz="6" w:space="0" w:color="E6E6E6"/>
+              <w:bottom w:val="single" w:sz="6" w:space="0" w:color="E6E6E6"/>
+              <w:right w:val="single" w:sz="6" w:space="0" w:color="E6E6E6"/>
+            </w:tcBorders>
+            <w:vAlign w:val="center"/>
+            <w:hideMark/>
+          </w:tcPr>
+          <w:p>
+            <w:r>
+              <w:rPr>
+                <w:b/>
+                <w:bCs/>
+              </w:rPr>
+              <w:t xml:space="preserve">Tabs S9–S16 – SanIAM source files (6_Sources.zip)</w:t>
+            </w:r>
+          </w:p>
+        </w:tc>
+        <w:tc>
+          <w:tcPr>
+            <w:tcW w:w="0" w:type="auto"/>
+            <w:tcBorders>
+              <w:top w:val="single" w:sz="6" w:space="0" w:color="E6E6E6"/>
+              <w:left w:val="single" w:sz="6" w:space="0" w:color="E6E6E6"/>
+              <w:bottom w:val="single" w:sz="6" w:space="0" w:color="E6E6E6"/>
+              <w:right w:val="single" w:sz="6" w:space="0" w:color="E6E6E6"/>
+            </w:tcBorders>
+            <w:vAlign w:val="center"/>
+            <w:hideMark/>
+          </w:tcPr>
+          <w:p>
+            <w:r>
+              <w:t xml:space="preserve">The 8 SanIAM certification CSVs, one tab each; S13 shows identities excluded as "Terminated in HR".</w:t>
+            </w:r>
+          </w:p>
+        </w:tc>
+        <w:tc>
+          <w:tcPr>
+            <w:tcW w:w="0" w:type="auto"/>
+            <w:tcBorders>
+              <w:top w:val="single" w:sz="6" w:space="0" w:color="E6E6E6"/>
+              <w:left w:val="single" w:sz="6" w:space="0" w:color="E6E6E6"/>
+              <w:bottom w:val="single" w:sz="6" w:space="0" w:color="E6E6E6"/>
+              <w:right w:val="single" w:sz="6" w:space="0" w:color="E6E6E6"/>
+            </w:tcBorders>
+            <w:vAlign w:val="center"/>
+            <w:hideMark/>
+          </w:tcPr>
+          <w:p>
+            <w:r>
+              <w:t xml:space="preserve">Information reliability (A7); E2 observation</w:t>
+            </w:r>
+          </w:p>
+        </w:tc>
+      </w:tr>
+      <w:tr>
+        <w:trPr>
+          <w:tblCellSpacing w:w="15" w:type="dxa"/>
+        </w:trPr>
+        <w:tc>
+          <w:tcPr>
+            <w:tcW w:w="0" w:type="auto"/>
+            <w:tcBorders>
+              <w:top w:val="single" w:sz="6" w:space="0" w:color="E6E6E6"/>
+              <w:left w:val="single" w:sz="6" w:space="0" w:color="E6E6E6"/>
+              <w:bottom w:val="single" w:sz="6" w:space="0" w:color="E6E6E6"/>
+              <w:right w:val="single" w:sz="6" w:space="0" w:color="E6E6E6"/>
+            </w:tcBorders>
+            <w:shd w:val="clear" w:color="auto" w:fill="F5F5F5"/>
+            <w:vAlign w:val="center"/>
+            <w:hideMark/>
+          </w:tcPr>
+          <w:p>
+            <w:pPr>
+              <w:rPr>
+                <w:b/>
+                <w:bCs/>
+              </w:rPr>
+            </w:pPr>
+            <w:r>
+              <w:rPr>
+                <w:b/>
+                <w:bCs/>
+              </w:rPr>
+              <w:t xml:space="preserve">E06.13</w:t>
+            </w:r>
+          </w:p>
+        </w:tc>
+        <w:tc>
+          <w:tcPr>
+            <w:tcW w:w="0" w:type="auto"/>
+            <w:tcBorders>
+              <w:top w:val="single" w:sz="6" w:space="0" w:color="E6E6E6"/>
+              <w:left w:val="single" w:sz="6" w:space="0" w:color="E6E6E6"/>
+              <w:bottom w:val="single" w:sz="6" w:space="0" w:color="E6E6E6"/>
+              <w:right w:val="single" w:sz="6" w:space="0" w:color="E6E6E6"/>
+            </w:tcBorders>
+            <w:vAlign w:val="center"/>
+            <w:hideMark/>
+          </w:tcPr>
+          <w:p>
+            <w:r>
+              <w:rPr>
+                <w:b/>
+                <w:bCs/>
+              </w:rPr>
+              <w:t xml:space="preserve">Blue tabs – SAMPLE to Oct10_2026Users</w:t>
+            </w:r>
+          </w:p>
+        </w:tc>
+        <w:tc>
+          <w:tcPr>
+            <w:tcW w:w="0" w:type="auto"/>
+            <w:tcBorders>
+              <w:top w:val="single" w:sz="6" w:space="0" w:color="E6E6E6"/>
+              <w:left w:val="single" w:sz="6" w:space="0" w:color="E6E6E6"/>
+              <w:bottom w:val="single" w:sz="6" w:space="0" w:color="E6E6E6"/>
+              <w:right w:val="single" w:sz="6" w:space="0" w:color="E6E6E6"/>
+            </w:tcBorders>
+            <w:vAlign w:val="center"/>
+            <w:hideMark/>
+          </w:tcPr>
+          <w:p>
+            <w:r>
+              <w:t xml:space="preserve">Management data from C7.Sample.xlsx (E07) inside the workbook: screenshots, 2026 Q2 certifications, AD export 10/10/2026.</w:t>
+            </w:r>
+          </w:p>
+        </w:tc>
+        <w:tc>
+          <w:tcPr>
+            <w:tcW w:w="0" w:type="auto"/>
+            <w:tcBorders>
+              <w:top w:val="single" w:sz="6" w:space="0" w:color="E6E6E6"/>
+              <w:left w:val="single" w:sz="6" w:space="0" w:color="E6E6E6"/>
+              <w:bottom w:val="single" w:sz="6" w:space="0" w:color="E6E6E6"/>
+              <w:right w:val="single" w:sz="6" w:space="0" w:color="E6E6E6"/>
+            </w:tcBorders>
+            <w:vAlign w:val="center"/>
+            <w:hideMark/>
+          </w:tcPr>
+          <w:p>
+            <w:r>
+              <w:t xml:space="preserve">Subsequent status of MIA25142</w:t>
+            </w:r>
+          </w:p>
+        </w:tc>
+      </w:tr>
+      <w:tr>
+        <w:trPr>
+          <w:tblCellSpacing w:w="15" w:type="dxa"/>
+        </w:trPr>
+        <w:tc>
+          <w:tcPr>
+            <w:tcW w:w="0" w:type="auto"/>
+            <w:tcBorders>
+              <w:top w:val="single" w:sz="6" w:space="0" w:color="E6E6E6"/>
+              <w:left w:val="single" w:sz="6" w:space="0" w:color="E6E6E6"/>
+              <w:bottom w:val="single" w:sz="6" w:space="0" w:color="E6E6E6"/>
+              <w:right w:val="single" w:sz="6" w:space="0" w:color="E6E6E6"/>
+            </w:tcBorders>
+            <w:shd w:val="clear" w:color="auto" w:fill="F5F5F5"/>
+            <w:vAlign w:val="center"/>
+            <w:hideMark/>
+          </w:tcPr>
+          <w:p>
+            <w:pPr>
+              <w:rPr>
+                <w:b/>
+                <w:bCs/>
+              </w:rPr>
+            </w:pPr>
+            <w:r>
+              <w:rPr>
+                <w:b/>
+                <w:bCs/>
+              </w:rPr>
+              <w:t>E08</w:t>
+            </w:r>
+          </w:p>
+        </w:tc>
+        <w:tc>
+          <w:tcPr>
+            <w:tcW w:w="0" w:type="auto"/>
+            <w:tcBorders>
+              <w:top w:val="single" w:sz="6" w:space="0" w:color="E6E6E6"/>
+              <w:left w:val="single" w:sz="6" w:space="0" w:color="E6E6E6"/>
+              <w:bottom w:val="single" w:sz="6" w:space="0" w:color="E6E6E6"/>
+              <w:right w:val="single" w:sz="6" w:space="0" w:color="E6E6E6"/>
+            </w:tcBorders>
+            <w:vAlign w:val="center"/>
+            <w:hideMark/>
+          </w:tcPr>
+          <w:p>
+            <w:r>
+              <w:rPr>
+                <w:b/>
+                <w:bCs/>
+              </w:rPr>
+              <w:t>Sample Step Taken.docx</w:t>
+            </w:r>
+          </w:p>
+        </w:tc>
+        <w:tc>
+          <w:tcPr>
+            <w:tcW w:w="0" w:type="auto"/>
+            <w:tcBorders>
+              <w:top w:val="single" w:sz="6" w:space="0" w:color="E6E6E6"/>
+              <w:left w:val="single" w:sz="6" w:space="0" w:color="E6E6E6"/>
+              <w:bottom w:val="single" w:sz="6" w:space="0" w:color="E6E6E6"/>
+              <w:right w:val="single" w:sz="6" w:space="0" w:color="E6E6E6"/>
+            </w:tcBorders>
+            <w:vAlign w:val="center"/>
+            <w:hideMark/>
+          </w:tcPr>
+          <w:p>
+            <w:r>
+              <w:t xml:space="preserve">Documents additional audit requests made to management, including requests for revocation evidence, </w:t>
+            </w:r>
+            <w:proofErr w:type="spellStart"/>
+            <w:r>
+              <w:t>Netwrix</w:t>
+            </w:r>
+            <w:proofErr w:type="spellEnd"/>
+            <w:r>
+              <w:t xml:space="preserve"> logs, ServiceNow tickets, AD extracts, and remediation evidence.</w:t>
+            </w:r>
+          </w:p>
+        </w:tc>
+        <w:tc>
+          <w:tcPr>
+            <w:tcW w:w="0" w:type="auto"/>
+            <w:tcBorders>
+              <w:top w:val="single" w:sz="6" w:space="0" w:color="E6E6E6"/>
+              <w:left w:val="single" w:sz="6" w:space="0" w:color="E6E6E6"/>
+              <w:bottom w:val="single" w:sz="6" w:space="0" w:color="E6E6E6"/>
+              <w:right w:val="single" w:sz="6" w:space="0" w:color="E6E6E6"/>
+            </w:tcBorders>
+            <w:vAlign w:val="center"/>
+            <w:hideMark/>
+          </w:tcPr>
+          <w:p>
+            <w:r>
+              <w:t xml:space="preserve">Audit Support (A6 request)</w:t>
+            </w:r>
+          </w:p>
+        </w:tc>
+      </w:tr>
+      <w:tr>
+        <w:trPr>
+          <w:tblCellSpacing w:w="15" w:type="dxa"/>
+        </w:trPr>
+        <w:tc>
+          <w:tcPr>
+            <w:tcW w:w="0" w:type="auto"/>
+            <w:tcBorders>
+              <w:top w:val="single" w:sz="6" w:space="0" w:color="E6E6E6"/>
+              <w:left w:val="single" w:sz="6" w:space="0" w:color="E6E6E6"/>
+              <w:bottom w:val="single" w:sz="6" w:space="0" w:color="E6E6E6"/>
+              <w:right w:val="single" w:sz="6" w:space="0" w:color="E6E6E6"/>
+            </w:tcBorders>
+            <w:shd w:val="clear" w:color="auto" w:fill="F5F5F5"/>
+            <w:vAlign w:val="center"/>
+            <w:hideMark/>
+          </w:tcPr>
+          <w:p>
+            <w:pPr>
+              <w:rPr>
+                <w:b/>
+                <w:bCs/>
+              </w:rPr>
+            </w:pPr>
+            <w:r>
+              <w:rPr>
+                <w:b/>
+                <w:bCs/>
+              </w:rPr>
+              <w:t xml:space="preserve">E09</w:t>
+            </w:r>
+          </w:p>
+        </w:tc>
+        <w:tc>
+          <w:tcPr>
+            <w:tcW w:w="0" w:type="auto"/>
+            <w:tcBorders>
+              <w:top w:val="single" w:sz="6" w:space="0" w:color="E6E6E6"/>
+              <w:left w:val="single" w:sz="6" w:space="0" w:color="E6E6E6"/>
+              <w:bottom w:val="single" w:sz="6" w:space="0" w:color="E6E6E6"/>
+              <w:right w:val="single" w:sz="6" w:space="0" w:color="E6E6E6"/>
+            </w:tcBorders>
+            <w:vAlign w:val="center"/>
+            <w:hideMark/>
+          </w:tcPr>
+          <w:p>
+            <w:r>
+              <w:rPr>
+                <w:b/>
+                <w:bCs/>
+              </w:rPr>
+              <w:t xml:space="preserve">BSI.IT.27.C7_Sample_of_1_MIA25142_Workpaper.xlsx</w:t>
+            </w:r>
+          </w:p>
+        </w:tc>
+        <w:tc>
+          <w:tcPr>
+            <w:tcW w:w="0" w:type="auto"/>
+            <w:tcBorders>
+              <w:top w:val="single" w:sz="6" w:space="0" w:color="E6E6E6"/>
+              <w:left w:val="single" w:sz="6" w:space="0" w:color="E6E6E6"/>
+              <w:bottom w:val="single" w:sz="6" w:space="0" w:color="E6E6E6"/>
+              <w:right w:val="single" w:sz="6" w:space="0" w:color="E6E6E6"/>
+            </w:tcBorders>
+            <w:vAlign w:val="center"/>
+            <w:hideMark/>
+          </w:tcPr>
+          <w:p>
+            <w:r>
+              <w:t xml:space="preserve">Sample-of-one workpaper: summary, attribute testing, evidence map and index for MIA25142.</w:t>
+            </w:r>
+          </w:p>
+        </w:tc>
+        <w:tc>
+          <w:tcPr>
+            <w:tcW w:w="0" w:type="auto"/>
+            <w:tcBorders>
+              <w:top w:val="single" w:sz="6" w:space="0" w:color="E6E6E6"/>
+              <w:left w:val="single" w:sz="6" w:space="0" w:color="E6E6E6"/>
+              <w:bottom w:val="single" w:sz="6" w:space="0" w:color="E6E6E6"/>
+              <w:right w:val="single" w:sz="6" w:space="0" w:color="E6E6E6"/>
+            </w:tcBorders>
+            <w:vAlign w:val="center"/>
+            <w:hideMark/>
+          </w:tcPr>
+          <w:p>
+            <w:r>
+              <w:t xml:space="preserve">Sample of One support</w:t>
+            </w:r>
+          </w:p>
+        </w:tc>
+      </w:tr>
+    </w:tbl>
+    <w:p/>
     <w:p>
       <w:pPr>
         <w:pStyle w:val="Heading1"/>
@@ -481,13 +2767,19 @@
       </w:r>
     </w:p>
     <w:p>
+      <w:pPr>
+        <w:jc w:val="both"/>
+      </w:pPr>
       <w:r>
-        <w:t xml:space="preserve">The control design is effective. Frequency: the control statement requires a review at least semiannually; the PAM Recertification Procedure sets a quarterly SOX privileged access recertification (E02, sec. 2), consistent with SUS.IAMS.4.2.5.6 (privileged accounts enrolled in PAM recertified quarterly) and 4.2.5.19 (at least semi-annually) (E01). Initiation: the PAM US Team (InfoSec) builds the campaign from the in-scope privileged network AD groups – CISCO ISE Administrators, CISCO Network Administrators, ISEAdmin and F5FullAdmin (E03, sec. 3.3) – and the IAM team loads it into SanIAM / SailPoint (E02, sec. 4.1.1 C1 and sec. 8 steps 1–7). Reviewers: the line manager reviews person accounts and the account owner reviews service accounts (E02, 4.1.1 C2, step 4; E01, SUS.IAMS.4.2.5.6). Revocation: a Revoked decision generates a ServiceNow revocation ticket worked by IT Application Support and confirmed by the PAM team (E02, C3–C4, steps 9–10), within 30 business days of the close of the review (E01, SUS.IAMS.4.2.5.21). Decisions, decision makers and sign-off dates are retained in SanIAM, and removals can be traced in Netwrix and the AD extracts (Refer to E04–E06).</w:t>
+        <w:t xml:space="preserve">The control design is effective. Frequency: the control statement requires a review at least semiannually; the PAM Recertification Procedure sets a quarterly SOX privileged access recertification (E02, sec. 2), consistent with SUS.IAMS.4.2.5.6 and 4.2.5.19 (E01). Initiation: the PAM US Team (InfoSec) builds the campaign from the in-scope privileged network AD groups – CISCO ISE Administrators, CISCO Network Administrators, ISEAdmin and F5FullAdmin (E03, sec. 3.3) – and the IAM team loads it into SanIAM / SailPoint (E02, 4.1.1 C1, sec. 8 steps 1–7). Reviewers: the line manager reviews person accounts and the account owner reviews service accounts (E02, 4.1.1 C2; E01, SUS.IAMS.4.2.5.6). Revocation: a Revoked decision generates a ServiceNow revocation ticket worked by IT Application Support and confirmed by the PAM team (E02, C3–C4, steps 9–10), within 30 business days of the close of the review (E01, SUS.IAMS.4.2.5.21).</w:t>
       </w:r>
     </w:p>
     <w:p>
+      <w:pPr>
+        <w:jc w:val="both"/>
+      </w:pPr>
       <w:r>
-        <w:t xml:space="preserve">Overall Rating: Satisfactory, with three observations: (1) the 30-business-day SLA is defined only in the IAM Standard (SUS.IAMS.4.2.5.21), not in the procedure; (2) access removed after a review can be added back without the review detecting it until the next cycle – re-grants depend on the privileged access provisioning control (SUS.IAMS.4.2.3.4); (3) IAMS termination dates are inconsistent with IAMS / AD status, and the SailPoint "Account Status" / "SOX" fields and the AD user extract (no group membership) are not reliable as audit evidence.</w:t>
+        <w:t xml:space="preserve">Overall Rating: Satisfactory, with observations: (1) the procedure confirms removal once (step 10) but has no step to confirm that revoked access stays removed between reviews – the gap that caused the exception in this sample (E02, sec. 4.2 only requires escalation once identified); (2) the 30-business-day SLA is defined only in the IAM Standard (SUS.IAMS.4.2.5.21); (3) IAMS termination dates are inconsistent with HR status in SanIAM (E06.12, tab S13); (4) the SailPoint "Account Status" / "SOX" fields and the AD user export (no group membership) are not reliable as audit evidence.</w:t>
       </w:r>
     </w:p>
     <w:p>
@@ -503,13 +2795,19 @@
       </w:r>
     </w:p>
     <w:p>
+      <w:pPr>
+        <w:jc w:val="both"/>
+      </w:pPr>
       <w:r>
-        <w:t xml:space="preserve">Walkthrough meeting: [date, attendees and roles – to be completed by the tester]. The understanding below is based on the PAM Recertification Procedure v2.0 (E02), the IAM Standard (E01), the certification exports and the management response received (E04–E06), and the testing walkthrough workbook (E07).</w:t>
+        <w:t xml:space="preserve">The IT RCSA team met with Evelio Heredia (CyberSecurity Manager), Zoila Rosario (Cybersecurity Compliance Officer), and Oscar Ortiz (CyberSecurity Specialist) on October 23, 202[ ] to walk through the control. The understanding below is based on that walkthrough, the PAM Recertification Procedure v2.0 (E02), the IAM Standard (E01), the certification evidence (E04, E05, E07) and the testing workbook (E06).</w:t>
       </w:r>
     </w:p>
     <w:p>
+      <w:pPr>
+        <w:jc w:val="both"/>
+      </w:pPr>
       <w:r>
-        <w:t xml:space="preserve">Each quarter the PAM US Team initiates the privileged access recertification in SanIAM. The campaign covers every member (person and service accounts) of the privileged network AD groups. For each entitlement the decision maker records one outcome, and the outcome drives the next step:</w:t>
+        <w:t xml:space="preserve">Each quarter the PAM US Team initiates the privileged access recertification in SanIAM. The campaign covers every member (person and service accounts) of the privileged network AD groups. For each entitlement the decision maker records one outcome:</w:t>
       </w:r>
     </w:p>
     <w:p>
@@ -537,7 +2835,7 @@
           <w:color w:val="1F1F1F"/>
           <w:sz w:val="17"/>
         </w:rPr>
-        <w:t xml:space="preserve">Revoked: the PAM team submits a ServiceNow access revocation ticket, IT Application Support removes the AD group membership, and the PAM team confirms the access was de-provisioned (E02, 4.1.1 C3–C4 and step 10).</w:t>
+        <w:t xml:space="preserve">Revoked: the PAM team submits a ServiceNow access revocation ticket, IT Application Support removes the AD group membership, and the PAM team confirms the access was de-provisioned (E02, 4.1.1 C3–C4, step 10).</w:t>
       </w:r>
     </w:p>
     <w:p>
@@ -551,22 +2849,31 @@
           <w:color w:val="1F1F1F"/>
           <w:sz w:val="17"/>
         </w:rPr>
-        <w:t xml:space="preserve">SLA: the removal must be completed within 30 business days of the close of the review (E01, SUS.IAMS.4.2.5.21; 4.2.5.7). The SLA is measured only for Revoked decisions.</w:t>
+        <w:t xml:space="preserve">SLA: the removal must be completed within 30 business days of the close of the review (E01, SUS.IAMS.4.2.5.21; 4.2.5.7). The SLA is measured only for Revoked decisions, and the access must stay removed (E01, 4.2.5.10; E06.1 attribute A6).</w:t>
       </w:r>
     </w:p>
     <w:p>
+      <w:pPr>
+        <w:jc w:val="both"/>
+      </w:pPr>
       <w:r>
-        <w:t xml:space="preserve">If a user whose access was rejected keeps the privileges, the PAM team escalates the finding to senior management (E02, sec. 4.2). Exceptions to the procedure are reviewed by the Santander US Head of Identity and Access Services and approved by the BSI CISO (E02, sec. 5). Access added after the review is a new grant and must follow the privileged access change process – an approved request validated by the manager and a second-level approver (E01, SUS.IAMS.4.2.3.4).</w:t>
+        <w:t xml:space="preserve">If a user whose access was rejected keeps the privileges, the PAM team escalates to senior management (E02, sec. 4.2). Access added after the review is a new grant and needs an approved request (E01, SUS.IAMS.4.2.3.4).</w:t>
       </w:r>
     </w:p>
     <w:p>
+      <w:pPr>
+        <w:jc w:val="both"/>
+      </w:pPr>
       <w:r>
-        <w:t xml:space="preserve">Sample of one: account MIA25142 (Miguel Nieves Nieves) was traced end to end – the 2025 Q3 campaign and the revoke decision in SanIAM (E04), the removal from CISCO Network Administrators and ISEAdmin in Netwrix (E04), and the account status in the following reviews (E05 / E06). Results are in Section 3 and in the workpaper (E09, tab "Sample Attribute Testing").</w:t>
+        <w:t xml:space="preserve">Sample of one: MIA25142 was traced end to end – 2025 Q3 revoke decision (E04 rows 2538–2539), removal in Netwrix on 09/02/2025 (E04), back in both groups in AD on 11/25/2025 (E04 AD row 1639), approved again in 2026 Q1 (E05 rows 3260, 3265) and 2026 Q2 (E07; E06.13). Results are in Section 3; every location is listed in Section 4.</w:t>
       </w:r>
     </w:p>
     <w:p>
+      <w:pPr>
+        <w:jc w:val="both"/>
+      </w:pPr>
       <w:r>
-        <w:t xml:space="preserve">Based on the walkthrough and our understanding of the process, the control appears to be designed appropriately and implemented as described, and it is adequate to mitigate the risk of inappropriate privileged network access: the review was initiated by InfoSec, performed by the authorized line manager, and the access identified as inappropriate was revoked by the PAM/IAM team within the SLA.</w:t>
+        <w:t xml:space="preserve">Based on the walkthrough, the control appears to be designed appropriately. For the sample of one, the review, the decision and the timely removal operated as described, but the removal was not sustained: the access was back within three months without an approved request or escalation. The sample therefore fails attribute A6 (access stays removed).</w:t>
       </w:r>
     </w:p>
     <w:p>
@@ -756,7 +3063,7 @@
               <w:rPr>
                 <w:sz w:val="16"/>
               </w:rPr>
-              <w:t xml:space="preserve">2025 Q3 review (launched 08/01/2025) for H2 2025 and 2026 Q1 review (launched 04/09/2026) for H1 2026; MIA25142 included in both</w:t>
+              <w:t xml:space="preserve">2025 Q3 review (launched 08/01/2025) and 2026 Q1 review (launched 04/09/2026); MIA25142 in both</w:t>
             </w:r>
           </w:p>
         </w:tc>
@@ -781,7 +3088,7 @@
               <w:rPr>
                 <w:sz w:val="16"/>
               </w:rPr>
-              <w:t xml:space="preserve">E04; E05; E07 2_Step-by-Step 4.1; E01 SUS.IAMS.4.2.5.19; E09 Sample Attribute Testing row 5 (A1)</w:t>
+              <w:t xml:space="preserve">E04; E05; E06.3 rows 6, 10; E01 SUS.IAMS.4.2.5.19</w:t>
             </w:r>
           </w:p>
         </w:tc>
@@ -885,7 +3192,7 @@
               <w:rPr>
                 <w:sz w:val="16"/>
               </w:rPr>
-              <w:t xml:space="preserve">E04 (tab 2); E02 4.1.1 C1, sec. 8 steps 1–7; E09 Sample Attribute Testing row 6 (A1)</w:t>
+              <w:t xml:space="preserve">E04 tab 2; E02 4.1.1 C1</w:t>
             </w:r>
           </w:p>
         </w:tc>
@@ -940,7 +3247,7 @@
               <w:rPr>
                 <w:sz w:val="16"/>
               </w:rPr>
-              <w:t xml:space="preserve">"for network device administrators, users and service accounts" (A2 – completeness)</w:t>
+              <w:t xml:space="preserve">"network device administrators, users and service accounts" (A2 – completeness)</w:t>
             </w:r>
           </w:p>
         </w:tc>
@@ -964,7 +3271,7 @@
               <w:rPr>
                 <w:sz w:val="16"/>
               </w:rPr>
-              <w:t xml:space="preserve">MIA25142 (person account, identity 100546241) in CISCO Network Administrators and ISEAdmin – both memberships in the AD extract and in the campaign</w:t>
+              <w:t xml:space="preserve">Person account in CISCO Network Administrators and ISEAdmin – both memberships in AD and in the campaign</w:t>
             </w:r>
           </w:p>
         </w:tc>
@@ -989,7 +3296,7 @@
               <w:rPr>
                 <w:sz w:val="16"/>
               </w:rPr>
-              <w:t xml:space="preserve">E04 (rows 2538–2539; AD extract row 1639); E03 sec. 3.3; E09 Sample Attribute Testing row 7 (A2)</w:t>
+              <w:t xml:space="preserve">E04 rows 2538–2539, AD row 1639; E03 sec. 3.3; E06.4 rows 19, 57</w:t>
             </w:r>
           </w:p>
         </w:tc>
@@ -1093,7 +3400,7 @@
               <w:rPr>
                 <w:sz w:val="16"/>
               </w:rPr>
-              <w:t xml:space="preserve">E04 (rows 2538–2539); E02 4.1.1 C2; E01 SUS.IAMS.4.2.5.6; E09 Sample Attribute Testing row 8 (A3)</w:t>
+              <w:t xml:space="preserve">E04 rows 2538–2539; E06.4 rows 19, 57 (col S)</w:t>
             </w:r>
           </w:p>
         </w:tc>
@@ -1197,7 +3504,7 @@
               <w:rPr>
                 <w:sz w:val="16"/>
               </w:rPr>
-              <w:t xml:space="preserve">E04 (rows 2538–2539); E02 sec. 8 step 8; E09 Sample Attribute Testing row 9 (A4)</w:t>
+              <w:t xml:space="preserve">E04 rows 2538–2539; E06.4 rows 19, 57 (col T)</w:t>
             </w:r>
           </w:p>
         </w:tc>
@@ -1276,7 +3583,7 @@
               <w:rPr>
                 <w:sz w:val="16"/>
               </w:rPr>
-              <w:t xml:space="preserve">Yes – the line manager revoked both privileged memberships through the review</w:t>
+              <w:t xml:space="preserve">Yes – the line manager revoked both memberships through the review</w:t>
             </w:r>
           </w:p>
         </w:tc>
@@ -1301,7 +3608,7 @@
               <w:rPr>
                 <w:sz w:val="16"/>
               </w:rPr>
-              <w:t xml:space="preserve">E04 (rows 2538–2539); E01 SUS.IAMS.4.2.5.1, 4.2.5.7; E09 Sample Attribute Testing row 10 (A5)</w:t>
+              <w:t xml:space="preserve">E04 rows 2538–2539; E01 SUS.IAMS.4.2.5.1</w:t>
             </w:r>
           </w:p>
         </w:tc>
@@ -1405,7 +3712,7 @@
               <w:rPr>
                 <w:sz w:val="16"/>
               </w:rPr>
-              <w:t xml:space="preserve">E04 Netwrix log; E02 4.1.1 C3–C4, step 10; E01 SUS.IAMS.4.2.5.10; E09 Sample Attribute Testing row 11 (A6)</w:t>
+              <w:t xml:space="preserve">E04 Netwrix log; E02 4.1.1 C3–C4</w:t>
             </w:r>
           </w:p>
         </w:tc>
@@ -1509,7 +3816,7 @@
               <w:rPr>
                 <w:sz w:val="16"/>
               </w:rPr>
-              <w:t xml:space="preserve">E04; E01 SUS.IAMS.4.2.5.21; E09 Sample Attribute Testing row 12 (A6)</w:t>
+              <w:t xml:space="preserve">E04; E01 SUS.IAMS.4.2.5.21; E06.11 tab R1 row 4</w:t>
             </w:r>
           </w:p>
         </w:tc>
@@ -1564,7 +3871,7 @@
               <w:rPr>
                 <w:sz w:val="16"/>
               </w:rPr>
-              <w:t xml:space="preserve">ServiceNow revocation ticket</w:t>
+              <w:t xml:space="preserve">Access stayed removed (A6 – persistence)</w:t>
             </w:r>
           </w:p>
         </w:tc>
@@ -1588,7 +3895,7 @@
               <w:rPr>
                 <w:sz w:val="16"/>
               </w:rPr>
-              <w:t xml:space="preserve">Not provided by management; removal evidenced by Netwrix</w:t>
+              <w:t xml:space="preserve">No – member of both groups again in AD on 11/25/2025; no approved request, no Netwrix "member added" event and no escalation provided</w:t>
             </w:r>
           </w:p>
         </w:tc>
@@ -1613,7 +3920,7 @@
               <w:rPr>
                 <w:sz w:val="16"/>
               </w:rPr>
-              <w:t xml:space="preserve">E07 7_Evidence Status #12; E09 Sample Attribute Testing row 15 (O1)</w:t>
+              <w:t xml:space="preserve">E04 AD row 1639; E06.4 rows 19, 57 (col V); E06.5 row 8; E01 SUS.IAMS.4.2.5.10; E02 sec. 4.2</w:t>
             </w:r>
           </w:p>
         </w:tc>
@@ -1636,10 +3943,10 @@
             <w:r>
               <w:rPr>
                 <w:b/>
-                <w:color w:val="B45F06"/>
+                <w:color w:val="C00000"/>
                 <w:sz w:val="16"/>
               </w:rPr>
-              <w:t xml:space="preserve">Observation</w:t>
+              <w:t xml:space="preserve">Fail</w:t>
             </w:r>
           </w:p>
         </w:tc>
@@ -1669,7 +3976,7 @@
               <w:rPr>
                 <w:sz w:val="16"/>
               </w:rPr>
-              <w:t xml:space="preserve">Access after removal</w:t>
+              <w:t xml:space="preserve">2026 Q1 review of the re-added access (A5 – E3)</w:t>
             </w:r>
           </w:p>
         </w:tc>
@@ -1693,7 +4000,7 @@
               <w:rPr>
                 <w:sz w:val="16"/>
               </w:rPr>
-              <w:t xml:space="preserve">Member of both groups again in AD on 11/25/2025, approved by the line manager on 04/30/2026, 07/27/2026 and 08/17/2026. A new grant after a confirmed removal – assessed under SUS.IAMS.4.2.3.4 (provisioning), not this control. Approved request / Netwrix "member added" event requested</w:t>
+              <w:t xml:space="preserve">Approved 04/30/2026 by the same manager without an approved re-grant request</w:t>
             </w:r>
           </w:p>
         </w:tc>
@@ -1718,7 +4025,7 @@
               <w:rPr>
                 <w:sz w:val="16"/>
               </w:rPr>
-              <w:t xml:space="preserve">E04 (row 1639); E05 (rows 3260, 3265); E06 (SOX rows 98–100, CyberArk rows 431–433); E07 7_Evidence Status #5; E09 Sample Attribute Testing row 16 (O2)</w:t>
+              <w:t xml:space="preserve">E05 rows 3260, 3265; E06.4 rows 107, 130; E06.3 rows 10–11</w:t>
             </w:r>
           </w:p>
         </w:tc>
@@ -1741,10 +4048,10 @@
             <w:r>
               <w:rPr>
                 <w:b/>
-                <w:color w:val="B45F06"/>
+                <w:color w:val="C00000"/>
                 <w:sz w:val="16"/>
               </w:rPr>
-              <w:t xml:space="preserve">Observation</w:t>
+              <w:t xml:space="preserve">Fail</w:t>
             </w:r>
           </w:p>
         </w:tc>
@@ -1774,7 +4081,7 @@
               <w:rPr>
                 <w:sz w:val="16"/>
               </w:rPr>
-              <w:t xml:space="preserve">Account status</w:t>
+              <w:t xml:space="preserve">2026 Q2 status (after the period)</w:t>
             </w:r>
           </w:p>
         </w:tc>
@@ -1798,7 +4105,7 @@
               <w:rPr>
                 <w:sz w:val="16"/>
               </w:rPr>
-              <w:t xml:space="preserve">IAMS Termination Date 12/31/2024 but Identity Inactive FALSE and AD enabled (11/25/2025, 05/15/2026, 10/10/2026) – termination not evidenced; HR is the authoritative source (SUS.IAMS.4.2.1.1)</w:t>
+              <w:t xml:space="preserve">Still approved: SOX Manager 07/27/2026, CyberArk Manager 08/17/2026; AD enabled 10/10/2026</w:t>
             </w:r>
           </w:p>
         </w:tc>
@@ -1823,7 +4130,217 @@
               <w:rPr>
                 <w:sz w:val="16"/>
               </w:rPr>
-              <w:t xml:space="preserve">E04; E05 (row 1636); E06 Oct10_2026Users (row 1621); E07 7_Evidence Status #4; E09 Sample Attribute Testing row 17 (O3)</w:t>
+              <w:t xml:space="preserve">E07 / E06.13 SOX rows 98–100, CyberArk rows 431–433, Oct10_2026Users row 1621; E06.9 row 15</w:t>
+            </w:r>
+          </w:p>
+        </w:tc>
+        <w:tc>
+          <w:tcPr>
+            <w:tcW w:w="2556" w:type="dxa"/>
+            <w:shd w:val="clear" w:color="auto" w:fill="F8FAFC"/>
+            <w:tcMar>
+              <w:top w:w="110" w:type="dxa"/>
+              <w:left w:w="110" w:type="dxa"/>
+              <w:bottom w:w="110" w:type="dxa"/>
+              <w:right w:w="110" w:type="dxa"/>
+            </w:tcMar>
+            <w:vAlign w:val="center"/>
+          </w:tcPr>
+          <w:p>
+            <w:pPr>
+              <w:spacing w:after="0" w:line="240" w:lineRule="auto"/>
+            </w:pPr>
+            <w:r>
+              <w:rPr>
+                <w:b/>
+                <w:color w:val="B45F06"/>
+                <w:sz w:val="16"/>
+              </w:rPr>
+              <w:t xml:space="preserve">Observation</w:t>
+            </w:r>
+          </w:p>
+        </w:tc>
+      </w:tr>
+      <w:tr>
+        <w:trPr>
+          <w:cantSplit/>
+          <w:jc w:val="center"/>
+        </w:trPr>
+        <w:tc>
+          <w:tcPr>
+            <w:tcW w:w="2556" w:type="dxa"/>
+            <w:shd w:val="clear" w:color="auto" w:fill="F8FAFC"/>
+            <w:tcMar>
+              <w:top w:w="110" w:type="dxa"/>
+              <w:left w:w="110" w:type="dxa"/>
+              <w:bottom w:w="110" w:type="dxa"/>
+              <w:right w:w="110" w:type="dxa"/>
+            </w:tcMar>
+            <w:vAlign w:val="center"/>
+          </w:tcPr>
+          <w:p>
+            <w:pPr>
+              <w:spacing w:after="0" w:line="240" w:lineRule="auto"/>
+            </w:pPr>
+            <w:r>
+              <w:rPr>
+                <w:sz w:val="16"/>
+              </w:rPr>
+              <w:t xml:space="preserve">Account status (E2)</w:t>
+            </w:r>
+          </w:p>
+        </w:tc>
+        <w:tc>
+          <w:tcPr>
+            <w:tcW w:w="2556" w:type="dxa"/>
+            <w:shd w:val="clear" w:color="auto" w:fill="F8FAFC"/>
+            <w:tcMar>
+              <w:top w:w="110" w:type="dxa"/>
+              <w:left w:w="110" w:type="dxa"/>
+              <w:bottom w:w="110" w:type="dxa"/>
+              <w:right w:w="110" w:type="dxa"/>
+            </w:tcMar>
+            <w:vAlign w:val="center"/>
+          </w:tcPr>
+          <w:p>
+            <w:pPr>
+              <w:spacing w:after="0" w:line="240" w:lineRule="auto"/>
+            </w:pPr>
+            <w:r>
+              <w:rPr>
+                <w:sz w:val="16"/>
+              </w:rPr>
+              <w:t xml:space="preserve">IAMS Termination Date 12/31/2024, but Identity Inactive FALSE and not excluded as "Terminated in HR" by SanIAM – contract extension pending Fieldglass</w:t>
+            </w:r>
+          </w:p>
+        </w:tc>
+        <w:tc>
+          <w:tcPr>
+            <w:tcW w:w="2556" w:type="dxa"/>
+            <w:shd w:val="clear" w:color="auto" w:fill="F8FAFC"/>
+            <w:tcMar>
+              <w:top w:w="110" w:type="dxa"/>
+              <w:left w:w="110" w:type="dxa"/>
+              <w:bottom w:w="110" w:type="dxa"/>
+              <w:right w:w="110" w:type="dxa"/>
+            </w:tcMar>
+            <w:vAlign w:val="center"/>
+          </w:tcPr>
+          <w:p>
+            <w:pPr>
+              <w:spacing w:after="0" w:line="240" w:lineRule="auto"/>
+              <w:jc w:val="center"/>
+            </w:pPr>
+            <w:r>
+              <w:rPr>
+                <w:sz w:val="16"/>
+              </w:rPr>
+              <w:t xml:space="preserve">E06.12 tab S13 rows 100–102 (MIA25142) vs rows 192–198 (HR-terminated, excluded); E06.7 #13</w:t>
+            </w:r>
+          </w:p>
+        </w:tc>
+        <w:tc>
+          <w:tcPr>
+            <w:tcW w:w="2556" w:type="dxa"/>
+            <w:shd w:val="clear" w:color="auto" w:fill="F8FAFC"/>
+            <w:tcMar>
+              <w:top w:w="110" w:type="dxa"/>
+              <w:left w:w="110" w:type="dxa"/>
+              <w:bottom w:w="110" w:type="dxa"/>
+              <w:right w:w="110" w:type="dxa"/>
+            </w:tcMar>
+            <w:vAlign w:val="center"/>
+          </w:tcPr>
+          <w:p>
+            <w:pPr>
+              <w:spacing w:after="0" w:line="240" w:lineRule="auto"/>
+            </w:pPr>
+            <w:r>
+              <w:rPr>
+                <w:b/>
+                <w:color w:val="B45F06"/>
+                <w:sz w:val="16"/>
+              </w:rPr>
+              <w:t xml:space="preserve">Observation</w:t>
+            </w:r>
+          </w:p>
+        </w:tc>
+      </w:tr>
+      <w:tr>
+        <w:trPr>
+          <w:cantSplit/>
+          <w:jc w:val="center"/>
+        </w:trPr>
+        <w:tc>
+          <w:tcPr>
+            <w:tcW w:w="2556" w:type="dxa"/>
+            <w:shd w:val="clear" w:color="auto" w:fill="F8FAFC"/>
+            <w:tcMar>
+              <w:top w:w="110" w:type="dxa"/>
+              <w:left w:w="110" w:type="dxa"/>
+              <w:bottom w:w="110" w:type="dxa"/>
+              <w:right w:w="110" w:type="dxa"/>
+            </w:tcMar>
+            <w:vAlign w:val="center"/>
+          </w:tcPr>
+          <w:p>
+            <w:pPr>
+              <w:spacing w:after="0" w:line="240" w:lineRule="auto"/>
+            </w:pPr>
+            <w:r>
+              <w:rPr>
+                <w:sz w:val="16"/>
+              </w:rPr>
+              <w:t xml:space="preserve">ServiceNow revocation ticket</w:t>
+            </w:r>
+          </w:p>
+        </w:tc>
+        <w:tc>
+          <w:tcPr>
+            <w:tcW w:w="2556" w:type="dxa"/>
+            <w:shd w:val="clear" w:color="auto" w:fill="F8FAFC"/>
+            <w:tcMar>
+              <w:top w:w="110" w:type="dxa"/>
+              <w:left w:w="110" w:type="dxa"/>
+              <w:bottom w:w="110" w:type="dxa"/>
+              <w:right w:w="110" w:type="dxa"/>
+            </w:tcMar>
+            <w:vAlign w:val="center"/>
+          </w:tcPr>
+          <w:p>
+            <w:pPr>
+              <w:spacing w:after="0" w:line="240" w:lineRule="auto"/>
+            </w:pPr>
+            <w:r>
+              <w:rPr>
+                <w:sz w:val="16"/>
+              </w:rPr>
+              <w:t xml:space="preserve">Not provided; removal evidenced by Netwrix</w:t>
+            </w:r>
+          </w:p>
+        </w:tc>
+        <w:tc>
+          <w:tcPr>
+            <w:tcW w:w="2556" w:type="dxa"/>
+            <w:shd w:val="clear" w:color="auto" w:fill="F8FAFC"/>
+            <w:tcMar>
+              <w:top w:w="110" w:type="dxa"/>
+              <w:left w:w="110" w:type="dxa"/>
+              <w:bottom w:w="110" w:type="dxa"/>
+              <w:right w:w="110" w:type="dxa"/>
+            </w:tcMar>
+            <w:vAlign w:val="center"/>
+          </w:tcPr>
+          <w:p>
+            <w:pPr>
+              <w:spacing w:after="0" w:line="240" w:lineRule="auto"/>
+              <w:jc w:val="center"/>
+            </w:pPr>
+            <w:r>
+              <w:rPr>
+                <w:sz w:val="16"/>
+              </w:rPr>
+              <w:t xml:space="preserve">E06.7 #12</w:t>
             </w:r>
           </w:p>
         </w:tc>
@@ -1866,20 +4383,19 @@
           <w:color w:val="1F1F1F"/>
           <w:sz w:val="18"/>
         </w:rPr>
-        <w:t xml:space="preserve">Conclusion: Sample MIA25142 PASSED all control attributes (A1–A6). The review was initiated by InfoSec, performed by the authorized line manager and documented; the inappropriate access was revoked through the review and removed by the PAM/IAM team on 09/02/2025, 2 business days after the close of the review and within the 30-business-day SLA (SUS.IAMS.4.2.5.21; PAM Recertification Procedure 4.1.1 C3–C4, sec. 8 steps 9–10). Three observations are noted (ServiceNow ticket not provided; access added back after removal – referred to the provisioning control under SUS.IAMS.4.2.3.4; IAMS termination date pending HR confirmation). No exceptions were identified. Refer to E09, tab "WP Summary" (Sample result, cell B9) and tab "Sample Attribute Testing" (rows 5–17).</w:t>
+        <w:t xml:space="preserve">Conclusion: Sample MIA25142 FAILED attribute A6 (access stays removed). The review was initiated by InfoSec, performed by the authorized line manager and documented, and the access was removed on 09/02/2025 – 2 business days after the close of the review, within the 30-business-day SLA (SUS.IAMS.4.2.5.21). The access was back in both groups by 11/25/2025 without an approved request or escalation (SUS.IAMS.4.2.5.10; PAM Procedure 4.1.1 C4, sec. 4.2) and was approved again in 2026 Q1 (A5 – E3). Consistent with E06.3 (3_Attribute Matrix rows 6–7: 2025 Q3 CISCO Network Administrators and ISEAdmin – Fail).</w:t>
       </w:r>
     </w:p>
     <w:p>
       <w:pPr>
-        <w:spacing w:before="140" w:after="40"/>
+        <w:pStyle w:val="Heading1"/>
+        <w:spacing w:before="160" w:after="100"/>
       </w:pPr>
       <w:r>
         <w:rPr>
-          <w:b/>
-          <w:color w:val="17365D"/>
-          <w:sz w:val="19"/>
+          <w:rFonts w:ascii="Aptos" w:hAnsi="Aptos"/>
         </w:rPr>
-        <w:t xml:space="preserve">Evidence references (BSI.IT.27.C7 folder)</w:t>
+        <w:t xml:space="preserve">4. Evidence Locator – where to find MIA25142</w:t>
       </w:r>
     </w:p>
     <w:tbl>
@@ -1889,9 +4405,9 @@
         <w:tblLook w:val="04A0" w:firstRow="1" w:lastRow="0" w:firstColumn="1" w:lastColumn="0" w:noHBand="0" w:noVBand="1"/>
       </w:tblPr>
       <w:tblGrid>
-        <w:gridCol w:w="3408"/>
-        <w:gridCol w:w="3408"/>
-        <w:gridCol w:w="3408"/>
+        <w:gridCol w:w="3118"/>
+        <w:gridCol w:w="3884"/>
+        <w:gridCol w:w="3222"/>
       </w:tblGrid>
       <w:tr>
         <w:trPr>
@@ -1921,7 +4437,6 @@
                 <w:color w:val="FFFFFF"/>
                 <w:sz w:val="18"/>
               </w:rPr>
-              <w:lastRenderedPageBreak/>
               <w:t>Ref</w:t>
             </w:r>
           </w:p>
@@ -2006,7 +4521,7 @@
               <w:rPr>
                 <w:sz w:val="17"/>
               </w:rPr>
-              <w:t xml:space="preserve">E01</w:t>
+              <w:t xml:space="preserve">E01 / E02</w:t>
             </w:r>
           </w:p>
         </w:tc>
@@ -2030,7 +4545,7 @@
               <w:rPr>
                 <w:sz w:val="17"/>
               </w:rPr>
-              <w:t xml:space="preserve">CUSO Identity and Access Management Standard v11.0 (BSIIT21.PDF); v10.0 in effect during the period</w:t>
+              <w:t xml:space="preserve">IAM Standard v11.0 – SUS.IAMS.4.2.5.21 (p.22), 4.2.5.10 (p.19), 4.2.5.1 (p.14), 4.2.3.4 (p.11), 4.2.1.1 (p.6); PAM Procedure – sec. 8 steps 9–10 (p.10), 4.1.1 C3–C4 (p.6), sec. 4.2 (p.7)</w:t>
             </w:r>
           </w:p>
         </w:tc>
@@ -2054,7 +4569,7 @@
               <w:rPr>
                 <w:sz w:val="17"/>
               </w:rPr>
-              <w:t xml:space="preserve">SUS.IAMS.4.2.5.6 (quarterly), 4.2.5.10 (confirm removal), 4.2.5.21 (30 business days from the close of the review), 4.2.3.4 (privileged access provisioning), 4.2.1.1 (HR authoritative source)</w:t>
+              <w:t xml:space="preserve">Criteria: SLA from the close of the review; access must stay removed; re-grants need a request</w:t>
             </w:r>
           </w:p>
         </w:tc>
@@ -2084,7 +4599,7 @@
               <w:rPr>
                 <w:sz w:val="17"/>
               </w:rPr>
-              <w:t xml:space="preserve">E02</w:t>
+              <w:t xml:space="preserve">E04</w:t>
             </w:r>
           </w:p>
         </w:tc>
@@ -2108,7 +4623,7 @@
               <w:rPr>
                 <w:sz w:val="17"/>
               </w:rPr>
-              <w:t xml:space="preserve">PAM_Recertification_Procedure_BSI_04.22.26.pdf (v2.0)</w:t>
+              <w:t xml:space="preserve">BSI.IT.27.C7.02 Q3_2025.xlsx – tab 2 rows 2538–2539; Netwrix tab; AD extract 11/25/2025 row 1639</w:t>
             </w:r>
           </w:p>
         </w:tc>
@@ -2132,7 +4647,7 @@
               <w:rPr>
                 <w:sz w:val="17"/>
               </w:rPr>
-              <w:t xml:space="preserve">Sec. 2, 3, 4.1.1 C1–C4, 4.2, 5, 8 steps 1–10, 8.1 C7</w:t>
+              <w:t xml:space="preserve">Revoked 08/28/2025; removed 09/02/2025; member again 11/25/2025 (Exhibit A3)</w:t>
             </w:r>
           </w:p>
         </w:tc>
@@ -2162,7 +4677,7 @@
               <w:rPr>
                 <w:sz w:val="17"/>
               </w:rPr>
-              <w:t xml:space="preserve">E03</w:t>
+              <w:t xml:space="preserve">E05</w:t>
             </w:r>
           </w:p>
         </w:tc>
@@ -2186,7 +4701,7 @@
               <w:rPr>
                 <w:sz w:val="17"/>
               </w:rPr>
-              <w:t xml:space="preserve">BSI.IT.27.C7.03 PAM Definition of Privilege.pdf (v10.0)</w:t>
+              <w:t xml:space="preserve">BSI.IT.27.C7.02 Q1 2026 Cert.xlsx – rows 3260, 3265; AD extract 05/15/2026 row 1636</w:t>
             </w:r>
           </w:p>
         </w:tc>
@@ -2210,7 +4725,7 @@
               <w:rPr>
                 <w:sz w:val="17"/>
               </w:rPr>
-              <w:t xml:space="preserve">Sec. 3.3 – the 4 in-scope privileged network AD groups</w:t>
+              <w:t xml:space="preserve">Approved again 04/30/2026; account enabled (Exhibit A4)</w:t>
             </w:r>
           </w:p>
         </w:tc>
@@ -2240,7 +4755,7 @@
               <w:rPr>
                 <w:sz w:val="17"/>
               </w:rPr>
-              <w:t xml:space="preserve">E04</w:t>
+              <w:t xml:space="preserve">E06.3</w:t>
             </w:r>
           </w:p>
         </w:tc>
@@ -2264,7 +4779,7 @@
               <w:rPr>
                 <w:sz w:val="17"/>
               </w:rPr>
-              <w:t xml:space="preserve">BSI.IT.27.C7.02 Q3_2025.xlsx</w:t>
+              <w:t xml:space="preserve">Workbook – 3_Attribute Matrix rows 6–7 (2025 Q3) and 10–11 (2026 Q1); table C (dispute)</w:t>
             </w:r>
           </w:p>
         </w:tc>
@@ -2288,7 +4803,7 @@
               <w:rPr>
                 <w:sz w:val="17"/>
               </w:rPr>
-              <w:t xml:space="preserve">Rows 2538–2539: Revoked 08/28/2025 (Borges, Dayam); Netwrix removal 09/02/2025; AD extract 11/25/2025 row 1639 – member again (Exhibit A3)</w:t>
+              <w:t xml:space="preserve">Group results that include MIA25142 – Fail</w:t>
             </w:r>
           </w:p>
         </w:tc>
@@ -2318,7 +4833,7 @@
               <w:rPr>
                 <w:sz w:val="17"/>
               </w:rPr>
-              <w:t xml:space="preserve">E05</w:t>
+              <w:t xml:space="preserve">E06.4 / E06.5</w:t>
             </w:r>
           </w:p>
         </w:tc>
@@ -2342,7 +4857,7 @@
               <w:rPr>
                 <w:sz w:val="17"/>
               </w:rPr>
-              <w:t xml:space="preserve">BSI.IT.27.C7.02 Q1 2026 Cert.xlsx</w:t>
+              <w:t xml:space="preserve">Workbook – 4_Item Detail rows 19, 57, 107, 130; 5_Exceptions row 8</w:t>
             </w:r>
           </w:p>
         </w:tc>
@@ -2366,7 +4881,7 @@
               <w:rPr>
                 <w:sz w:val="17"/>
               </w:rPr>
-              <w:t xml:space="preserve">Rows 3260 / 3265: Approved 04/30/2026; AD extract 05/15/2026 row 1636 – enabled, member (Exhibit A4)</w:t>
+              <w:t xml:space="preserve">Each membership tested; exception codes E2, E3</w:t>
             </w:r>
           </w:p>
         </w:tc>
@@ -2396,7 +4911,7 @@
               <w:rPr>
                 <w:sz w:val="17"/>
               </w:rPr>
-              <w:t xml:space="preserve">E06</w:t>
+              <w:t xml:space="preserve">E06.9 / E06.11</w:t>
             </w:r>
           </w:p>
         </w:tc>
@@ -2420,7 +4935,7 @@
               <w:rPr>
                 <w:sz w:val="17"/>
               </w:rPr>
-              <w:t xml:space="preserve">C7.Sample.xlsx (management response)</w:t>
+              <w:t xml:space="preserve">Workbook – 9_Sample Tab Review row 15; R1_Response Summary row 4; R2_Item Detail rows 4–9</w:t>
             </w:r>
           </w:p>
         </w:tc>
@@ -2444,7 +4959,7 @@
               <w:rPr>
                 <w:sz w:val="17"/>
               </w:rPr>
-              <w:t xml:space="preserve">SOX Manager rows 98–100 and CyberArk Manager rows 431–433 Approved; CyberArk Owner 12 rows; Oct10_2026Users row 1621; SAMPLE tab A13 screenshots (Exhibits A1, A2, A5)</w:t>
+              <w:t xml:space="preserve">Management response for MIA25142</w:t>
             </w:r>
           </w:p>
         </w:tc>
@@ -2474,7 +4989,7 @@
               <w:rPr>
                 <w:sz w:val="17"/>
               </w:rPr>
-              <w:t xml:space="preserve">E07</w:t>
+              <w:t xml:space="preserve">E06.12</w:t>
             </w:r>
           </w:p>
         </w:tc>
@@ -2498,7 +5013,7 @@
               <w:rPr>
                 <w:sz w:val="17"/>
               </w:rPr>
-              <w:t xml:space="preserve">BSI.IT.27.C7.05 Testing Walkthrough - Combined with 2026 Q2 Sample.xlsx</w:t>
+              <w:t xml:space="preserve">Workbook – tab S13 rows 100–102; S15 rows 433–435; S16 12 rows (Alero_Consultant_MIA25142); S9 rows 209–211; S11 rows 524–528</w:t>
             </w:r>
           </w:p>
         </w:tc>
@@ -2522,7 +5037,7 @@
               <w:rPr>
                 <w:sz w:val="17"/>
               </w:rPr>
-              <w:t xml:space="preserve">3_Attribute Matrix (policy-based conclusion); 4_Item Detail rows 19, 57, 107, 130; 7_Evidence Status</w:t>
+              <w:t xml:space="preserve">SanIAM source rows: Approved; not excluded as HR-terminated</w:t>
             </w:r>
           </w:p>
         </w:tc>
@@ -2552,7 +5067,7 @@
               <w:rPr>
                 <w:sz w:val="17"/>
               </w:rPr>
-              <w:t xml:space="preserve">E08</w:t>
+              <w:t xml:space="preserve">E06.13 / E07</w:t>
             </w:r>
           </w:p>
         </w:tc>
@@ -2576,7 +5091,7 @@
               <w:rPr>
                 <w:sz w:val="17"/>
               </w:rPr>
-              <w:t xml:space="preserve">Sample step taken.docx</w:t>
+              <w:t xml:space="preserve">Blue tabs (= C7.Sample.xlsx): 2026Q2PamBsiSox-Manager rows 98–100; 2026Q2BsiPamCyberark-Manager rows 431–433; Oct10_2026Users row 1621; SAMPLE A13 (screenshots A14, A20)</w:t>
             </w:r>
           </w:p>
         </w:tc>
@@ -2600,7 +5115,7 @@
               <w:rPr>
                 <w:sz w:val="17"/>
               </w:rPr>
-              <w:t xml:space="preserve">Request to the control owner for A6 evidence (10 accounts, including MIA25142)</w:t>
+              <w:t xml:space="preserve">2026 Q2 approvals; AD enabled (Exhibits A1, A2, A5)</w:t>
             </w:r>
           </w:p>
         </w:tc>
@@ -2654,7 +5169,7 @@
               <w:rPr>
                 <w:sz w:val="17"/>
               </w:rPr>
-              <w:t xml:space="preserve">BSI.IT.27.C7_Sample_of_1_MIA25142_Workpaper.xlsx</w:t>
+              <w:t xml:space="preserve">Sample-of-one workpaper – Sample Attribute Testing rows 5–14 (A1–A6) and 17–19 (observations); Evidence Map</w:t>
             </w:r>
           </w:p>
         </w:tc>
@@ -2678,7 +5193,7 @@
               <w:rPr>
                 <w:sz w:val="17"/>
               </w:rPr>
-              <w:t xml:space="preserve">Sample-of-one workpaper: WP Summary (result, KPIs, test steps); Sample Attribute Testing (A1–A6 rows 5–12, O1–O3 rows 15–17); Evidence Map; Evidence Index (E01–E08); Word Doc Cross-Ref</w:t>
+              <w:t xml:space="preserve">Same results in spreadsheet form</w:t>
             </w:r>
           </w:p>
         </w:tc>
@@ -2706,7 +5221,7 @@
           <w:color w:val="0078D4"/>
           <w:sz w:val="22"/>
         </w:rPr>
-        <w:t xml:space="preserve">Exhibit A1: 2026 Q2 PAM BSI SOX Manager Certification – MIA25142 Approved (E06, rows 98–100)</w:t>
+        <w:t xml:space="preserve">Exhibit A1: 2026 Q2 PAM BSI SOX Manager Certification – MIA25142 Approved (E07 / E06.13, rows 98–100)</w:t>
       </w:r>
     </w:p>
     <w:p>
@@ -2763,7 +5278,7 @@
           <w:i/>
           <w:sz w:val="16"/>
         </w:rPr>
-        <w:t xml:space="preserve">Source: E06 – C7.Sample.xlsx, SAMPLE tab (screenshot at A20). Decision = Approved, Revoke Completed blank, for CYBERARK_ALERO_USERS, CISCO NETWORK ADMINISTRATORS and ISEADMIN. Workpaper: E09 Evidence Map, O2.</w:t>
+        <w:t xml:space="preserve">Source: E07 – C7.Sample.xlsx, SAMPLE tab (screenshot at A20); same rows in E06 blue tab 2026Q2PamBsiSox-Manager and source tab S13 rows 100–102.</w:t>
       </w:r>
     </w:p>
     <w:p>
@@ -2776,7 +5291,7 @@
           <w:color w:val="0078D4"/>
           <w:sz w:val="22"/>
         </w:rPr>
-        <w:t xml:space="preserve">Exhibit A2: 2026 Q2 PAM BSI CyberArk Manager Certification – MIA25142 Approved (E06, rows 431–433)</w:t>
+        <w:t xml:space="preserve">Exhibit A2: 2026 Q2 PAM BSI CyberArk Manager Certification – MIA25142 Approved (E07 / E06.13, rows 431–433)</w:t>
       </w:r>
     </w:p>
     <w:p>
@@ -2833,7 +5348,7 @@
           <w:i/>
           <w:sz w:val="16"/>
         </w:rPr>
-        <w:t xml:space="preserve">Source: E06 – C7.Sample.xlsx, SAMPLE tab (screenshot at A14). Network_Devices_Accounts safe via Cisco Network Administrators and ISEAdmin, and the personal Alero_Consultant_MIA25142 safe. Workpaper: E09 Evidence Map, O2.</w:t>
+        <w:t xml:space="preserve">Source: E07 – C7.Sample.xlsx, SAMPLE tab (screenshot at A14); same rows in E06 blue tab 2026Q2BsiPamCyberark-Manager and source tab S15 rows 433–435.</w:t>
       </w:r>
     </w:p>
     <w:p>
@@ -2846,7 +5361,7 @@
           <w:color w:val="0078D4"/>
           <w:sz w:val="22"/>
         </w:rPr>
-        <w:t xml:space="preserve">Exhibit A3: 2025 Q3 revocation and removal (E04; workpaper E09 – Sample Attribute Testing rows 9–12)</w:t>
+        <w:t xml:space="preserve">Exhibit A3: 2025 Q3 revocation, removal and return of access (E04)</w:t>
       </w:r>
     </w:p>
     <w:tbl>
@@ -2909,7 +5424,7 @@
               <w:rPr>
                 <w:sz w:val="18"/>
               </w:rPr>
-              <w:t xml:space="preserve">2025 Q3 PAM BSI SOX Manager Certification (launched 08/01/2025) / Revoked 08/28/2025 by Borges, Dayam (line manager)</w:t>
+              <w:t xml:space="preserve">2025 Q3 PAM BSI SOX Manager Certification (launched 08/01/2025) / Revoked 08/28/2025 by Borges, Dayam (line manager) – E04 rows 2538–2539</w:t>
             </w:r>
           </w:p>
         </w:tc>
@@ -2941,7 +5456,7 @@
                 <w:color w:val="334155"/>
                 <w:sz w:val="18"/>
               </w:rPr>
-              <w:t xml:space="preserve">Entitlements</w:t>
+              <w:t xml:space="preserve">Removal (Netwrix)</w:t>
             </w:r>
           </w:p>
         </w:tc>
@@ -2964,7 +5479,7 @@
               <w:rPr>
                 <w:sz w:val="18"/>
               </w:rPr>
-              <w:t xml:space="preserve">CISCO Network Administrators (row 2538); ISEAdmin (row 2539)</w:t>
+              <w:t xml:space="preserve">09/02/2025 – 2 business days after the close of the review; SLA deadline 10/10/2025 (SUS.IAMS.4.2.5.21) – within SLA</w:t>
             </w:r>
           </w:p>
         </w:tc>
@@ -2996,7 +5511,7 @@
                 <w:color w:val="334155"/>
                 <w:sz w:val="18"/>
               </w:rPr>
-              <w:t xml:space="preserve">Removal (Netwrix)</w:t>
+              <w:t xml:space="preserve">AD extract 11/25/2025</w:t>
             </w:r>
           </w:p>
         </w:tc>
@@ -3019,7 +5534,7 @@
               <w:rPr>
                 <w:sz w:val="18"/>
               </w:rPr>
-              <w:t xml:space="preserve">09/02/2025 – 2 business days after the close of the review; SLA deadline 10/10/2025 (SUS.IAMS.4.2.5.21) – within SLA</w:t>
+              <w:t xml:space="preserve">Member of both groups again; account enabled; last logon 11/19/2025 (E04 AD row 1639) – removal not sustained (A6 Fail)</w:t>
             </w:r>
           </w:p>
         </w:tc>
@@ -3051,7 +5566,7 @@
                 <w:color w:val="334155"/>
                 <w:sz w:val="18"/>
               </w:rPr>
-              <w:t xml:space="preserve">AD extract 11/25/2025</w:t>
+              <w:t xml:space="preserve">Re-grant authorization</w:t>
             </w:r>
           </w:p>
         </w:tc>
@@ -3074,7 +5589,7 @@
               <w:rPr>
                 <w:sz w:val="18"/>
               </w:rPr>
-              <w:t xml:space="preserve">Member of both groups again; account enabled; expiration 01/01/2026; last logon 11/19/2025 (row 1639)</w:t>
+              <w:t xml:space="preserve">No approved request, Netwrix "member added" event or escalation provided (E06.7 #5)</w:t>
             </w:r>
           </w:p>
         </w:tc>
@@ -3129,62 +5644,7 @@
               <w:rPr>
                 <w:sz w:val="18"/>
               </w:rPr>
-              <w:t xml:space="preserve">Termination Date 12/31/2024; Identity Inactive FALSE</w:t>
-            </w:r>
-          </w:p>
-        </w:tc>
-      </w:tr>
-      <w:tr>
-        <w:trPr>
-          <w:cantSplit/>
-          <w:jc w:val="center"/>
-        </w:trPr>
-        <w:tc>
-          <w:tcPr>
-            <w:tcW w:w="5112" w:type="dxa"/>
-            <w:shd w:val="clear" w:color="auto" w:fill="F1F5F9"/>
-            <w:tcMar>
-              <w:top w:w="110" w:type="dxa"/>
-              <w:left w:w="110" w:type="dxa"/>
-              <w:bottom w:w="110" w:type="dxa"/>
-              <w:right w:w="110" w:type="dxa"/>
-            </w:tcMar>
-            <w:vAlign w:val="center"/>
-          </w:tcPr>
-          <w:p>
-            <w:pPr>
-              <w:spacing w:after="0" w:line="240" w:lineRule="auto"/>
-            </w:pPr>
-            <w:r>
-              <w:rPr>
-                <w:b/>
-                <w:color w:val="334155"/>
-                <w:sz w:val="18"/>
-              </w:rPr>
-              <w:t xml:space="preserve">Access added back</w:t>
-            </w:r>
-          </w:p>
-        </w:tc>
-        <w:tc>
-          <w:tcPr>
-            <w:tcW w:w="5112" w:type="dxa"/>
-            <w:tcMar>
-              <w:top w:w="110" w:type="dxa"/>
-              <w:left w:w="110" w:type="dxa"/>
-              <w:bottom w:w="110" w:type="dxa"/>
-              <w:right w:w="110" w:type="dxa"/>
-            </w:tcMar>
-            <w:vAlign w:val="center"/>
-          </w:tcPr>
-          <w:p>
-            <w:pPr>
-              <w:spacing w:after="0" w:line="240" w:lineRule="auto"/>
-            </w:pPr>
-            <w:r>
-              <w:rPr>
-                <w:sz w:val="18"/>
-              </w:rPr>
-              <w:t xml:space="preserve">Member again by 11/25/2025 – a new grant after a confirmed removal; approved request requested under SUS.IAMS.4.2.3.4 (E07, 7_Evidence Status #5) – observation, not a C7 exception</w:t>
+              <w:t xml:space="preserve">Termination Date 12/31/2024; Identity Inactive FALSE; not excluded as HR-terminated (E06.12 tab S13)</w:t>
             </w:r>
           </w:p>
         </w:tc>
@@ -3201,7 +5661,7 @@
           <w:color w:val="0078D4"/>
           <w:sz w:val="22"/>
         </w:rPr>
-        <w:t xml:space="preserve">Exhibit A4: Account and access status after the revocation (workpaper E09 – Sample Attribute Testing rows 16–17)</w:t>
+        <w:t xml:space="preserve">Exhibit A4: Access after the revocation</w:t>
       </w:r>
     </w:p>
     <w:tbl>
@@ -3264,7 +5724,7 @@
               <w:rPr>
                 <w:sz w:val="18"/>
               </w:rPr>
-              <w:t xml:space="preserve">Approved 04/30/2026 by Borges, Dayam (rows 3260 / 3265); AD 05/15/2026: enabled, expiration 06/01/2026, last change 05/13/2026 (row 1636)</w:t>
+              <w:t xml:space="preserve">Approved 04/30/2026 by Borges, Dayam (rows 3260 / 3265); AD 05/15/2026: enabled (row 1636) – E06.4 rows 107, 130</w:t>
             </w:r>
           </w:p>
         </w:tc>
@@ -3296,7 +5756,7 @@
                 <w:color w:val="334155"/>
                 <w:sz w:val="18"/>
               </w:rPr>
-              <w:t xml:space="preserve">2026 Q2 SOX Manager (E06)</w:t>
+              <w:t xml:space="preserve">2026 Q2 SOX Manager (E07 / E06.13)</w:t>
             </w:r>
           </w:p>
         </w:tc>
@@ -3351,7 +5811,7 @@
                 <w:color w:val="334155"/>
                 <w:sz w:val="18"/>
               </w:rPr>
-              <w:t xml:space="preserve">2026 Q2 CyberArk Manager (E06)</w:t>
+              <w:t xml:space="preserve">2026 Q2 CyberArk Manager (E07 / E06.13)</w:t>
             </w:r>
           </w:p>
         </w:tc>
@@ -3406,7 +5866,7 @@
                 <w:color w:val="334155"/>
                 <w:sz w:val="18"/>
               </w:rPr>
-              <w:t xml:space="preserve">2026 Q2 CyberArk Owner (E06)</w:t>
+              <w:t xml:space="preserve">2026 Q2 CyberArk Owner (E06.12 tab S16)</w:t>
             </w:r>
           </w:p>
         </w:tc>
@@ -3429,7 +5889,7 @@
               <w:rPr>
                 <w:sz w:val="18"/>
               </w:rPr>
-              <w:t xml:space="preserve">Alero_Consultant_MIA25142 safe – 12 vault-group rows approved 08/27/2026 by Heredia, Evelio Alejandro</w:t>
+              <w:t xml:space="preserve">Alero_Consultant_MIA25142 safe – 12 rows approved 08/27/2026 by Heredia, Evelio Alejandro</w:t>
             </w:r>
           </w:p>
         </w:tc>
@@ -3461,7 +5921,7 @@
                 <w:color w:val="334155"/>
                 <w:sz w:val="18"/>
               </w:rPr>
-              <w:t xml:space="preserve">AD 10/10/2026 (E06)</w:t>
+              <w:t xml:space="preserve">AD 10/10/2026 (E07 / E06.13)</w:t>
             </w:r>
           </w:p>
         </w:tc>
@@ -3484,7 +5944,7 @@
               <w:rPr>
                 <w:sz w:val="18"/>
               </w:rPr>
-              <w:t xml:space="preserve">Enabled = TRUE (Oct10_2026Users row 1621); the export has no group membership, so membership after 08/17/2026 is not evidenced</w:t>
+              <w:t xml:space="preserve">Enabled = TRUE (Oct10_2026Users row 1621); the export has no group membership</w:t>
             </w:r>
           </w:p>
         </w:tc>
@@ -3501,7 +5961,7 @@
           <w:color w:val="0078D4"/>
           <w:sz w:val="22"/>
         </w:rPr>
-        <w:t xml:space="preserve">Exhibit A5: AD user export command provided by management (E06)</w:t>
+        <w:t xml:space="preserve">Exhibit A5: AD user export command provided by management (E07)</w:t>
       </w:r>
     </w:p>
     <w:p>
@@ -3528,7 +5988,7 @@
                     <pic:cNvPicPr/>
                   </pic:nvPicPr>
                   <pic:blipFill>
-                    <a:blip r:embed="rId17"/>
+                    <a:blip r:embed="rId13"/>
                     <a:stretch>
                       <a:fillRect/>
                     </a:stretch>
@@ -3558,17 +6018,20 @@
           <w:i/>
           <w:sz w:val="16"/>
         </w:rPr>
-        <w:t xml:space="preserve">Source: E06 – C7.Sample.xlsx, "Screenshot" tab. Get-ADUser export of name, sAMAccountName, enabled, UPN, employeeID and employeeNumber only (no group membership); screen clock 10/13/2026 11:04 AM. Workpaper: E09 Evidence Map, O3.</w:t>
+        <w:t xml:space="preserve">Source: E07 – C7.Sample.xlsx, "Screenshot" tab (also in E06). Get-ADUser export without group membership; screen clock 10/13/2026 11:04 AM.</w:t>
       </w:r>
     </w:p>
     <w:p>
+      <w:pPr>
+        <w:jc w:val="both"/>
+      </w:pPr>
       <w:r>
-        <w:t xml:space="preserve">Referenced workbooks: E09 – BSI.IT.27.C7_Sample_of_1_MIA25142_Workpaper.xlsx (tabs WP Summary, Sample Attribute Testing, Evidence Map, Evidence Index, Word Doc Cross-Ref); E07 – BSI.IT.27.C7.05 Testing Walkthrough - Combined with 2026 Q2 Sample.xlsx, tabs 3_Attribute Matrix (rows 5–6) and 4_Item Detail (rows 19, 57, 107, 130).</w:t>
+        <w:t xml:space="preserve">Referenced workbooks: E06 – BSI.IT.27.C7.05 Testing Walkthrough - Combined with 2026 Q2 Sample.xlsx (start at tab 0_Read Me); E09 – BSI.IT.27.C7_Sample_of_1_MIA25142_Workpaper.xlsx.</w:t>
       </w:r>
     </w:p>
     <w:sectPr>
-      <w:headerReference w:type="default" r:id="rId13"/>
-      <w:footerReference w:type="default" r:id="rId14"/>
+      <w:headerReference w:type="default" r:id="rId14"/>
+      <w:footerReference w:type="default" r:id="rId15"/>
       <w:pgSz w:w="12240" w:h="15840"/>
       <w:pgMar w:top="936" w:right="1008" w:bottom="936" w:left="1008" w:header="403" w:footer="403" w:gutter="0"/>
       <w:cols w:space="720"/>
@@ -3579,7 +6042,7 @@
 </file>
 
 <file path=word/endnotes.xml><?xml version="1.0" encoding="utf-8"?>
-<w:endnotes xmlns:wpc="http://schemas.microsoft.com/office/word/2010/wordprocessingCanvas" xmlns:cx="http://schemas.microsoft.com/office/drawing/2014/chartex" xmlns:cx1="http://schemas.microsoft.com/office/drawing/2015/9/8/chartex" xmlns:cx2="http://schemas.microsoft.com/office/drawing/2015/10/21/chartex" xmlns:cx3="http://schemas.microsoft.com/office/drawing/2016/5/9/chartex" xmlns:cx4="http://schemas.microsoft.com/office/drawing/2016/5/10/chartex" xmlns:cx5="http://schemas.microsoft.com/office/drawing/2016/5/11/chartex" xmlns:cx6="http://schemas.microsoft.com/office/drawing/2016/5/12/chartex" xmlns:cx7="http://schemas.microsoft.com/office/drawing/2016/5/13/chartex" xmlns:cx8="http://schemas.microsoft.com/office/drawing/2016/5/14/chartex" xmlns:mc="http://schemas.openxmlformats.org/markup-compatibility/2006" xmlns:aink="http://schemas.microsoft.com/office/drawing/2016/ink" xmlns:am3d="http://schemas.microsoft.com/office/drawing/2017/model3d" xmlns:o="urn:schemas-microsoft-com:office:office" xmlns:oel="http://schemas.microsoft.com/office/2019/extlst" xmlns:r="http://schemas.openxmlformats.org/officeDocument/2006/relationships" xmlns:m="http://schemas.openxmlformats.org/officeDocument/2006/math" xmlns:v="urn:schemas-microsoft-com:vml" xmlns:wp14="http://schemas.microsoft.com/office/word/2010/wordprocessingDrawing" xmlns:wp="http://schemas.openxmlformats.org/drawingml/2006/wordprocessingDrawing" xmlns:w10="urn:schemas-microsoft-com:office:word" xmlns:w="http://schemas.openxmlformats.org/wordprocessingml/2006/main" xmlns:w14="http://schemas.microsoft.com/office/word/2010/wordml" xmlns:w15="http://schemas.microsoft.com/office/word/2012/wordml" xmlns:w16cex="http://schemas.microsoft.com/office/word/2018/wordml/cex" xmlns:w16cid="http://schemas.microsoft.com/office/word/2016/wordml/cid" xmlns:w16="http://schemas.microsoft.com/office/word/2018/wordml" xmlns:w16sdtdh="http://schemas.microsoft.com/office/word/2020/wordml/sdtdatahash" xmlns:w16se="http://schemas.microsoft.com/office/word/2015/wordml/symex" xmlns:wpg="http://schemas.microsoft.com/office/word/2010/wordprocessingGroup" xmlns:wpi="http://schemas.microsoft.com/office/word/2010/wordprocessingInk" xmlns:wne="http://schemas.microsoft.com/office/word/2006/wordml" xmlns:wps="http://schemas.microsoft.com/office/word/2010/wordprocessingShape" mc:Ignorable="w14 w15 w16se w16cid w16 w16cex w16sdtdh wp14">
+<w:endnotes xmlns:wpc="http://schemas.microsoft.com/office/word/2010/wordprocessingCanvas" xmlns:cx="http://schemas.microsoft.com/office/drawing/2014/chartex" xmlns:cx1="http://schemas.microsoft.com/office/drawing/2015/9/8/chartex" xmlns:cx2="http://schemas.microsoft.com/office/drawing/2015/10/21/chartex" xmlns:cx3="http://schemas.microsoft.com/office/drawing/2016/5/9/chartex" xmlns:cx4="http://schemas.microsoft.com/office/drawing/2016/5/10/chartex" xmlns:cx5="http://schemas.microsoft.com/office/drawing/2016/5/11/chartex" xmlns:cx6="http://schemas.microsoft.com/office/drawing/2016/5/12/chartex" xmlns:cx7="http://schemas.microsoft.com/office/drawing/2016/5/13/chartex" xmlns:cx8="http://schemas.microsoft.com/office/drawing/2016/5/14/chartex" xmlns:mc="http://schemas.openxmlformats.org/markup-compatibility/2006" xmlns:aink="http://schemas.microsoft.com/office/drawing/2016/ink" xmlns:am3d="http://schemas.microsoft.com/office/drawing/2017/model3d" xmlns:o="urn:schemas-microsoft-com:office:office" xmlns:oel="http://schemas.microsoft.com/office/2019/extlst" xmlns:r="http://schemas.openxmlformats.org/officeDocument/2006/relationships" xmlns:m="http://schemas.openxmlformats.org/officeDocument/2006/math" xmlns:v="urn:schemas-microsoft-com:vml" xmlns:wp14="http://schemas.microsoft.com/office/word/2010/wordprocessingDrawing" xmlns:wp="http://schemas.openxmlformats.org/drawingml/2006/wordprocessingDrawing" xmlns:w10="urn:schemas-microsoft-com:office:word" xmlns:w="http://schemas.openxmlformats.org/wordprocessingml/2006/main" xmlns:w14="http://schemas.microsoft.com/office/word/2010/wordml" xmlns:w15="http://schemas.microsoft.com/office/word/2012/wordml" xmlns:w16cex="http://schemas.microsoft.com/office/word/2018/wordml/cex" xmlns:w16cid="http://schemas.microsoft.com/office/word/2016/wordml/cid" xmlns:w16="http://schemas.microsoft.com/office/word/2018/wordml" xmlns:w16du="http://schemas.microsoft.com/office/word/2023/wordml/word16du" xmlns:w16sdtdh="http://schemas.microsoft.com/office/word/2020/wordml/sdtdatahash" xmlns:w16sdtfl="http://schemas.microsoft.com/office/word/2024/wordml/sdtformatlock" xmlns:w16se="http://schemas.microsoft.com/office/word/2015/wordml/symex" xmlns:wpg="http://schemas.microsoft.com/office/word/2010/wordprocessingGroup" xmlns:wpi="http://schemas.microsoft.com/office/word/2010/wordprocessingInk" xmlns:wne="http://schemas.microsoft.com/office/word/2006/wordml" xmlns:wps="http://schemas.microsoft.com/office/word/2010/wordprocessingShape" mc:Ignorable="w14 w15 w16se w16cid w16 w16cex w16sdtdh w16sdtfl w16du wp14">
   <w:endnote w:type="separator" w:id="-1">
     <w:p>
       <w:pPr>
@@ -3604,35 +6067,25 @@
 </file>
 
 <file path=word/footer1.xml><?xml version="1.0" encoding="utf-8"?>
-<w:ftr xmlns:wpc="http://schemas.microsoft.com/office/word/2010/wordprocessingCanvas" xmlns:cx="http://schemas.microsoft.com/office/drawing/2014/chartex" xmlns:cx1="http://schemas.microsoft.com/office/drawing/2015/9/8/chartex" xmlns:cx2="http://schemas.microsoft.com/office/drawing/2015/10/21/chartex" xmlns:cx3="http://schemas.microsoft.com/office/drawing/2016/5/9/chartex" xmlns:cx4="http://schemas.microsoft.com/office/drawing/2016/5/10/chartex" xmlns:cx5="http://schemas.microsoft.com/office/drawing/2016/5/11/chartex" xmlns:cx6="http://schemas.microsoft.com/office/drawing/2016/5/12/chartex" xmlns:cx7="http://schemas.microsoft.com/office/drawing/2016/5/13/chartex" xmlns:cx8="http://schemas.microsoft.com/office/drawing/2016/5/14/chartex" xmlns:mc="http://schemas.openxmlformats.org/markup-compatibility/2006" xmlns:aink="http://schemas.microsoft.com/office/drawing/2016/ink" xmlns:am3d="http://schemas.microsoft.com/office/drawing/2017/model3d" xmlns:o="urn:schemas-microsoft-com:office:office" xmlns:oel="http://schemas.microsoft.com/office/2019/extlst" xmlns:r="http://schemas.openxmlformats.org/officeDocument/2006/relationships" xmlns:m="http://schemas.openxmlformats.org/officeDocument/2006/math" xmlns:v="urn:schemas-microsoft-com:vml" xmlns:wp14="http://schemas.microsoft.com/office/word/2010/wordprocessingDrawing" xmlns:wp="http://schemas.openxmlformats.org/drawingml/2006/wordprocessingDrawing" xmlns:w10="urn:schemas-microsoft-com:office:word" xmlns:w="http://schemas.openxmlformats.org/wordprocessingml/2006/main" xmlns:w14="http://schemas.microsoft.com/office/word/2010/wordml" xmlns:w15="http://schemas.microsoft.com/office/word/2012/wordml" xmlns:w16cex="http://schemas.microsoft.com/office/word/2018/wordml/cex" xmlns:w16cid="http://schemas.microsoft.com/office/word/2016/wordml/cid" xmlns:w16="http://schemas.microsoft.com/office/word/2018/wordml" xmlns:w16sdtdh="http://schemas.microsoft.com/office/word/2020/wordml/sdtdatahash" xmlns:w16se="http://schemas.microsoft.com/office/word/2015/wordml/symex" xmlns:wpg="http://schemas.microsoft.com/office/word/2010/wordprocessingGroup" xmlns:wpi="http://schemas.microsoft.com/office/word/2010/wordprocessingInk" xmlns:wne="http://schemas.microsoft.com/office/word/2006/wordml" xmlns:wps="http://schemas.microsoft.com/office/word/2010/wordprocessingShape" mc:Ignorable="w14 w15 w16se w16cid w16 w16cex w16sdtdh wp14">
+<w:ftr xmlns:wpc="http://schemas.microsoft.com/office/word/2010/wordprocessingCanvas" xmlns:cx="http://schemas.microsoft.com/office/drawing/2014/chartex" xmlns:cx1="http://schemas.microsoft.com/office/drawing/2015/9/8/chartex" xmlns:cx2="http://schemas.microsoft.com/office/drawing/2015/10/21/chartex" xmlns:cx3="http://schemas.microsoft.com/office/drawing/2016/5/9/chartex" xmlns:cx4="http://schemas.microsoft.com/office/drawing/2016/5/10/chartex" xmlns:cx5="http://schemas.microsoft.com/office/drawing/2016/5/11/chartex" xmlns:cx6="http://schemas.microsoft.com/office/drawing/2016/5/12/chartex" xmlns:cx7="http://schemas.microsoft.com/office/drawing/2016/5/13/chartex" xmlns:cx8="http://schemas.microsoft.com/office/drawing/2016/5/14/chartex" xmlns:mc="http://schemas.openxmlformats.org/markup-compatibility/2006" xmlns:aink="http://schemas.microsoft.com/office/drawing/2016/ink" xmlns:am3d="http://schemas.microsoft.com/office/drawing/2017/model3d" xmlns:o="urn:schemas-microsoft-com:office:office" xmlns:oel="http://schemas.microsoft.com/office/2019/extlst" xmlns:r="http://schemas.openxmlformats.org/officeDocument/2006/relationships" xmlns:m="http://schemas.openxmlformats.org/officeDocument/2006/math" xmlns:v="urn:schemas-microsoft-com:vml" xmlns:wp14="http://schemas.microsoft.com/office/word/2010/wordprocessingDrawing" xmlns:wp="http://schemas.openxmlformats.org/drawingml/2006/wordprocessingDrawing" xmlns:w10="urn:schemas-microsoft-com:office:word" xmlns:w="http://schemas.openxmlformats.org/wordprocessingml/2006/main" xmlns:w14="http://schemas.microsoft.com/office/word/2010/wordml" xmlns:w15="http://schemas.microsoft.com/office/word/2012/wordml" xmlns:w16cex="http://schemas.microsoft.com/office/word/2018/wordml/cex" xmlns:w16cid="http://schemas.microsoft.com/office/word/2016/wordml/cid" xmlns:w16="http://schemas.microsoft.com/office/word/2018/wordml" xmlns:w16du="http://schemas.microsoft.com/office/word/2023/wordml/word16du" xmlns:w16sdtdh="http://schemas.microsoft.com/office/word/2020/wordml/sdtdatahash" xmlns:w16sdtfl="http://schemas.microsoft.com/office/word/2024/wordml/sdtformatlock" xmlns:w16se="http://schemas.microsoft.com/office/word/2015/wordml/symex" xmlns:wpg="http://schemas.microsoft.com/office/word/2010/wordprocessingGroup" xmlns:wpi="http://schemas.microsoft.com/office/word/2010/wordprocessingInk" xmlns:wne="http://schemas.microsoft.com/office/word/2006/wordml" xmlns:wps="http://schemas.microsoft.com/office/word/2010/wordprocessingShape" mc:Ignorable="w14 w15 w16se w16cid w16 w16cex w16sdtdh w16sdtfl w16du wp14">
   <w:p>
     <w:pPr>
       <w:pStyle w:val="Footer"/>
     </w:pPr>
-    <w:proofErr w:type="gramStart"/>
     <w:r>
       <w:rPr>
         <w:b/>
         <w:color w:val="C53030"/>
         <w:sz w:val="15"/>
       </w:rPr>
-      <w:t>CONFIDENTIAL  |</w:t>
-    </w:r>
-    <w:proofErr w:type="gramEnd"/>
-    <w:r>
-      <w:rPr>
-        <w:b/>
-        <w:color w:val="C53030"/>
-        <w:sz w:val="15"/>
-      </w:rPr>
-      <w:t xml:space="preserve">  BSI.IT.27.C7 – SAMPLE OF ONE MIA25142</w:t>
+      <w:t>CONFIDENTIAL  |  BSI.IT.27.C7 – SAMPLE OF ONE MIA25142</w:t>
     </w:r>
   </w:p>
 </w:ftr>
 </file>
 
 <file path=word/footnotes.xml><?xml version="1.0" encoding="utf-8"?>
-<w:footnotes xmlns:wpc="http://schemas.microsoft.com/office/word/2010/wordprocessingCanvas" xmlns:cx="http://schemas.microsoft.com/office/drawing/2014/chartex" xmlns:cx1="http://schemas.microsoft.com/office/drawing/2015/9/8/chartex" xmlns:cx2="http://schemas.microsoft.com/office/drawing/2015/10/21/chartex" xmlns:cx3="http://schemas.microsoft.com/office/drawing/2016/5/9/chartex" xmlns:cx4="http://schemas.microsoft.com/office/drawing/2016/5/10/chartex" xmlns:cx5="http://schemas.microsoft.com/office/drawing/2016/5/11/chartex" xmlns:cx6="http://schemas.microsoft.com/office/drawing/2016/5/12/chartex" xmlns:cx7="http://schemas.microsoft.com/office/drawing/2016/5/13/chartex" xmlns:cx8="http://schemas.microsoft.com/office/drawing/2016/5/14/chartex" xmlns:mc="http://schemas.openxmlformats.org/markup-compatibility/2006" xmlns:aink="http://schemas.microsoft.com/office/drawing/2016/ink" xmlns:am3d="http://schemas.microsoft.com/office/drawing/2017/model3d" xmlns:o="urn:schemas-microsoft-com:office:office" xmlns:oel="http://schemas.microsoft.com/office/2019/extlst" xmlns:r="http://schemas.openxmlformats.org/officeDocument/2006/relationships" xmlns:m="http://schemas.openxmlformats.org/officeDocument/2006/math" xmlns:v="urn:schemas-microsoft-com:vml" xmlns:wp14="http://schemas.microsoft.com/office/word/2010/wordprocessingDrawing" xmlns:wp="http://schemas.openxmlformats.org/drawingml/2006/wordprocessingDrawing" xmlns:w10="urn:schemas-microsoft-com:office:word" xmlns:w="http://schemas.openxmlformats.org/wordprocessingml/2006/main" xmlns:w14="http://schemas.microsoft.com/office/word/2010/wordml" xmlns:w15="http://schemas.microsoft.com/office/word/2012/wordml" xmlns:w16cex="http://schemas.microsoft.com/office/word/2018/wordml/cex" xmlns:w16cid="http://schemas.microsoft.com/office/word/2016/wordml/cid" xmlns:w16="http://schemas.microsoft.com/office/word/2018/wordml" xmlns:w16sdtdh="http://schemas.microsoft.com/office/word/2020/wordml/sdtdatahash" xmlns:w16se="http://schemas.microsoft.com/office/word/2015/wordml/symex" xmlns:wpg="http://schemas.microsoft.com/office/word/2010/wordprocessingGroup" xmlns:wpi="http://schemas.microsoft.com/office/word/2010/wordprocessingInk" xmlns:wne="http://schemas.microsoft.com/office/word/2006/wordml" xmlns:wps="http://schemas.microsoft.com/office/word/2010/wordprocessingShape" mc:Ignorable="w14 w15 w16se w16cid w16 w16cex w16sdtdh wp14">
+<w:footnotes xmlns:wpc="http://schemas.microsoft.com/office/word/2010/wordprocessingCanvas" xmlns:cx="http://schemas.microsoft.com/office/drawing/2014/chartex" xmlns:cx1="http://schemas.microsoft.com/office/drawing/2015/9/8/chartex" xmlns:cx2="http://schemas.microsoft.com/office/drawing/2015/10/21/chartex" xmlns:cx3="http://schemas.microsoft.com/office/drawing/2016/5/9/chartex" xmlns:cx4="http://schemas.microsoft.com/office/drawing/2016/5/10/chartex" xmlns:cx5="http://schemas.microsoft.com/office/drawing/2016/5/11/chartex" xmlns:cx6="http://schemas.microsoft.com/office/drawing/2016/5/12/chartex" xmlns:cx7="http://schemas.microsoft.com/office/drawing/2016/5/13/chartex" xmlns:cx8="http://schemas.microsoft.com/office/drawing/2016/5/14/chartex" xmlns:mc="http://schemas.openxmlformats.org/markup-compatibility/2006" xmlns:aink="http://schemas.microsoft.com/office/drawing/2016/ink" xmlns:am3d="http://schemas.microsoft.com/office/drawing/2017/model3d" xmlns:o="urn:schemas-microsoft-com:office:office" xmlns:oel="http://schemas.microsoft.com/office/2019/extlst" xmlns:r="http://schemas.openxmlformats.org/officeDocument/2006/relationships" xmlns:m="http://schemas.openxmlformats.org/officeDocument/2006/math" xmlns:v="urn:schemas-microsoft-com:vml" xmlns:wp14="http://schemas.microsoft.com/office/word/2010/wordprocessingDrawing" xmlns:wp="http://schemas.openxmlformats.org/drawingml/2006/wordprocessingDrawing" xmlns:w10="urn:schemas-microsoft-com:office:word" xmlns:w="http://schemas.openxmlformats.org/wordprocessingml/2006/main" xmlns:w14="http://schemas.microsoft.com/office/word/2010/wordml" xmlns:w15="http://schemas.microsoft.com/office/word/2012/wordml" xmlns:w16cex="http://schemas.microsoft.com/office/word/2018/wordml/cex" xmlns:w16cid="http://schemas.microsoft.com/office/word/2016/wordml/cid" xmlns:w16="http://schemas.microsoft.com/office/word/2018/wordml" xmlns:w16du="http://schemas.microsoft.com/office/word/2023/wordml/word16du" xmlns:w16sdtdh="http://schemas.microsoft.com/office/word/2020/wordml/sdtdatahash" xmlns:w16sdtfl="http://schemas.microsoft.com/office/word/2024/wordml/sdtformatlock" xmlns:w16se="http://schemas.microsoft.com/office/word/2015/wordml/symex" xmlns:wpg="http://schemas.microsoft.com/office/word/2010/wordprocessingGroup" xmlns:wpi="http://schemas.microsoft.com/office/word/2010/wordprocessingInk" xmlns:wne="http://schemas.microsoft.com/office/word/2006/wordml" xmlns:wps="http://schemas.microsoft.com/office/word/2010/wordprocessingShape" mc:Ignorable="w14 w15 w16se w16cid w16 w16cex w16sdtdh w16sdtfl w16du wp14">
   <w:footnote w:type="separator" w:id="-1">
     <w:p>
       <w:pPr>
@@ -3657,7 +6110,7 @@
 </file>
 
 <file path=word/header1.xml><?xml version="1.0" encoding="utf-8"?>
-<w:hdr xmlns:wpc="http://schemas.microsoft.com/office/word/2010/wordprocessingCanvas" xmlns:cx="http://schemas.microsoft.com/office/drawing/2014/chartex" xmlns:cx1="http://schemas.microsoft.com/office/drawing/2015/9/8/chartex" xmlns:cx2="http://schemas.microsoft.com/office/drawing/2015/10/21/chartex" xmlns:cx3="http://schemas.microsoft.com/office/drawing/2016/5/9/chartex" xmlns:cx4="http://schemas.microsoft.com/office/drawing/2016/5/10/chartex" xmlns:cx5="http://schemas.microsoft.com/office/drawing/2016/5/11/chartex" xmlns:cx6="http://schemas.microsoft.com/office/drawing/2016/5/12/chartex" xmlns:cx7="http://schemas.microsoft.com/office/drawing/2016/5/13/chartex" xmlns:cx8="http://schemas.microsoft.com/office/drawing/2016/5/14/chartex" xmlns:mc="http://schemas.openxmlformats.org/markup-compatibility/2006" xmlns:aink="http://schemas.microsoft.com/office/drawing/2016/ink" xmlns:am3d="http://schemas.microsoft.com/office/drawing/2017/model3d" xmlns:o="urn:schemas-microsoft-com:office:office" xmlns:oel="http://schemas.microsoft.com/office/2019/extlst" xmlns:r="http://schemas.openxmlformats.org/officeDocument/2006/relationships" xmlns:m="http://schemas.openxmlformats.org/officeDocument/2006/math" xmlns:v="urn:schemas-microsoft-com:vml" xmlns:wp14="http://schemas.microsoft.com/office/word/2010/wordprocessingDrawing" xmlns:wp="http://schemas.openxmlformats.org/drawingml/2006/wordprocessingDrawing" xmlns:w10="urn:schemas-microsoft-com:office:word" xmlns:w="http://schemas.openxmlformats.org/wordprocessingml/2006/main" xmlns:w14="http://schemas.microsoft.com/office/word/2010/wordml" xmlns:w15="http://schemas.microsoft.com/office/word/2012/wordml" xmlns:w16cex="http://schemas.microsoft.com/office/word/2018/wordml/cex" xmlns:w16cid="http://schemas.microsoft.com/office/word/2016/wordml/cid" xmlns:w16="http://schemas.microsoft.com/office/word/2018/wordml" xmlns:w16sdtdh="http://schemas.microsoft.com/office/word/2020/wordml/sdtdatahash" xmlns:w16se="http://schemas.microsoft.com/office/word/2015/wordml/symex" xmlns:wpg="http://schemas.microsoft.com/office/word/2010/wordprocessingGroup" xmlns:wpi="http://schemas.microsoft.com/office/word/2010/wordprocessingInk" xmlns:wne="http://schemas.microsoft.com/office/word/2006/wordml" xmlns:wps="http://schemas.microsoft.com/office/word/2010/wordprocessingShape" mc:Ignorable="w14 w15 w16se w16cid w16 w16cex w16sdtdh wp14">
+<w:hdr xmlns:wpc="http://schemas.microsoft.com/office/word/2010/wordprocessingCanvas" xmlns:cx="http://schemas.microsoft.com/office/drawing/2014/chartex" xmlns:cx1="http://schemas.microsoft.com/office/drawing/2015/9/8/chartex" xmlns:cx2="http://schemas.microsoft.com/office/drawing/2015/10/21/chartex" xmlns:cx3="http://schemas.microsoft.com/office/drawing/2016/5/9/chartex" xmlns:cx4="http://schemas.microsoft.com/office/drawing/2016/5/10/chartex" xmlns:cx5="http://schemas.microsoft.com/office/drawing/2016/5/11/chartex" xmlns:cx6="http://schemas.microsoft.com/office/drawing/2016/5/12/chartex" xmlns:cx7="http://schemas.microsoft.com/office/drawing/2016/5/13/chartex" xmlns:cx8="http://schemas.microsoft.com/office/drawing/2016/5/14/chartex" xmlns:mc="http://schemas.openxmlformats.org/markup-compatibility/2006" xmlns:aink="http://schemas.microsoft.com/office/drawing/2016/ink" xmlns:am3d="http://schemas.microsoft.com/office/drawing/2017/model3d" xmlns:o="urn:schemas-microsoft-com:office:office" xmlns:oel="http://schemas.microsoft.com/office/2019/extlst" xmlns:r="http://schemas.openxmlformats.org/officeDocument/2006/relationships" xmlns:m="http://schemas.openxmlformats.org/officeDocument/2006/math" xmlns:v="urn:schemas-microsoft-com:vml" xmlns:wp14="http://schemas.microsoft.com/office/word/2010/wordprocessingDrawing" xmlns:wp="http://schemas.openxmlformats.org/drawingml/2006/wordprocessingDrawing" xmlns:w10="urn:schemas-microsoft-com:office:word" xmlns:w="http://schemas.openxmlformats.org/wordprocessingml/2006/main" xmlns:w14="http://schemas.microsoft.com/office/word/2010/wordml" xmlns:w15="http://schemas.microsoft.com/office/word/2012/wordml" xmlns:w16cex="http://schemas.microsoft.com/office/word/2018/wordml/cex" xmlns:w16cid="http://schemas.microsoft.com/office/word/2016/wordml/cid" xmlns:w16="http://schemas.microsoft.com/office/word/2018/wordml" xmlns:w16du="http://schemas.microsoft.com/office/word/2023/wordml/word16du" xmlns:w16sdtdh="http://schemas.microsoft.com/office/word/2020/wordml/sdtdatahash" xmlns:w16sdtfl="http://schemas.microsoft.com/office/word/2024/wordml/sdtformatlock" xmlns:w16se="http://schemas.microsoft.com/office/word/2015/wordml/symex" xmlns:wpg="http://schemas.microsoft.com/office/word/2010/wordprocessingGroup" xmlns:wpi="http://schemas.microsoft.com/office/word/2010/wordprocessingInk" xmlns:wne="http://schemas.microsoft.com/office/word/2006/wordml" xmlns:wps="http://schemas.microsoft.com/office/word/2010/wordprocessingShape" mc:Ignorable="w14 w15 w16se w16cid w16 w16cex w16sdtdh w16sdtfl w16du wp14">
   <w:p>
     <w:pPr>
       <w:pStyle w:val="Header"/>
@@ -3676,7 +6129,7 @@
 </file>
 
 <file path=word/numbering.xml><?xml version="1.0" encoding="utf-8"?>
-<w:numbering xmlns:wpc="http://schemas.microsoft.com/office/word/2010/wordprocessingCanvas" xmlns:cx="http://schemas.microsoft.com/office/drawing/2014/chartex" xmlns:cx1="http://schemas.microsoft.com/office/drawing/2015/9/8/chartex" xmlns:cx2="http://schemas.microsoft.com/office/drawing/2015/10/21/chartex" xmlns:cx3="http://schemas.microsoft.com/office/drawing/2016/5/9/chartex" xmlns:cx4="http://schemas.microsoft.com/office/drawing/2016/5/10/chartex" xmlns:cx5="http://schemas.microsoft.com/office/drawing/2016/5/11/chartex" xmlns:cx6="http://schemas.microsoft.com/office/drawing/2016/5/12/chartex" xmlns:cx7="http://schemas.microsoft.com/office/drawing/2016/5/13/chartex" xmlns:cx8="http://schemas.microsoft.com/office/drawing/2016/5/14/chartex" xmlns:mc="http://schemas.openxmlformats.org/markup-compatibility/2006" xmlns:aink="http://schemas.microsoft.com/office/drawing/2016/ink" xmlns:am3d="http://schemas.microsoft.com/office/drawing/2017/model3d" xmlns:o="urn:schemas-microsoft-com:office:office" xmlns:oel="http://schemas.microsoft.com/office/2019/extlst" xmlns:r="http://schemas.openxmlformats.org/officeDocument/2006/relationships" xmlns:m="http://schemas.openxmlformats.org/officeDocument/2006/math" xmlns:v="urn:schemas-microsoft-com:vml" xmlns:wp14="http://schemas.microsoft.com/office/word/2010/wordprocessingDrawing" xmlns:wp="http://schemas.openxmlformats.org/drawingml/2006/wordprocessingDrawing" xmlns:w10="urn:schemas-microsoft-com:office:word" xmlns:w="http://schemas.openxmlformats.org/wordprocessingml/2006/main" xmlns:w14="http://schemas.microsoft.com/office/word/2010/wordml" xmlns:w15="http://schemas.microsoft.com/office/word/2012/wordml" xmlns:w16cex="http://schemas.microsoft.com/office/word/2018/wordml/cex" xmlns:w16cid="http://schemas.microsoft.com/office/word/2016/wordml/cid" xmlns:w16="http://schemas.microsoft.com/office/word/2018/wordml" xmlns:w16sdtdh="http://schemas.microsoft.com/office/word/2020/wordml/sdtdatahash" xmlns:w16se="http://schemas.microsoft.com/office/word/2015/wordml/symex" xmlns:wpg="http://schemas.microsoft.com/office/word/2010/wordprocessingGroup" xmlns:wpi="http://schemas.microsoft.com/office/word/2010/wordprocessingInk" xmlns:wne="http://schemas.microsoft.com/office/word/2006/wordml" xmlns:wps="http://schemas.microsoft.com/office/word/2010/wordprocessingShape" mc:Ignorable="w14 w15 w16se w16cid w16 w16cex w16sdtdh wp14">
+<w:numbering xmlns:wpc="http://schemas.microsoft.com/office/word/2010/wordprocessingCanvas" xmlns:cx="http://schemas.microsoft.com/office/drawing/2014/chartex" xmlns:cx1="http://schemas.microsoft.com/office/drawing/2015/9/8/chartex" xmlns:cx2="http://schemas.microsoft.com/office/drawing/2015/10/21/chartex" xmlns:cx3="http://schemas.microsoft.com/office/drawing/2016/5/9/chartex" xmlns:cx4="http://schemas.microsoft.com/office/drawing/2016/5/10/chartex" xmlns:cx5="http://schemas.microsoft.com/office/drawing/2016/5/11/chartex" xmlns:cx6="http://schemas.microsoft.com/office/drawing/2016/5/12/chartex" xmlns:cx7="http://schemas.microsoft.com/office/drawing/2016/5/13/chartex" xmlns:cx8="http://schemas.microsoft.com/office/drawing/2016/5/14/chartex" xmlns:mc="http://schemas.openxmlformats.org/markup-compatibility/2006" xmlns:aink="http://schemas.microsoft.com/office/drawing/2016/ink" xmlns:am3d="http://schemas.microsoft.com/office/drawing/2017/model3d" xmlns:o="urn:schemas-microsoft-com:office:office" xmlns:oel="http://schemas.microsoft.com/office/2019/extlst" xmlns:r="http://schemas.openxmlformats.org/officeDocument/2006/relationships" xmlns:m="http://schemas.openxmlformats.org/officeDocument/2006/math" xmlns:v="urn:schemas-microsoft-com:vml" xmlns:wp14="http://schemas.microsoft.com/office/word/2010/wordprocessingDrawing" xmlns:wp="http://schemas.openxmlformats.org/drawingml/2006/wordprocessingDrawing" xmlns:w10="urn:schemas-microsoft-com:office:word" xmlns:w="http://schemas.openxmlformats.org/wordprocessingml/2006/main" xmlns:w14="http://schemas.microsoft.com/office/word/2010/wordml" xmlns:w15="http://schemas.microsoft.com/office/word/2012/wordml" xmlns:w16cex="http://schemas.microsoft.com/office/word/2018/wordml/cex" xmlns:w16cid="http://schemas.microsoft.com/office/word/2016/wordml/cid" xmlns:w16="http://schemas.microsoft.com/office/word/2018/wordml" xmlns:w16du="http://schemas.microsoft.com/office/word/2023/wordml/word16du" xmlns:w16sdtdh="http://schemas.microsoft.com/office/word/2020/wordml/sdtdatahash" xmlns:w16sdtfl="http://schemas.microsoft.com/office/word/2024/wordml/sdtformatlock" xmlns:w16se="http://schemas.microsoft.com/office/word/2015/wordml/symex" xmlns:wpg="http://schemas.microsoft.com/office/word/2010/wordprocessingGroup" xmlns:wpi="http://schemas.microsoft.com/office/word/2010/wordprocessingInk" xmlns:wne="http://schemas.microsoft.com/office/word/2006/wordml" xmlns:wps="http://schemas.microsoft.com/office/word/2010/wordprocessingShape" mc:Ignorable="w14 w15 w16se w16cid w16 w16cex w16sdtdh w16sdtfl w16du wp14">
   <w:abstractNum w:abstractNumId="0" w15:restartNumberingAfterBreak="0">
     <w:nsid w:val="FFFFFF7C"/>
     <w:multiLevelType w:val="singleLevel"/>
@@ -3879,7 +6332,7 @@
 </file>
 
 <file path=word/styles.xml><?xml version="1.0" encoding="utf-8"?>
-<w:styles xmlns:mc="http://schemas.openxmlformats.org/markup-compatibility/2006" xmlns:r="http://schemas.openxmlformats.org/officeDocument/2006/relationships" xmlns:w="http://schemas.openxmlformats.org/wordprocessingml/2006/main" xmlns:w14="http://schemas.microsoft.com/office/word/2010/wordml" xmlns:w15="http://schemas.microsoft.com/office/word/2012/wordml" xmlns:w16cex="http://schemas.microsoft.com/office/word/2018/wordml/cex" xmlns:w16cid="http://schemas.microsoft.com/office/word/2016/wordml/cid" xmlns:w16="http://schemas.microsoft.com/office/word/2018/wordml" xmlns:w16sdtdh="http://schemas.microsoft.com/office/word/2020/wordml/sdtdatahash" xmlns:w16se="http://schemas.microsoft.com/office/word/2015/wordml/symex" mc:Ignorable="w14 w15 w16se w16cid w16 w16cex w16sdtdh">
+<w:styles xmlns:mc="http://schemas.openxmlformats.org/markup-compatibility/2006" xmlns:r="http://schemas.openxmlformats.org/officeDocument/2006/relationships" xmlns:w="http://schemas.openxmlformats.org/wordprocessingml/2006/main" xmlns:w14="http://schemas.microsoft.com/office/word/2010/wordml" xmlns:w15="http://schemas.microsoft.com/office/word/2012/wordml" xmlns:w16cex="http://schemas.microsoft.com/office/word/2018/wordml/cex" xmlns:w16cid="http://schemas.microsoft.com/office/word/2016/wordml/cid" xmlns:w16="http://schemas.microsoft.com/office/word/2018/wordml" xmlns:w16du="http://schemas.microsoft.com/office/word/2023/wordml/word16du" xmlns:w16sdtdh="http://schemas.microsoft.com/office/word/2020/wordml/sdtdatahash" xmlns:w16sdtfl="http://schemas.microsoft.com/office/word/2024/wordml/sdtformatlock" xmlns:w16se="http://schemas.microsoft.com/office/word/2015/wordml/symex" mc:Ignorable="w14 w15 w16se w16cid w16 w16cex w16sdtdh w16sdtfl w16du">
   <w:docDefaults>
     <w:rPrDefault>
       <w:rPr>
@@ -4487,7 +6940,6 @@
   <w:style w:type="character" w:default="1" w:styleId="DefaultParagraphFont">
     <w:name w:val="Default Paragraph Font"/>
     <w:uiPriority w:val="1"/>
-    <w:semiHidden/>
     <w:unhideWhenUsed/>
   </w:style>
   <w:style w:type="table" w:default="1" w:styleId="TableNormal">

--- a/BSI.IT.27.C7_Design_WT_Sample_of_1_MIA25142.docx
+++ b/BSI.IT.27.C7_Design_WT_Sample_of_1_MIA25142.docx
@@ -480,7 +480,7 @@
               <w:rPr>
                 <w:sz w:val="18"/>
               </w:rPr>
-              <w:t xml:space="preserve">BSI.IT.27.C7 – E01 to E09 (see Evidence References below). The testing workbook E06 holds every tab cited; E07 is the management file C7.Sample.xlsx.</w:t>
+              <w:t xml:space="preserve">Folder / zip BSI.IT.27.C7 – every file is named BSI.IT.27.C7_E##_... to match the E-numbers in this document. Start with BSI.IT.27.C7_E00_Evidence Index.xlsx.</w:t>
             </w:r>
           </w:p>
         </w:tc>
@@ -523,7 +523,7 @@
         <w:jc w:val="both"/>
       </w:pPr>
       <w:r>
-        <w:t xml:space="preserve">Every result in Section 3 names its evidence (E-number) and the exact place to look, for example "E06.4 rows 19, 57" = workbook E06, tab 4_Item Detail, rows 19 and 57. E-numbers are defined in the Evidence References table below; tabs of the workbook are E06.1 to E06.13.</w:t>
+        <w:t xml:space="preserve">All files are in the folder / zip BSI.IT.27.C7 and named by E-number (BSI.IT.27.C7_E01 ... E09); BSI.IT.27.C7_E00_Evidence Index.xlsx lists them with MD5. Every result in Section 3 names its evidence (E-number) and the exact place to look, for example "E06.4 rows 19, 57" = workbook E06, tab 4_Item Detail, rows 19 and 57. E-numbers are defined in the Evidence References table below; tabs of the workbook are E06.1 to E06.13.</w:t>
       </w:r>
     </w:p>
     <w:p>
@@ -717,7 +717,7 @@
                 <w:b/>
                 <w:bCs/>
               </w:rPr>
-              <w:t>E01</w:t>
+              <w:t xml:space="preserve">E00</w:t>
             </w:r>
           </w:p>
         </w:tc>
@@ -739,7 +739,7 @@
                 <w:b/>
                 <w:bCs/>
               </w:rPr>
-              <w:t>Identity and Access Management Standard v10.0 / v11.0</w:t>
+              <w:t xml:space="preserve">BSI.IT.27.C7_E00_Evidence Index.xlsx (start here)</w:t>
             </w:r>
           </w:p>
         </w:tc>
@@ -757,7 +757,7 @@
           </w:tcPr>
           <w:p>
             <w:r>
-              <w:t>Corporate IAM standard establishing requirements for privileged access reviews, reviewer responsibilities, segregation of duties, recertification frequency, and revocation SLA requirements. Includes requirements that privileged access be reviewed at least semiannually and revoked within 30 business days when no longer appropriate.</w:t>
+              <w:t xml:space="preserve">Index of every file in the BSI.IT.27.C7 folder: E-number, file name, MD5, and where each file is cited in this document and in the workbook E06.</w:t>
             </w:r>
           </w:p>
         </w:tc>
@@ -775,7 +775,7 @@
           </w:tcPr>
           <w:p>
             <w:r>
-              <w:t>Design Effectiveness, Frequency (A1), Reviewer (A3), Revocation SLA (A6)</w:t>
+              <w:t xml:space="preserve">Evidence tracking</w:t>
             </w:r>
           </w:p>
         </w:tc>
@@ -809,7 +809,7 @@
                 <w:b/>
                 <w:bCs/>
               </w:rPr>
-              <w:t>E02</w:t>
+              <w:t>E01</w:t>
             </w:r>
           </w:p>
         </w:tc>
@@ -831,7 +831,7 @@
                 <w:b/>
                 <w:bCs/>
               </w:rPr>
-              <w:t>PAM Recertification Procedure (BSI) v2.0 (04/22/2026)</w:t>
+              <w:t xml:space="preserve">BSI.IT.27.C7_E01_IAM Standard v11.0 (BSIIT21).pdf  [v10.0 in force during the period: not in package]</w:t>
             </w:r>
           </w:p>
         </w:tc>
@@ -849,7 +849,7 @@
           </w:tcPr>
           <w:p>
             <w:r>
-              <w:t>Documents the operational process for PAM recertifications including campaign initiation, manager/account owner review responsibilities, decision documentation, revocation workflow, PAM validation, and escalation requirements.</w:t>
+              <w:t>Corporate IAM standard establishing requirements for privileged access reviews, reviewer responsibilities, segregation of duties, recertification frequency, and revocation SLA requirements. Includes requirements that privileged access be reviewed at least semiannually and revoked within 30 business days when no longer appropriate.</w:t>
             </w:r>
           </w:p>
         </w:tc>
@@ -867,7 +867,7 @@
           </w:tcPr>
           <w:p>
             <w:r>
-              <w:t>Control Design, Initiation, Reviewer Validation, Revocation Process</w:t>
+              <w:t>Design Effectiveness, Frequency (A1), Reviewer (A3), Revocation SLA (A6)</w:t>
             </w:r>
           </w:p>
         </w:tc>
@@ -901,7 +901,7 @@
                 <w:b/>
                 <w:bCs/>
               </w:rPr>
-              <w:t>E03</w:t>
+              <w:t>E02</w:t>
             </w:r>
           </w:p>
         </w:tc>
@@ -923,7 +923,7 @@
                 <w:b/>
                 <w:bCs/>
               </w:rPr>
-              <w:t>PAM Definition of Privilege v10.0</w:t>
+              <w:t xml:space="preserve">BSI.IT.27.C7_E02_PAM Recertification Procedure (BSI) 04.22.26.pdf</w:t>
             </w:r>
           </w:p>
         </w:tc>
@@ -941,15 +941,7 @@
           </w:tcPr>
           <w:p>
             <w:r>
-              <w:t xml:space="preserve">Defines privileged groups subject to certification reviews. Section 3.3 identifies the Network Administration groups included within scope: CISCO ISE Administrators, CISCO Network Administrators, </w:t>
-            </w:r>
-            <w:proofErr w:type="spellStart"/>
-            <w:r>
-              <w:t>ISEAdmin</w:t>
-            </w:r>
-            <w:proofErr w:type="spellEnd"/>
-            <w:r>
-              <w:t>, and F5FullAdmin.</w:t>
+              <w:t>Documents the operational process for PAM recertifications including campaign initiation, manager/account owner review responsibilities, decision documentation, revocation workflow, PAM validation, and escalation requirements.</w:t>
             </w:r>
           </w:p>
         </w:tc>
@@ -967,7 +959,7 @@
           </w:tcPr>
           <w:p>
             <w:r>
-              <w:t>Scope Definition, Population Completeness (A2)</w:t>
+              <w:t>Control Design, Initiation, Reviewer Validation, Revocation Process</w:t>
             </w:r>
           </w:p>
         </w:tc>
@@ -1001,7 +993,7 @@
                 <w:b/>
                 <w:bCs/>
               </w:rPr>
-              <w:t>E04</w:t>
+              <w:t>E03</w:t>
             </w:r>
           </w:p>
         </w:tc>
@@ -1023,7 +1015,7 @@
                 <w:b/>
                 <w:bCs/>
               </w:rPr>
-              <w:t>BSI.IT.27.C7.02 Q3_2025.xlsx</w:t>
+              <w:t xml:space="preserve">BSI.IT.27.C7_E03_PAM Definition of Privilege.pdf  [not in package - original walkthrough folder 01 Policies]</w:t>
             </w:r>
           </w:p>
         </w:tc>
@@ -1041,15 +1033,15 @@
           </w:tcPr>
           <w:p>
             <w:r>
-              <w:t xml:space="preserve">Contains the 2025 Q3 SailPoint certification campaign. Includes manager and entitlement-owner certification results, review decisions, reviewer names, sign-off dates, Active Directory extracts dated 11/25/2025, and </w:t>
+              <w:t xml:space="preserve">Defines privileged groups subject to certification reviews. Section 3.3 identifies the Network Administration groups included within scope: CISCO ISE Administrators, CISCO Network Administrators, </w:t>
             </w:r>
             <w:proofErr w:type="spellStart"/>
             <w:r>
-              <w:t>Netwrix</w:t>
+              <w:t>ISEAdmin</w:t>
             </w:r>
             <w:proofErr w:type="spellEnd"/>
             <w:r>
-              <w:t xml:space="preserve"> revocation logs showing removal activity between 09/02/2025 and 09/08/2025.</w:t>
+              <w:t>, and F5FullAdmin.</w:t>
             </w:r>
           </w:p>
         </w:tc>
@@ -1067,7 +1059,7 @@
           </w:tcPr>
           <w:p>
             <w:r>
-              <w:t>Review Execution, Reviewer Validation, Completeness (A2), Decisions (A4), Revocation Testing (A6)</w:t>
+              <w:t>Scope Definition, Population Completeness (A2)</w:t>
             </w:r>
           </w:p>
         </w:tc>
@@ -1101,7 +1093,7 @@
                 <w:b/>
                 <w:bCs/>
               </w:rPr>
-              <w:t>E05</w:t>
+              <w:t>E04</w:t>
             </w:r>
           </w:p>
         </w:tc>
@@ -1123,7 +1115,7 @@
                 <w:b/>
                 <w:bCs/>
               </w:rPr>
-              <w:t>BSI.IT.27.C7.02 Q1 2026 Cert.xlsx</w:t>
+              <w:t xml:space="preserve">BSI.IT.27.C7_E04_Q3_2025.xlsx  [not in package - original walkthrough folder 02 Evidence]</w:t>
             </w:r>
           </w:p>
         </w:tc>
@@ -1141,7 +1133,7 @@
           </w:tcPr>
           <w:p>
             <w:r>
-              <w:t xml:space="preserve">Contains the 2026 Q1 SailPoint certification campaign. Includes certification decisions, reviewer approvals, Active Directory extract dated 05/15/2026, population reconciliation, and </w:t>
+              <w:t xml:space="preserve">Contains the 2025 Q3 SailPoint certification campaign. Includes manager and entitlement-owner certification results, review decisions, reviewer names, sign-off dates, Active Directory extracts dated 11/25/2025, and </w:t>
             </w:r>
             <w:proofErr w:type="spellStart"/>
             <w:r>
@@ -1149,7 +1141,7 @@
             </w:r>
             <w:proofErr w:type="spellEnd"/>
             <w:r>
-              <w:t xml:space="preserve"> removal logs related to revocation activity in April 2026.</w:t>
+              <w:t xml:space="preserve"> revocation logs showing removal activity between 09/02/2025 and 09/08/2025.</w:t>
             </w:r>
           </w:p>
         </w:tc>
@@ -1167,7 +1159,7 @@
           </w:tcPr>
           <w:p>
             <w:r>
-              <w:t>Frequency (A1), Completeness (A2), Reviewer Validation (A3), Decision Testing (A4), Revocation Testing (A6)</w:t>
+              <w:t>Review Execution, Reviewer Validation, Completeness (A2), Decisions (A4), Revocation Testing (A6)</w:t>
             </w:r>
           </w:p>
         </w:tc>
@@ -1201,7 +1193,7 @@
                 <w:b/>
                 <w:bCs/>
               </w:rPr>
-              <w:t>E06</w:t>
+              <w:t>E05</w:t>
             </w:r>
           </w:p>
         </w:tc>
@@ -1223,7 +1215,7 @@
                 <w:b/>
                 <w:bCs/>
               </w:rPr>
-              <w:t>BSI.IT.27.C7.05 Testing Walkthrough – Combined with 2026 Q2 Sample.xlsx</w:t>
+              <w:t xml:space="preserve">BSI.IT.27.C7_E05_Q1 2026 Cert.xlsx  [not in package - original walkthrough folder 02 Evidence]</w:t>
             </w:r>
           </w:p>
         </w:tc>
@@ -1241,15 +1233,15 @@
           </w:tcPr>
           <w:p>
             <w:r>
-              <w:t xml:space="preserve">Comprehensive testing workbook </w:t>
-            </w:r>
-            <w:proofErr w:type="gramStart"/>
-            <w:r>
-              <w:t>used</w:t>
-            </w:r>
-            <w:proofErr w:type="gramEnd"/>
-            <w:r>
-              <w:t xml:space="preserve"> to document control testing. Contains testing methodology, control-to-attribute mapping, procedures performed, population reconciliation, detailed sample testing, identified exceptions, SLA validation, management response evaluation, evidence inventory, open items, and final conclusions. Also includes a review of the 2026 Q2 certifications provided after the testing period.</w:t>
+              <w:t xml:space="preserve">Contains the 2026 Q1 SailPoint certification campaign. Includes certification decisions, reviewer approvals, Active Directory extract dated 05/15/2026, population reconciliation, and </w:t>
+            </w:r>
+            <w:proofErr w:type="spellStart"/>
+            <w:r>
+              <w:t>Netwrix</w:t>
+            </w:r>
+            <w:proofErr w:type="spellEnd"/>
+            <w:r>
+              <w:t xml:space="preserve"> removal logs related to revocation activity in April 2026.</w:t>
             </w:r>
           </w:p>
         </w:tc>
@@ -1267,7 +1259,7 @@
           </w:tcPr>
           <w:p>
             <w:r>
-              <w:t>Primary Audit Workpaper, Testing Trail, Conclusion Support, Attribute Assessment</w:t>
+              <w:t>Frequency (A1), Completeness (A2), Reviewer Validation (A3), Decision Testing (A4), Revocation Testing (A6)</w:t>
             </w:r>
           </w:p>
         </w:tc>
@@ -1301,7 +1293,7 @@
                 <w:b/>
                 <w:bCs/>
               </w:rPr>
-              <w:t xml:space="preserve">E06.1</w:t>
+              <w:t>E06</w:t>
             </w:r>
           </w:p>
         </w:tc>
@@ -1323,7 +1315,7 @@
                 <w:b/>
                 <w:bCs/>
               </w:rPr>
-              <w:t>Tab 1 – Control &amp; Approach</w:t>
+              <w:t xml:space="preserve">BSI.IT.27.C7_E06_Testing Walkthrough - Combined with 2026 Q2 Sample.xlsx</w:t>
             </w:r>
           </w:p>
         </w:tc>
@@ -1341,7 +1333,15 @@
           </w:tcPr>
           <w:p>
             <w:r>
-              <w:t>Documents control requirements, testing attributes (A1-A7), testing population, scope, sample selection methodology, and audit criteria used for testing.</w:t>
+              <w:t xml:space="preserve">Comprehensive testing workbook </w:t>
+            </w:r>
+            <w:proofErr w:type="gramStart"/>
+            <w:r>
+              <w:t>used</w:t>
+            </w:r>
+            <w:proofErr w:type="gramEnd"/>
+            <w:r>
+              <w:t xml:space="preserve"> to document control testing. Contains testing methodology, control-to-attribute mapping, procedures performed, population reconciliation, detailed sample testing, identified exceptions, SLA validation, management response evaluation, evidence inventory, open items, and final conclusions. Also includes a review of the 2026 Q2 certifications provided after the testing period.</w:t>
             </w:r>
           </w:p>
         </w:tc>
@@ -1359,7 +1359,7 @@
           </w:tcPr>
           <w:p>
             <w:r>
-              <w:t>Overall Testing Methodology</w:t>
+              <w:t>Primary Audit Workpaper, Testing Trail, Conclusion Support, Attribute Assessment</w:t>
             </w:r>
           </w:p>
         </w:tc>
@@ -1393,7 +1393,7 @@
                 <w:b/>
                 <w:bCs/>
               </w:rPr>
-              <w:t>E06.2</w:t>
+              <w:t xml:space="preserve">E06.1</w:t>
             </w:r>
           </w:p>
         </w:tc>
@@ -1415,7 +1415,7 @@
                 <w:b/>
                 <w:bCs/>
               </w:rPr>
-              <w:t>Tab 2 – Step-by-Step</w:t>
+              <w:t>Tab 1 – Control &amp; Approach</w:t>
             </w:r>
           </w:p>
         </w:tc>
@@ -1433,7 +1433,7 @@
           </w:tcPr>
           <w:p>
             <w:r>
-              <w:t>Detailed walkthrough of the testing procedures performed, evidence reviewed, testing logic applied, and results obtained for each attribute.</w:t>
+              <w:t>Documents control requirements, testing attributes (A1-A7), testing population, scope, sample selection methodology, and audit criteria used for testing.</w:t>
             </w:r>
           </w:p>
         </w:tc>
@@ -1451,7 +1451,7 @@
           </w:tcPr>
           <w:p>
             <w:r>
-              <w:t>Testing Execution Documentation</w:t>
+              <w:t>Overall Testing Methodology</w:t>
             </w:r>
           </w:p>
         </w:tc>
@@ -1485,7 +1485,7 @@
                 <w:b/>
                 <w:bCs/>
               </w:rPr>
-              <w:t>E06.3</w:t>
+              <w:t>E06.2</w:t>
             </w:r>
           </w:p>
         </w:tc>
@@ -1507,7 +1507,7 @@
                 <w:b/>
                 <w:bCs/>
               </w:rPr>
-              <w:t>Tab 3 – Attribute Matrix</w:t>
+              <w:t>Tab 2 – Step-by-Step</w:t>
             </w:r>
           </w:p>
         </w:tc>
@@ -1525,7 +1525,7 @@
           </w:tcPr>
           <w:p>
             <w:r>
-              <w:t>Consolidated testing results by sample and privileged group, showing Pass/Fail results for Completeness, Reviewer, Decisions, Frequency, Appropriateness, and Revocation SLA attributes.</w:t>
+              <w:t>Detailed walkthrough of the testing procedures performed, evidence reviewed, testing logic applied, and results obtained for each attribute.</w:t>
             </w:r>
           </w:p>
         </w:tc>
@@ -1543,7 +1543,7 @@
           </w:tcPr>
           <w:p>
             <w:r>
-              <w:t>Control Assessment Summary</w:t>
+              <w:t>Testing Execution Documentation</w:t>
             </w:r>
           </w:p>
         </w:tc>
@@ -1577,7 +1577,7 @@
                 <w:b/>
                 <w:bCs/>
               </w:rPr>
-              <w:t>E06.4</w:t>
+              <w:t>E06.3</w:t>
             </w:r>
           </w:p>
         </w:tc>
@@ -1599,7 +1599,7 @@
                 <w:b/>
                 <w:bCs/>
               </w:rPr>
-              <w:t>Tab 4 – Item Detail</w:t>
+              <w:t>Tab 3 – Attribute Matrix</w:t>
             </w:r>
           </w:p>
         </w:tc>
@@ -1617,7 +1617,7 @@
           </w:tcPr>
           <w:p>
             <w:r>
-              <w:t>Detailed account-level testing for every privileged account reviewed, including certification decisions, AD status, IAMS status, reviewer information, and exceptions identified.</w:t>
+              <w:t>Consolidated testing results by sample and privileged group, showing Pass/Fail results for Completeness, Reviewer, Decisions, Frequency, Appropriateness, and Revocation SLA attributes.</w:t>
             </w:r>
           </w:p>
         </w:tc>
@@ -1635,7 +1635,7 @@
           </w:tcPr>
           <w:p>
             <w:r>
-              <w:t>Sample Testing Support</w:t>
+              <w:t>Control Assessment Summary</w:t>
             </w:r>
           </w:p>
         </w:tc>
@@ -1669,7 +1669,7 @@
                 <w:b/>
                 <w:bCs/>
               </w:rPr>
-              <w:t>E06.5</w:t>
+              <w:t>E06.4</w:t>
             </w:r>
           </w:p>
         </w:tc>
@@ -1691,7 +1691,7 @@
                 <w:b/>
                 <w:bCs/>
               </w:rPr>
-              <w:t>Tab 5 – Exceptions</w:t>
+              <w:t>Tab 4 – Item Detail</w:t>
             </w:r>
           </w:p>
         </w:tc>
@@ -1709,7 +1709,7 @@
           </w:tcPr>
           <w:p>
             <w:r>
-              <w:t>Detailed exception log documenting accounts that were terminated, disabled, re-granted access, or removed and subsequently re-added.</w:t>
+              <w:t>Detailed account-level testing for every privileged account reviewed, including certification decisions, AD status, IAMS status, reviewer information, and exceptions identified.</w:t>
             </w:r>
           </w:p>
         </w:tc>
@@ -1727,7 +1727,7 @@
           </w:tcPr>
           <w:p>
             <w:r>
-              <w:t>Exception Analysis</w:t>
+              <w:t>Sample Testing Support</w:t>
             </w:r>
           </w:p>
         </w:tc>
@@ -1761,7 +1761,7 @@
                 <w:b/>
                 <w:bCs/>
               </w:rPr>
-              <w:t>E06.6</w:t>
+              <w:t>E06.5</w:t>
             </w:r>
           </w:p>
         </w:tc>
@@ -1783,7 +1783,7 @@
                 <w:b/>
                 <w:bCs/>
               </w:rPr>
-              <w:t>Tab 6 – Sources</w:t>
+              <w:t>Tab 5 – Exceptions</w:t>
             </w:r>
           </w:p>
         </w:tc>
@@ -1801,7 +1801,7 @@
           </w:tcPr>
           <w:p>
             <w:r>
-              <w:t>Inventory of policies, procedures, certification reports, and system-generated evidence relied upon during testing.</w:t>
+              <w:t>Detailed exception log documenting accounts that were terminated, disabled, re-granted access, or removed and subsequently re-added.</w:t>
             </w:r>
           </w:p>
         </w:tc>
@@ -1819,7 +1819,7 @@
           </w:tcPr>
           <w:p>
             <w:r>
-              <w:t>Evidence Traceability</w:t>
+              <w:t>Exception Analysis</w:t>
             </w:r>
           </w:p>
         </w:tc>
@@ -1853,7 +1853,7 @@
                 <w:b/>
                 <w:bCs/>
               </w:rPr>
-              <w:t>E06.7</w:t>
+              <w:t>E06.6</w:t>
             </w:r>
           </w:p>
         </w:tc>
@@ -1875,7 +1875,7 @@
                 <w:b/>
                 <w:bCs/>
               </w:rPr>
-              <w:t>Tab 7 – Evidence Status</w:t>
+              <w:t>Tab 6 – Sources</w:t>
             </w:r>
           </w:p>
         </w:tc>
@@ -1893,7 +1893,7 @@
           </w:tcPr>
           <w:p>
             <w:r>
-              <w:t>Tracks evidence received, pending evidence requests, open questions, and information still required from management.</w:t>
+              <w:t>Inventory of policies, procedures, certification reports, and system-generated evidence relied upon during testing.</w:t>
             </w:r>
           </w:p>
         </w:tc>
@@ -1911,7 +1911,7 @@
           </w:tcPr>
           <w:p>
             <w:r>
-              <w:t>Audit Follow-up Tracking</w:t>
+              <w:t>Evidence Traceability</w:t>
             </w:r>
           </w:p>
         </w:tc>
@@ -1945,7 +1945,7 @@
                 <w:b/>
                 <w:bCs/>
               </w:rPr>
-              <w:t>E06.8</w:t>
+              <w:t>E06.7</w:t>
             </w:r>
           </w:p>
         </w:tc>
@@ -1967,7 +1967,7 @@
                 <w:b/>
                 <w:bCs/>
               </w:rPr>
-              <w:t>Tab 8 – Procedure Coverage</w:t>
+              <w:t>Tab 7 – Evidence Status</w:t>
             </w:r>
           </w:p>
         </w:tc>
@@ -1985,7 +1985,7 @@
           </w:tcPr>
           <w:p>
             <w:r>
-              <w:t>Maps each testing step to evidence obtained and conclusions reached.</w:t>
+              <w:t>Tracks evidence received, pending evidence requests, open questions, and information still required from management.</w:t>
             </w:r>
           </w:p>
         </w:tc>
@@ -2003,7 +2003,7 @@
           </w:tcPr>
           <w:p>
             <w:r>
-              <w:t>Testing Coverage Documentation</w:t>
+              <w:t>Audit Follow-up Tracking</w:t>
             </w:r>
           </w:p>
         </w:tc>
@@ -2037,7 +2037,7 @@
                 <w:b/>
                 <w:bCs/>
               </w:rPr>
-              <w:t>E06.9</w:t>
+              <w:t>E06.8</w:t>
             </w:r>
           </w:p>
         </w:tc>
@@ -2059,7 +2059,7 @@
                 <w:b/>
                 <w:bCs/>
               </w:rPr>
-              <w:t>Tab 9 – Sample Tab Review</w:t>
+              <w:t>Tab 8 – Procedure Coverage</w:t>
             </w:r>
           </w:p>
         </w:tc>
@@ -2077,7 +2077,7 @@
           </w:tcPr>
           <w:p>
             <w:r>
-              <w:t>Analysis of management’s supplemental sample file (C7.Sample.xlsx), validating whether the additional evidence supports or clears identified exceptions.</w:t>
+              <w:t>Maps each testing step to evidence obtained and conclusions reached.</w:t>
             </w:r>
           </w:p>
         </w:tc>
@@ -2095,7 +2095,7 @@
           </w:tcPr>
           <w:p>
             <w:r>
-              <w:t>Management Response Assessment</w:t>
+              <w:t>Testing Coverage Documentation</w:t>
             </w:r>
           </w:p>
         </w:tc>
@@ -2129,7 +2129,7 @@
                 <w:b/>
                 <w:bCs/>
               </w:rPr>
-              <w:t>E07</w:t>
+              <w:t>E06.9</w:t>
             </w:r>
           </w:p>
         </w:tc>
@@ -2151,7 +2151,7 @@
                 <w:b/>
                 <w:bCs/>
               </w:rPr>
-              <w:t>C7.Sample.xlsx</w:t>
+              <w:t>Tab 9 – Sample Tab Review</w:t>
             </w:r>
           </w:p>
         </w:tc>
@@ -2169,7 +2169,7 @@
           </w:tcPr>
           <w:p>
             <w:r>
-              <w:t>Supplemental management-provided evidence containing 2026 Q2 SOX Manager Certifications, CyberArk Manager Certifications, CyberArk Owner Certifications, AD user extracts, screenshots, and sample account reviews. Demonstrates that sampled accounts remained approved in subsequent certification campaigns.</w:t>
+              <w:t>Analysis of management’s supplemental sample file (C7.Sample.xlsx), validating whether the additional evidence supports or clears identified exceptions.</w:t>
             </w:r>
           </w:p>
         </w:tc>
@@ -2187,7 +2187,7 @@
           </w:tcPr>
           <w:p>
             <w:r>
-              <w:t>Additional Validation Evidence</w:t>
+              <w:t>Management Response Assessment</w:t>
             </w:r>
           </w:p>
         </w:tc>
@@ -2427,7 +2427,7 @@
                 <w:b/>
                 <w:bCs/>
               </w:rPr>
-              <w:t xml:space="preserve">Tabs S9–S16 – SanIAM source files (6_Sources.zip)</w:t>
+              <w:t xml:space="preserve">Tabs S9-S16 of E06; original CSVs in folder BSI.IT.27.C7_E06.12_SanIAM source files</w:t>
             </w:r>
           </w:p>
         </w:tc>
@@ -2589,7 +2589,7 @@
                 <w:b/>
                 <w:bCs/>
               </w:rPr>
-              <w:t>E08</w:t>
+              <w:t>E07</w:t>
             </w:r>
           </w:p>
         </w:tc>
@@ -2611,7 +2611,7 @@
                 <w:b/>
                 <w:bCs/>
               </w:rPr>
-              <w:t>Sample Step Taken.docx</w:t>
+              <w:t xml:space="preserve">BSI.IT.27.C7_E07_C7.Sample.xlsx</w:t>
             </w:r>
           </w:p>
         </w:tc>
@@ -2629,15 +2629,7 @@
           </w:tcPr>
           <w:p>
             <w:r>
-              <w:t xml:space="preserve">Documents additional audit requests made to management, including requests for revocation evidence, </w:t>
-            </w:r>
-            <w:proofErr w:type="spellStart"/>
-            <w:r>
-              <w:t>Netwrix</w:t>
-            </w:r>
-            <w:proofErr w:type="spellEnd"/>
-            <w:r>
-              <w:t xml:space="preserve"> logs, ServiceNow tickets, AD extracts, and remediation evidence.</w:t>
+              <w:t>Supplemental management-provided evidence containing 2026 Q2 SOX Manager Certifications, CyberArk Manager Certifications, CyberArk Owner Certifications, AD user extracts, screenshots, and sample account reviews. Demonstrates that sampled accounts remained approved in subsequent certification campaigns.</w:t>
             </w:r>
           </w:p>
         </w:tc>
@@ -2655,7 +2647,7 @@
           </w:tcPr>
           <w:p>
             <w:r>
-              <w:t xml:space="preserve">Audit Support (A6 request)</w:t>
+              <w:t>Additional Validation Evidence</w:t>
             </w:r>
           </w:p>
         </w:tc>
@@ -2689,7 +2681,7 @@
                 <w:b/>
                 <w:bCs/>
               </w:rPr>
-              <w:t xml:space="preserve">E09</w:t>
+              <w:t>E08</w:t>
             </w:r>
           </w:p>
         </w:tc>
@@ -2711,7 +2703,107 @@
                 <w:b/>
                 <w:bCs/>
               </w:rPr>
-              <w:t xml:space="preserve">BSI.IT.27.C7_Sample_of_1_MIA25142_Workpaper.xlsx</w:t>
+              <w:t xml:space="preserve">BSI.IT.27.C7_E08_Sample step taken.docx</w:t>
+            </w:r>
+          </w:p>
+        </w:tc>
+        <w:tc>
+          <w:tcPr>
+            <w:tcW w:w="0" w:type="auto"/>
+            <w:tcBorders>
+              <w:top w:val="single" w:sz="6" w:space="0" w:color="E6E6E6"/>
+              <w:left w:val="single" w:sz="6" w:space="0" w:color="E6E6E6"/>
+              <w:bottom w:val="single" w:sz="6" w:space="0" w:color="E6E6E6"/>
+              <w:right w:val="single" w:sz="6" w:space="0" w:color="E6E6E6"/>
+            </w:tcBorders>
+            <w:vAlign w:val="center"/>
+            <w:hideMark/>
+          </w:tcPr>
+          <w:p>
+            <w:r>
+              <w:t xml:space="preserve">Documents additional audit requests made to management, including requests for revocation evidence, </w:t>
+            </w:r>
+            <w:proofErr w:type="spellStart"/>
+            <w:r>
+              <w:t>Netwrix</w:t>
+            </w:r>
+            <w:proofErr w:type="spellEnd"/>
+            <w:r>
+              <w:t xml:space="preserve"> logs, ServiceNow tickets, AD extracts, and remediation evidence.</w:t>
+            </w:r>
+          </w:p>
+        </w:tc>
+        <w:tc>
+          <w:tcPr>
+            <w:tcW w:w="0" w:type="auto"/>
+            <w:tcBorders>
+              <w:top w:val="single" w:sz="6" w:space="0" w:color="E6E6E6"/>
+              <w:left w:val="single" w:sz="6" w:space="0" w:color="E6E6E6"/>
+              <w:bottom w:val="single" w:sz="6" w:space="0" w:color="E6E6E6"/>
+              <w:right w:val="single" w:sz="6" w:space="0" w:color="E6E6E6"/>
+            </w:tcBorders>
+            <w:vAlign w:val="center"/>
+            <w:hideMark/>
+          </w:tcPr>
+          <w:p>
+            <w:r>
+              <w:t xml:space="preserve">Audit Support (A6 request)</w:t>
+            </w:r>
+          </w:p>
+        </w:tc>
+      </w:tr>
+      <w:tr>
+        <w:trPr>
+          <w:tblCellSpacing w:w="15" w:type="dxa"/>
+        </w:trPr>
+        <w:tc>
+          <w:tcPr>
+            <w:tcW w:w="0" w:type="auto"/>
+            <w:tcBorders>
+              <w:top w:val="single" w:sz="6" w:space="0" w:color="E6E6E6"/>
+              <w:left w:val="single" w:sz="6" w:space="0" w:color="E6E6E6"/>
+              <w:bottom w:val="single" w:sz="6" w:space="0" w:color="E6E6E6"/>
+              <w:right w:val="single" w:sz="6" w:space="0" w:color="E6E6E6"/>
+            </w:tcBorders>
+            <w:shd w:val="clear" w:color="auto" w:fill="F5F5F5"/>
+            <w:vAlign w:val="center"/>
+            <w:hideMark/>
+          </w:tcPr>
+          <w:p>
+            <w:pPr>
+              <w:rPr>
+                <w:b/>
+                <w:bCs/>
+              </w:rPr>
+            </w:pPr>
+            <w:r>
+              <w:rPr>
+                <w:b/>
+                <w:bCs/>
+              </w:rPr>
+              <w:t xml:space="preserve">E09</w:t>
+            </w:r>
+          </w:p>
+        </w:tc>
+        <w:tc>
+          <w:tcPr>
+            <w:tcW w:w="0" w:type="auto"/>
+            <w:tcBorders>
+              <w:top w:val="single" w:sz="6" w:space="0" w:color="E6E6E6"/>
+              <w:left w:val="single" w:sz="6" w:space="0" w:color="E6E6E6"/>
+              <w:bottom w:val="single" w:sz="6" w:space="0" w:color="E6E6E6"/>
+              <w:right w:val="single" w:sz="6" w:space="0" w:color="E6E6E6"/>
+            </w:tcBorders>
+            <w:vAlign w:val="center"/>
+            <w:hideMark/>
+          </w:tcPr>
+          <w:p>
+            <w:r>
+              <w:rPr>
+                <w:b/>
+                <w:bCs/>
+              </w:rPr>
+              <w:t xml:space="preserve">BSI.IT.27.C7_E09_Sample of 1 MIA25142 Workpaper.xlsx</w:t>
             </w:r>
           </w:p>
         </w:tc>
@@ -6026,7 +6118,7 @@
         <w:jc w:val="both"/>
       </w:pPr>
       <w:r>
-        <w:t xml:space="preserve">Referenced workbooks: E06 – BSI.IT.27.C7.05 Testing Walkthrough - Combined with 2026 Q2 Sample.xlsx (start at tab 0_Read Me); E09 – BSI.IT.27.C7_Sample_of_1_MIA25142_Workpaper.xlsx.</w:t>
+        <w:t xml:space="preserve">Package: folder / zip BSI.IT.27.C7 – E00 index, E01-E02 policies, E06 testing workbook (start at tab 0_Read Me), E06.12 SanIAM source files, E07 management file, E08 request, E09 sample-of-one workpaper, and this document. E03-E05 and IAM Standard v10.0 are in the original walkthrough evidence folder (MD5 in E06 tab 6_Sources).</w:t>
       </w:r>
     </w:p>
     <w:sectPr>
